--- a/USER MANUAL.docx
+++ b/USER MANUAL.docx
@@ -378,15 +378,7 @@
           <w:sz w:val="28"/>
           <w:szCs w:val="28"/>
         </w:rPr>
-        <w:t>1. Overview and Navigation ........................................</w:t>
-      </w:r>
-      <w:r>
-        <w:rPr>
-          <w:rFonts w:ascii="Times New Roman" w:hAnsi="Times New Roman" w:cs="Times New Roman"/>
-          <w:sz w:val="28"/>
-          <w:szCs w:val="28"/>
-        </w:rPr>
-        <w:t>.............................................</w:t>
+        <w:t>1. Overview and Navigation .....................................................................................</w:t>
       </w:r>
       <w:r>
         <w:rPr>
@@ -427,15 +419,258 @@
           <w:sz w:val="28"/>
           <w:szCs w:val="28"/>
         </w:rPr>
-        <w:t>2. Tank Master ......................................................</w:t>
-      </w:r>
-      <w:r>
-        <w:rPr>
-          <w:rFonts w:ascii="Times New Roman" w:hAnsi="Times New Roman" w:cs="Times New Roman"/>
-          <w:sz w:val="28"/>
-          <w:szCs w:val="28"/>
-        </w:rPr>
-        <w:t>.............................................</w:t>
+        <w:t>2.</w:t>
+      </w:r>
+      <w:r>
+        <w:rPr>
+          <w:rFonts w:ascii="Segoe UI" w:eastAsia="Times New Roman" w:hAnsi="Segoe UI" w:cs="Segoe UI"/>
+          <w:color w:val="CCCCCC"/>
+          <w:sz w:val="21"/>
+          <w:szCs w:val="21"/>
+          <w:bdr w:val="single" w:sz="2" w:space="0" w:color="E5E7EB" w:frame="1"/>
+          <w:lang w:eastAsia="en-IN"/>
+        </w:rPr>
+        <w:t xml:space="preserve"> </w:t>
+      </w:r>
+      <w:r>
+        <w:rPr>
+          <w:rFonts w:ascii="Times New Roman" w:hAnsi="Times New Roman" w:cs="Times New Roman"/>
+          <w:sz w:val="28"/>
+          <w:szCs w:val="28"/>
+        </w:rPr>
+        <w:t xml:space="preserve">Masters </w:t>
+      </w:r>
+      <w:r>
+        <w:rPr>
+          <w:rFonts w:ascii="Times New Roman" w:hAnsi="Times New Roman" w:cs="Times New Roman"/>
+          <w:sz w:val="28"/>
+          <w:szCs w:val="28"/>
+        </w:rPr>
+        <w:t>…………………………………………………………………………………….</w:t>
+      </w:r>
+      <w:r>
+        <w:rPr>
+          <w:rFonts w:ascii="Times New Roman" w:hAnsi="Times New Roman" w:cs="Times New Roman"/>
+          <w:sz w:val="28"/>
+          <w:szCs w:val="28"/>
+        </w:rPr>
+        <w:t>3</w:t>
+      </w:r>
+    </w:p>
+    <w:p>
+      <w:pPr>
+        <w:rPr>
+          <w:rFonts w:ascii="Times New Roman" w:hAnsi="Times New Roman" w:cs="Times New Roman"/>
+          <w:sz w:val="28"/>
+          <w:szCs w:val="28"/>
+        </w:rPr>
+      </w:pPr>
+      <w:r>
+        <w:rPr>
+          <w:rFonts w:ascii="Times New Roman" w:hAnsi="Times New Roman" w:cs="Times New Roman"/>
+          <w:sz w:val="28"/>
+          <w:szCs w:val="28"/>
+        </w:rPr>
+        <w:t xml:space="preserve">    2.1</w:t>
+      </w:r>
+      <w:r>
+        <w:rPr>
+          <w:rFonts w:ascii="Times New Roman" w:hAnsi="Times New Roman" w:cs="Times New Roman"/>
+          <w:sz w:val="28"/>
+          <w:szCs w:val="28"/>
+        </w:rPr>
+        <w:t>Tank Code/ISO Code</w:t>
+      </w:r>
+      <w:r>
+        <w:rPr>
+          <w:rFonts w:ascii="Times New Roman" w:hAnsi="Times New Roman" w:cs="Times New Roman"/>
+          <w:sz w:val="28"/>
+          <w:szCs w:val="28"/>
+        </w:rPr>
+        <w:t xml:space="preserve"> …………………………………………………………………..</w:t>
+      </w:r>
+      <w:r>
+        <w:rPr>
+          <w:rFonts w:ascii="Times New Roman" w:hAnsi="Times New Roman" w:cs="Times New Roman"/>
+          <w:sz w:val="28"/>
+          <w:szCs w:val="28"/>
+        </w:rPr>
+        <w:t>3</w:t>
+      </w:r>
+    </w:p>
+    <w:p>
+      <w:pPr>
+        <w:ind w:left="-720"/>
+        <w:rPr>
+          <w:rFonts w:ascii="Times New Roman" w:hAnsi="Times New Roman" w:cs="Times New Roman"/>
+          <w:sz w:val="28"/>
+          <w:szCs w:val="28"/>
+        </w:rPr>
+      </w:pPr>
+      <w:r>
+        <w:rPr>
+          <w:rFonts w:ascii="Times New Roman" w:hAnsi="Times New Roman" w:cs="Times New Roman"/>
+          <w:sz w:val="28"/>
+          <w:szCs w:val="28"/>
+        </w:rPr>
+        <w:t xml:space="preserve">              </w:t>
+      </w:r>
+      <w:r>
+        <w:rPr>
+          <w:rFonts w:ascii="Times New Roman" w:hAnsi="Times New Roman" w:cs="Times New Roman"/>
+          <w:sz w:val="28"/>
+          <w:szCs w:val="28"/>
+        </w:rPr>
+        <w:t>2.2 Regulations</w:t>
+      </w:r>
+      <w:r>
+        <w:rPr>
+          <w:rFonts w:ascii="Times New Roman" w:hAnsi="Times New Roman" w:cs="Times New Roman"/>
+          <w:sz w:val="28"/>
+          <w:szCs w:val="28"/>
+        </w:rPr>
+        <w:t xml:space="preserve"> ……………………………………………………………………………</w:t>
+      </w:r>
+      <w:r>
+        <w:rPr>
+          <w:rFonts w:ascii="Times New Roman" w:hAnsi="Times New Roman" w:cs="Times New Roman"/>
+          <w:sz w:val="28"/>
+          <w:szCs w:val="28"/>
+        </w:rPr>
+        <w:t>.3</w:t>
+      </w:r>
+    </w:p>
+    <w:p>
+      <w:pPr>
+        <w:ind w:left="-720"/>
+        <w:rPr>
+          <w:rFonts w:ascii="Times New Roman" w:hAnsi="Times New Roman" w:cs="Times New Roman"/>
+          <w:sz w:val="28"/>
+          <w:szCs w:val="28"/>
+        </w:rPr>
+      </w:pPr>
+      <w:r>
+        <w:rPr>
+          <w:rFonts w:ascii="Times New Roman" w:hAnsi="Times New Roman" w:cs="Times New Roman"/>
+          <w:sz w:val="28"/>
+          <w:szCs w:val="28"/>
+        </w:rPr>
+        <w:t xml:space="preserve">              </w:t>
+      </w:r>
+      <w:r>
+        <w:rPr>
+          <w:rFonts w:ascii="Times New Roman" w:hAnsi="Times New Roman" w:cs="Times New Roman"/>
+          <w:sz w:val="28"/>
+          <w:szCs w:val="28"/>
+        </w:rPr>
+        <w:t>2.3 P&amp;ID Drawings</w:t>
+      </w:r>
+      <w:r>
+        <w:rPr>
+          <w:rFonts w:ascii="Times New Roman" w:hAnsi="Times New Roman" w:cs="Times New Roman"/>
+          <w:sz w:val="28"/>
+          <w:szCs w:val="28"/>
+        </w:rPr>
+        <w:t xml:space="preserve"> ………………………………………………………………………</w:t>
+      </w:r>
+      <w:r>
+        <w:rPr>
+          <w:rFonts w:ascii="Times New Roman" w:hAnsi="Times New Roman" w:cs="Times New Roman"/>
+          <w:sz w:val="28"/>
+          <w:szCs w:val="28"/>
+        </w:rPr>
+        <w:t>..3</w:t>
+      </w:r>
+    </w:p>
+    <w:p>
+      <w:pPr>
+        <w:rPr>
+          <w:rFonts w:ascii="Times New Roman" w:hAnsi="Times New Roman" w:cs="Times New Roman"/>
+          <w:sz w:val="28"/>
+          <w:szCs w:val="28"/>
+        </w:rPr>
+      </w:pPr>
+      <w:r>
+        <w:rPr>
+          <w:rFonts w:ascii="Times New Roman" w:hAnsi="Times New Roman" w:cs="Times New Roman"/>
+          <w:sz w:val="28"/>
+          <w:szCs w:val="28"/>
+        </w:rPr>
+        <w:t xml:space="preserve">    </w:t>
+      </w:r>
+      <w:r>
+        <w:rPr>
+          <w:rFonts w:ascii="Times New Roman" w:hAnsi="Times New Roman" w:cs="Times New Roman"/>
+          <w:sz w:val="28"/>
+          <w:szCs w:val="28"/>
+        </w:rPr>
+        <w:t>2.4 Certificates</w:t>
+      </w:r>
+      <w:r>
+        <w:rPr>
+          <w:rFonts w:ascii="Times New Roman" w:hAnsi="Times New Roman" w:cs="Times New Roman"/>
+          <w:sz w:val="28"/>
+          <w:szCs w:val="28"/>
+        </w:rPr>
+        <w:t xml:space="preserve"> ……………………………………………………………………………..3</w:t>
+      </w:r>
+    </w:p>
+    <w:p>
+      <w:pPr>
+        <w:rPr>
+          <w:rFonts w:ascii="Times New Roman" w:hAnsi="Times New Roman" w:cs="Times New Roman"/>
+          <w:sz w:val="28"/>
+          <w:szCs w:val="28"/>
+        </w:rPr>
+      </w:pPr>
+      <w:r>
+        <w:rPr>
+          <w:rFonts w:ascii="Times New Roman" w:hAnsi="Times New Roman" w:cs="Times New Roman"/>
+          <w:sz w:val="28"/>
+          <w:szCs w:val="28"/>
+        </w:rPr>
+        <w:t xml:space="preserve">    </w:t>
+      </w:r>
+      <w:r>
+        <w:rPr>
+          <w:rFonts w:ascii="Times New Roman" w:hAnsi="Times New Roman" w:cs="Times New Roman"/>
+          <w:sz w:val="28"/>
+          <w:szCs w:val="28"/>
+        </w:rPr>
+        <w:t>2.5 GA Drawings</w:t>
+      </w:r>
+      <w:r>
+        <w:rPr>
+          <w:rFonts w:ascii="Times New Roman" w:hAnsi="Times New Roman" w:cs="Times New Roman"/>
+          <w:sz w:val="28"/>
+          <w:szCs w:val="28"/>
+        </w:rPr>
+        <w:t xml:space="preserve"> …………………………………………………………………………..3</w:t>
+      </w:r>
+    </w:p>
+    <w:p>
+      <w:pPr>
+        <w:rPr>
+          <w:rFonts w:ascii="Times New Roman" w:hAnsi="Times New Roman" w:cs="Times New Roman"/>
+          <w:sz w:val="28"/>
+          <w:szCs w:val="28"/>
+        </w:rPr>
+      </w:pPr>
+      <w:r>
+        <w:rPr>
+          <w:rFonts w:ascii="Times New Roman" w:hAnsi="Times New Roman" w:cs="Times New Roman"/>
+          <w:sz w:val="28"/>
+          <w:szCs w:val="28"/>
+        </w:rPr>
+        <w:t>3</w:t>
+      </w:r>
+      <w:r>
+        <w:rPr>
+          <w:rFonts w:ascii="Times New Roman" w:hAnsi="Times New Roman" w:cs="Times New Roman"/>
+          <w:sz w:val="28"/>
+          <w:szCs w:val="28"/>
+        </w:rPr>
+        <w:t>. Tank Master ...................................................................................................</w:t>
       </w:r>
       <w:r>
         <w:rPr>
@@ -459,32 +694,40 @@
           <w:sz w:val="28"/>
           <w:szCs w:val="28"/>
         </w:rPr>
+        <w:t>4</w:t>
+      </w:r>
+    </w:p>
+    <w:p>
+      <w:pPr>
+        <w:rPr>
+          <w:rFonts w:ascii="Times New Roman" w:hAnsi="Times New Roman" w:cs="Times New Roman"/>
+          <w:sz w:val="28"/>
+          <w:szCs w:val="28"/>
+        </w:rPr>
+      </w:pPr>
+      <w:r>
+        <w:rPr>
+          <w:rFonts w:ascii="Times New Roman" w:hAnsi="Times New Roman" w:cs="Times New Roman"/>
+          <w:sz w:val="28"/>
+          <w:szCs w:val="28"/>
+        </w:rPr>
+        <w:t xml:space="preserve">   </w:t>
+      </w:r>
+      <w:r>
+        <w:rPr>
+          <w:rFonts w:ascii="Times New Roman" w:hAnsi="Times New Roman" w:cs="Times New Roman"/>
+          <w:sz w:val="28"/>
+          <w:szCs w:val="28"/>
+        </w:rPr>
         <w:t>3</w:t>
       </w:r>
-    </w:p>
-    <w:p>
-      <w:pPr>
-        <w:rPr>
-          <w:rFonts w:ascii="Times New Roman" w:hAnsi="Times New Roman" w:cs="Times New Roman"/>
-          <w:sz w:val="28"/>
-          <w:szCs w:val="28"/>
-        </w:rPr>
-      </w:pPr>
-      <w:r>
-        <w:rPr>
-          <w:rFonts w:ascii="Times New Roman" w:hAnsi="Times New Roman" w:cs="Times New Roman"/>
-          <w:sz w:val="28"/>
-          <w:szCs w:val="28"/>
-        </w:rPr>
-        <w:t xml:space="preserve">   2.1 Dashboard &amp; List View .......................................</w:t>
-      </w:r>
-      <w:r>
-        <w:rPr>
-          <w:rFonts w:ascii="Times New Roman" w:hAnsi="Times New Roman" w:cs="Times New Roman"/>
-          <w:sz w:val="28"/>
-          <w:szCs w:val="28"/>
-        </w:rPr>
-        <w:t>....................................................</w:t>
+      <w:r>
+        <w:rPr>
+          <w:rFonts w:ascii="Times New Roman" w:hAnsi="Times New Roman" w:cs="Times New Roman"/>
+          <w:sz w:val="28"/>
+          <w:szCs w:val="28"/>
+        </w:rPr>
+        <w:t>.1 Dashboard &amp; List View ...........................................................................................</w:t>
       </w:r>
       <w:r>
         <w:rPr>
@@ -500,32 +743,211 @@
           <w:sz w:val="28"/>
           <w:szCs w:val="28"/>
         </w:rPr>
-        <w:t>...</w:t>
-      </w:r>
-      <w:r>
-        <w:rPr>
-          <w:rFonts w:ascii="Times New Roman" w:hAnsi="Times New Roman" w:cs="Times New Roman"/>
-          <w:sz w:val="28"/>
-          <w:szCs w:val="28"/>
-        </w:rPr>
-        <w:t xml:space="preserve"> 3</w:t>
-      </w:r>
-    </w:p>
-    <w:p>
-      <w:pPr>
-        <w:rPr>
-          <w:rFonts w:ascii="Times New Roman" w:hAnsi="Times New Roman" w:cs="Times New Roman"/>
-          <w:sz w:val="28"/>
-          <w:szCs w:val="28"/>
-        </w:rPr>
-      </w:pPr>
-      <w:r>
-        <w:rPr>
-          <w:rFonts w:ascii="Times New Roman" w:hAnsi="Times New Roman" w:cs="Times New Roman"/>
-          <w:sz w:val="28"/>
-          <w:szCs w:val="28"/>
-        </w:rPr>
-        <w:t xml:space="preserve">   2.2 New Tank Window &amp; Tabs ......................................</w:t>
+        <w:t xml:space="preserve">... </w:t>
+      </w:r>
+      <w:r>
+        <w:rPr>
+          <w:rFonts w:ascii="Times New Roman" w:hAnsi="Times New Roman" w:cs="Times New Roman"/>
+          <w:sz w:val="28"/>
+          <w:szCs w:val="28"/>
+        </w:rPr>
+        <w:t>4</w:t>
+      </w:r>
+    </w:p>
+    <w:p>
+      <w:pPr>
+        <w:rPr>
+          <w:rFonts w:ascii="Times New Roman" w:hAnsi="Times New Roman" w:cs="Times New Roman"/>
+          <w:sz w:val="28"/>
+          <w:szCs w:val="28"/>
+        </w:rPr>
+      </w:pPr>
+      <w:r>
+        <w:rPr>
+          <w:rFonts w:ascii="Times New Roman" w:hAnsi="Times New Roman" w:cs="Times New Roman"/>
+          <w:sz w:val="28"/>
+          <w:szCs w:val="28"/>
+        </w:rPr>
+        <w:t xml:space="preserve">   </w:t>
+      </w:r>
+      <w:r>
+        <w:rPr>
+          <w:rFonts w:ascii="Times New Roman" w:hAnsi="Times New Roman" w:cs="Times New Roman"/>
+          <w:sz w:val="28"/>
+          <w:szCs w:val="28"/>
+        </w:rPr>
+        <w:t>3</w:t>
+      </w:r>
+      <w:r>
+        <w:rPr>
+          <w:rFonts w:ascii="Times New Roman" w:hAnsi="Times New Roman" w:cs="Times New Roman"/>
+          <w:sz w:val="28"/>
+          <w:szCs w:val="28"/>
+        </w:rPr>
+        <w:t>.2 New Tank Window &amp; Tabs .....................................................</w:t>
+      </w:r>
+      <w:r>
+        <w:rPr>
+          <w:rFonts w:ascii="Times New Roman" w:hAnsi="Times New Roman" w:cs="Times New Roman"/>
+          <w:sz w:val="28"/>
+          <w:szCs w:val="28"/>
+        </w:rPr>
+        <w:t>......................................</w:t>
+      </w:r>
+      <w:r>
+        <w:rPr>
+          <w:rFonts w:ascii="Times New Roman" w:hAnsi="Times New Roman" w:cs="Times New Roman"/>
+          <w:sz w:val="28"/>
+          <w:szCs w:val="28"/>
+        </w:rPr>
+        <w:t>. 4</w:t>
+      </w:r>
+    </w:p>
+    <w:p>
+      <w:pPr>
+        <w:rPr>
+          <w:rFonts w:ascii="Times New Roman" w:hAnsi="Times New Roman" w:cs="Times New Roman"/>
+          <w:sz w:val="28"/>
+          <w:szCs w:val="28"/>
+        </w:rPr>
+      </w:pPr>
+      <w:r>
+        <w:rPr>
+          <w:rFonts w:ascii="Times New Roman" w:hAnsi="Times New Roman" w:cs="Times New Roman"/>
+          <w:sz w:val="28"/>
+          <w:szCs w:val="28"/>
+        </w:rPr>
+        <w:t>4</w:t>
+      </w:r>
+      <w:r>
+        <w:rPr>
+          <w:rFonts w:ascii="Times New Roman" w:hAnsi="Times New Roman" w:cs="Times New Roman"/>
+          <w:sz w:val="28"/>
+          <w:szCs w:val="28"/>
+        </w:rPr>
+        <w:t xml:space="preserve">. Inspection Report </w:t>
+      </w:r>
+      <w:r>
+        <w:rPr>
+          <w:rFonts w:ascii="Times New Roman" w:hAnsi="Times New Roman" w:cs="Times New Roman"/>
+          <w:sz w:val="28"/>
+          <w:szCs w:val="28"/>
+        </w:rPr>
+        <w:t xml:space="preserve">  </w:t>
+      </w:r>
+      <w:r>
+        <w:rPr>
+          <w:rFonts w:ascii="Times New Roman" w:hAnsi="Times New Roman" w:cs="Times New Roman"/>
+          <w:sz w:val="28"/>
+          <w:szCs w:val="28"/>
+        </w:rPr>
+        <w:t>........................................................................</w:t>
+      </w:r>
+      <w:r>
+        <w:rPr>
+          <w:rFonts w:ascii="Times New Roman" w:hAnsi="Times New Roman" w:cs="Times New Roman"/>
+          <w:sz w:val="28"/>
+          <w:szCs w:val="28"/>
+        </w:rPr>
+        <w:t>....................</w:t>
+      </w:r>
+      <w:r>
+        <w:rPr>
+          <w:rFonts w:ascii="Times New Roman" w:hAnsi="Times New Roman" w:cs="Times New Roman"/>
+          <w:sz w:val="28"/>
+          <w:szCs w:val="28"/>
+        </w:rPr>
+        <w:t>...................4</w:t>
+      </w:r>
+    </w:p>
+    <w:p>
+      <w:pPr>
+        <w:rPr>
+          <w:rFonts w:ascii="Times New Roman" w:hAnsi="Times New Roman" w:cs="Times New Roman"/>
+          <w:sz w:val="28"/>
+          <w:szCs w:val="28"/>
+        </w:rPr>
+      </w:pPr>
+      <w:r>
+        <w:rPr>
+          <w:rFonts w:ascii="Times New Roman" w:hAnsi="Times New Roman" w:cs="Times New Roman"/>
+          <w:sz w:val="28"/>
+          <w:szCs w:val="28"/>
+        </w:rPr>
+        <w:t xml:space="preserve">   </w:t>
+      </w:r>
+      <w:r>
+        <w:rPr>
+          <w:rFonts w:ascii="Times New Roman" w:hAnsi="Times New Roman" w:cs="Times New Roman"/>
+          <w:sz w:val="28"/>
+          <w:szCs w:val="28"/>
+        </w:rPr>
+        <w:t>4</w:t>
+      </w:r>
+      <w:r>
+        <w:rPr>
+          <w:rFonts w:ascii="Times New Roman" w:hAnsi="Times New Roman" w:cs="Times New Roman"/>
+          <w:sz w:val="28"/>
+          <w:szCs w:val="28"/>
+        </w:rPr>
+        <w:t>.1 Current &amp; History .....................................................................</w:t>
+      </w:r>
+      <w:r>
+        <w:rPr>
+          <w:rFonts w:ascii="Times New Roman" w:hAnsi="Times New Roman" w:cs="Times New Roman"/>
+          <w:sz w:val="28"/>
+          <w:szCs w:val="28"/>
+        </w:rPr>
+        <w:t>.............</w:t>
+      </w:r>
+      <w:r>
+        <w:rPr>
+          <w:rFonts w:ascii="Times New Roman" w:hAnsi="Times New Roman" w:cs="Times New Roman"/>
+          <w:sz w:val="28"/>
+          <w:szCs w:val="28"/>
+        </w:rPr>
+        <w:t xml:space="preserve">........................ </w:t>
+      </w:r>
+      <w:r>
+        <w:rPr>
+          <w:rFonts w:ascii="Times New Roman" w:hAnsi="Times New Roman" w:cs="Times New Roman"/>
+          <w:sz w:val="28"/>
+          <w:szCs w:val="28"/>
+        </w:rPr>
+        <w:t>5</w:t>
+      </w:r>
+    </w:p>
+    <w:p>
+      <w:pPr>
+        <w:rPr>
+          <w:rFonts w:ascii="Times New Roman" w:hAnsi="Times New Roman" w:cs="Times New Roman"/>
+          <w:sz w:val="28"/>
+          <w:szCs w:val="28"/>
+        </w:rPr>
+      </w:pPr>
+      <w:r>
+        <w:rPr>
+          <w:rFonts w:ascii="Times New Roman" w:hAnsi="Times New Roman" w:cs="Times New Roman"/>
+          <w:sz w:val="28"/>
+          <w:szCs w:val="28"/>
+        </w:rPr>
+        <w:t xml:space="preserve">   </w:t>
+      </w:r>
+      <w:r>
+        <w:rPr>
+          <w:rFonts w:ascii="Times New Roman" w:hAnsi="Times New Roman" w:cs="Times New Roman"/>
+          <w:sz w:val="28"/>
+          <w:szCs w:val="28"/>
+        </w:rPr>
+        <w:t>4</w:t>
+      </w:r>
+      <w:r>
+        <w:rPr>
+          <w:rFonts w:ascii="Times New Roman" w:hAnsi="Times New Roman" w:cs="Times New Roman"/>
+          <w:sz w:val="28"/>
+          <w:szCs w:val="28"/>
+        </w:rPr>
+        <w:t>.2 Inspection Workflow .....................................................................................</w:t>
       </w:r>
       <w:r>
         <w:rPr>
@@ -541,7 +963,40 @@
           <w:sz w:val="28"/>
           <w:szCs w:val="28"/>
         </w:rPr>
-        <w:t>......................................</w:t>
+        <w:t>..5</w:t>
+      </w:r>
+    </w:p>
+    <w:p>
+      <w:pPr>
+        <w:rPr>
+          <w:rFonts w:ascii="Times New Roman" w:hAnsi="Times New Roman" w:cs="Times New Roman"/>
+          <w:sz w:val="28"/>
+          <w:szCs w:val="28"/>
+        </w:rPr>
+      </w:pPr>
+      <w:r>
+        <w:rPr>
+          <w:rFonts w:ascii="Times New Roman" w:hAnsi="Times New Roman" w:cs="Times New Roman"/>
+          <w:sz w:val="28"/>
+          <w:szCs w:val="28"/>
+        </w:rPr>
+        <w:t>5</w:t>
+      </w:r>
+      <w:r>
+        <w:rPr>
+          <w:rFonts w:ascii="Times New Roman" w:hAnsi="Times New Roman" w:cs="Times New Roman"/>
+          <w:sz w:val="28"/>
+          <w:szCs w:val="28"/>
+        </w:rPr>
+        <w:t>. Generate PPT ...............................................................................................</w:t>
+      </w:r>
+      <w:r>
+        <w:rPr>
+          <w:rFonts w:ascii="Times New Roman" w:hAnsi="Times New Roman" w:cs="Times New Roman"/>
+          <w:sz w:val="28"/>
+          <w:szCs w:val="28"/>
+        </w:rPr>
+        <w:t>.......................</w:t>
       </w:r>
       <w:r>
         <w:rPr>
@@ -557,244 +1012,32 @@
           <w:sz w:val="28"/>
           <w:szCs w:val="28"/>
         </w:rPr>
-        <w:t xml:space="preserve"> 4</w:t>
-      </w:r>
-    </w:p>
-    <w:p>
-      <w:pPr>
-        <w:rPr>
-          <w:rFonts w:ascii="Times New Roman" w:hAnsi="Times New Roman" w:cs="Times New Roman"/>
-          <w:sz w:val="28"/>
-          <w:szCs w:val="28"/>
-        </w:rPr>
-      </w:pPr>
-      <w:r>
-        <w:rPr>
-          <w:rFonts w:ascii="Times New Roman" w:hAnsi="Times New Roman" w:cs="Times New Roman"/>
-          <w:sz w:val="28"/>
-          <w:szCs w:val="28"/>
-        </w:rPr>
-        <w:t xml:space="preserve">3. Inspection Report </w:t>
-      </w:r>
-      <w:r>
-        <w:rPr>
-          <w:rFonts w:ascii="Times New Roman" w:hAnsi="Times New Roman" w:cs="Times New Roman"/>
-          <w:sz w:val="28"/>
-          <w:szCs w:val="28"/>
-        </w:rPr>
-        <w:t xml:space="preserve">  </w:t>
-      </w:r>
-      <w:r>
-        <w:rPr>
-          <w:rFonts w:ascii="Times New Roman" w:hAnsi="Times New Roman" w:cs="Times New Roman"/>
-          <w:sz w:val="28"/>
-          <w:szCs w:val="28"/>
-        </w:rPr>
-        <w:t>..............................................</w:t>
-      </w:r>
-      <w:r>
-        <w:rPr>
-          <w:rFonts w:ascii="Times New Roman" w:hAnsi="Times New Roman" w:cs="Times New Roman"/>
-          <w:sz w:val="28"/>
-          <w:szCs w:val="28"/>
-        </w:rPr>
-        <w:t>..........................</w:t>
-      </w:r>
-      <w:r>
-        <w:rPr>
-          <w:rFonts w:ascii="Times New Roman" w:hAnsi="Times New Roman" w:cs="Times New Roman"/>
-          <w:sz w:val="28"/>
-          <w:szCs w:val="28"/>
-        </w:rPr>
-        <w:t>....................</w:t>
-      </w:r>
-      <w:r>
-        <w:rPr>
-          <w:rFonts w:ascii="Times New Roman" w:hAnsi="Times New Roman" w:cs="Times New Roman"/>
-          <w:sz w:val="28"/>
-          <w:szCs w:val="28"/>
-        </w:rPr>
-        <w:t>...................</w:t>
-      </w:r>
-      <w:r>
-        <w:rPr>
-          <w:rFonts w:ascii="Times New Roman" w:hAnsi="Times New Roman" w:cs="Times New Roman"/>
-          <w:sz w:val="28"/>
-          <w:szCs w:val="28"/>
-        </w:rPr>
-        <w:t>4</w:t>
-      </w:r>
-    </w:p>
-    <w:p>
-      <w:pPr>
-        <w:rPr>
-          <w:rFonts w:ascii="Times New Roman" w:hAnsi="Times New Roman" w:cs="Times New Roman"/>
-          <w:sz w:val="28"/>
-          <w:szCs w:val="28"/>
-        </w:rPr>
-      </w:pPr>
-      <w:r>
-        <w:rPr>
-          <w:rFonts w:ascii="Times New Roman" w:hAnsi="Times New Roman" w:cs="Times New Roman"/>
-          <w:sz w:val="28"/>
-          <w:szCs w:val="28"/>
-        </w:rPr>
-        <w:t xml:space="preserve">   3.1 Current &amp; History ............................................</w:t>
-      </w:r>
-      <w:r>
-        <w:rPr>
-          <w:rFonts w:ascii="Times New Roman" w:hAnsi="Times New Roman" w:cs="Times New Roman"/>
-          <w:sz w:val="28"/>
-          <w:szCs w:val="28"/>
-        </w:rPr>
-        <w:t>.........................</w:t>
-      </w:r>
-      <w:r>
-        <w:rPr>
-          <w:rFonts w:ascii="Times New Roman" w:hAnsi="Times New Roman" w:cs="Times New Roman"/>
-          <w:sz w:val="28"/>
-          <w:szCs w:val="28"/>
-        </w:rPr>
-        <w:t>.............</w:t>
-      </w:r>
-      <w:r>
-        <w:rPr>
-          <w:rFonts w:ascii="Times New Roman" w:hAnsi="Times New Roman" w:cs="Times New Roman"/>
-          <w:sz w:val="28"/>
-          <w:szCs w:val="28"/>
-        </w:rPr>
-        <w:t>........................</w:t>
-      </w:r>
-      <w:r>
-        <w:rPr>
-          <w:rFonts w:ascii="Times New Roman" w:hAnsi="Times New Roman" w:cs="Times New Roman"/>
-          <w:sz w:val="28"/>
-          <w:szCs w:val="28"/>
-        </w:rPr>
-        <w:t xml:space="preserve"> 4</w:t>
-      </w:r>
-    </w:p>
-    <w:p>
-      <w:pPr>
-        <w:rPr>
-          <w:rFonts w:ascii="Times New Roman" w:hAnsi="Times New Roman" w:cs="Times New Roman"/>
-          <w:sz w:val="28"/>
-          <w:szCs w:val="28"/>
-        </w:rPr>
-      </w:pPr>
-      <w:r>
-        <w:rPr>
-          <w:rFonts w:ascii="Times New Roman" w:hAnsi="Times New Roman" w:cs="Times New Roman"/>
-          <w:sz w:val="28"/>
-          <w:szCs w:val="28"/>
-        </w:rPr>
-        <w:t xml:space="preserve">   3.2 Inspection Workflow ..........................................</w:t>
-      </w:r>
-      <w:r>
-        <w:rPr>
-          <w:rFonts w:ascii="Times New Roman" w:hAnsi="Times New Roman" w:cs="Times New Roman"/>
-          <w:sz w:val="28"/>
-          <w:szCs w:val="28"/>
-        </w:rPr>
-        <w:t>...........................................</w:t>
-      </w:r>
-      <w:r>
-        <w:rPr>
-          <w:rFonts w:ascii="Times New Roman" w:hAnsi="Times New Roman" w:cs="Times New Roman"/>
-          <w:sz w:val="28"/>
-          <w:szCs w:val="28"/>
-        </w:rPr>
-        <w:t>...............</w:t>
-      </w:r>
-      <w:r>
-        <w:rPr>
-          <w:rFonts w:ascii="Times New Roman" w:hAnsi="Times New Roman" w:cs="Times New Roman"/>
-          <w:sz w:val="28"/>
-          <w:szCs w:val="28"/>
-        </w:rPr>
-        <w:t>..</w:t>
-      </w:r>
-      <w:r>
-        <w:rPr>
-          <w:rFonts w:ascii="Times New Roman" w:hAnsi="Times New Roman" w:cs="Times New Roman"/>
-          <w:sz w:val="28"/>
-          <w:szCs w:val="28"/>
-        </w:rPr>
-        <w:t>5</w:t>
-      </w:r>
-    </w:p>
-    <w:p>
-      <w:pPr>
-        <w:rPr>
-          <w:rFonts w:ascii="Times New Roman" w:hAnsi="Times New Roman" w:cs="Times New Roman"/>
-          <w:sz w:val="28"/>
-          <w:szCs w:val="28"/>
-        </w:rPr>
-      </w:pPr>
-      <w:r>
-        <w:rPr>
-          <w:rFonts w:ascii="Times New Roman" w:hAnsi="Times New Roman" w:cs="Times New Roman"/>
-          <w:sz w:val="28"/>
-          <w:szCs w:val="28"/>
-        </w:rPr>
-        <w:t>4. Generate PPT .....................................................</w:t>
-      </w:r>
-      <w:r>
-        <w:rPr>
-          <w:rFonts w:ascii="Times New Roman" w:hAnsi="Times New Roman" w:cs="Times New Roman"/>
-          <w:sz w:val="28"/>
-          <w:szCs w:val="28"/>
-        </w:rPr>
-        <w:t>..........................................</w:t>
-      </w:r>
-      <w:r>
-        <w:rPr>
-          <w:rFonts w:ascii="Times New Roman" w:hAnsi="Times New Roman" w:cs="Times New Roman"/>
-          <w:sz w:val="28"/>
-          <w:szCs w:val="28"/>
-        </w:rPr>
-        <w:t>.......................</w:t>
-      </w:r>
-      <w:r>
-        <w:rPr>
-          <w:rFonts w:ascii="Times New Roman" w:hAnsi="Times New Roman" w:cs="Times New Roman"/>
-          <w:sz w:val="28"/>
-          <w:szCs w:val="28"/>
-        </w:rPr>
-        <w:t>.</w:t>
-      </w:r>
-      <w:r>
-        <w:rPr>
-          <w:rFonts w:ascii="Times New Roman" w:hAnsi="Times New Roman" w:cs="Times New Roman"/>
-          <w:sz w:val="28"/>
-          <w:szCs w:val="28"/>
-        </w:rPr>
-        <w:t>5</w:t>
-      </w:r>
-    </w:p>
-    <w:p>
-      <w:pPr>
-        <w:rPr>
-          <w:rFonts w:ascii="Times New Roman" w:hAnsi="Times New Roman" w:cs="Times New Roman"/>
-          <w:sz w:val="28"/>
-          <w:szCs w:val="28"/>
-        </w:rPr>
-      </w:pPr>
-      <w:r>
-        <w:rPr>
-          <w:rFonts w:ascii="Times New Roman" w:hAnsi="Times New Roman" w:cs="Times New Roman"/>
-          <w:sz w:val="28"/>
-          <w:szCs w:val="28"/>
-        </w:rPr>
-        <w:t>5. Security and Access ..............................................</w:t>
-      </w:r>
-      <w:r>
-        <w:rPr>
-          <w:rFonts w:ascii="Times New Roman" w:hAnsi="Times New Roman" w:cs="Times New Roman"/>
-          <w:sz w:val="28"/>
-          <w:szCs w:val="28"/>
-        </w:rPr>
-        <w:t>...................................</w:t>
+        <w:t>6</w:t>
+      </w:r>
+    </w:p>
+    <w:p>
+      <w:pPr>
+        <w:rPr>
+          <w:rFonts w:ascii="Times New Roman" w:hAnsi="Times New Roman" w:cs="Times New Roman"/>
+          <w:sz w:val="28"/>
+          <w:szCs w:val="28"/>
+        </w:rPr>
+      </w:pPr>
+      <w:r>
+        <w:rPr>
+          <w:rFonts w:ascii="Times New Roman" w:hAnsi="Times New Roman" w:cs="Times New Roman"/>
+          <w:sz w:val="28"/>
+          <w:szCs w:val="28"/>
+        </w:rPr>
+        <w:t>6</w:t>
+      </w:r>
+      <w:r>
+        <w:rPr>
+          <w:rFonts w:ascii="Times New Roman" w:hAnsi="Times New Roman" w:cs="Times New Roman"/>
+          <w:sz w:val="28"/>
+          <w:szCs w:val="28"/>
+        </w:rPr>
+        <w:t>. Security and Access .................................................................................</w:t>
       </w:r>
       <w:r>
         <w:rPr>
@@ -810,15 +1053,7 @@
           <w:sz w:val="28"/>
           <w:szCs w:val="28"/>
         </w:rPr>
-        <w:t>.................</w:t>
-      </w:r>
-      <w:r>
-        <w:rPr>
-          <w:rFonts w:ascii="Times New Roman" w:hAnsi="Times New Roman" w:cs="Times New Roman"/>
-          <w:sz w:val="28"/>
-          <w:szCs w:val="28"/>
-        </w:rPr>
-        <w:t xml:space="preserve"> 6</w:t>
+        <w:t>................. 6</w:t>
       </w:r>
     </w:p>
     <w:p>
@@ -966,425 +1201,1799 @@
     </w:p>
     <w:p>
       <w:pPr>
+        <w:spacing w:line="360" w:lineRule="auto"/>
+        <w:jc w:val="both"/>
+        <w:rPr>
+          <w:rFonts w:ascii="Times New Roman" w:hAnsi="Times New Roman" w:cs="Times New Roman"/>
+          <w:sz w:val="24"/>
+          <w:szCs w:val="24"/>
+        </w:rPr>
+      </w:pPr>
+      <w:r>
+        <w:rPr>
+          <w:rFonts w:ascii="Times New Roman" w:hAnsi="Times New Roman" w:cs="Times New Roman"/>
+          <w:sz w:val="24"/>
+          <w:szCs w:val="24"/>
+        </w:rPr>
+        <w:lastRenderedPageBreak/>
+        <w:t>1. Overview and Navigation</w:t>
+      </w:r>
+    </w:p>
+    <w:p>
+      <w:pPr>
+        <w:spacing w:line="360" w:lineRule="auto"/>
+        <w:jc w:val="both"/>
+        <w:rPr>
+          <w:rFonts w:ascii="Times New Roman" w:hAnsi="Times New Roman" w:cs="Times New Roman"/>
+          <w:sz w:val="24"/>
+          <w:szCs w:val="24"/>
+        </w:rPr>
+      </w:pPr>
+      <w:r>
+        <w:rPr>
+          <w:rFonts w:ascii="Times New Roman" w:hAnsi="Times New Roman" w:cs="Times New Roman"/>
+          <w:sz w:val="24"/>
+          <w:szCs w:val="24"/>
+        </w:rPr>
+        <w:t>The i-Tank web application is a central platform to manage ISO Tanks, track their physical conditions through exhaustive inspection reports, maintain compliance documentation, and generate client-ready PowerPoint presentations.</w:t>
+      </w:r>
+    </w:p>
+    <w:p>
+      <w:pPr>
+        <w:numPr>
+          <w:ilvl w:val="0"/>
+          <w:numId w:val="15"/>
+        </w:numPr>
+        <w:spacing w:line="360" w:lineRule="auto"/>
+        <w:jc w:val="both"/>
+        <w:rPr>
+          <w:rFonts w:ascii="Times New Roman" w:hAnsi="Times New Roman" w:cs="Times New Roman"/>
+          <w:sz w:val="24"/>
+          <w:szCs w:val="24"/>
+        </w:rPr>
+      </w:pPr>
+      <w:r>
+        <w:rPr>
+          <w:rFonts w:ascii="Times New Roman" w:hAnsi="Times New Roman" w:cs="Times New Roman"/>
+          <w:sz w:val="24"/>
+          <w:szCs w:val="24"/>
+        </w:rPr>
+        <w:t>Target Audience: This dashboard is primarily used by Administrators, Operations, and Staff.</w:t>
+      </w:r>
+    </w:p>
+    <w:p>
+      <w:pPr>
+        <w:numPr>
+          <w:ilvl w:val="0"/>
+          <w:numId w:val="15"/>
+        </w:numPr>
+        <w:spacing w:line="360" w:lineRule="auto"/>
+        <w:jc w:val="both"/>
+        <w:rPr>
+          <w:rFonts w:ascii="Times New Roman" w:hAnsi="Times New Roman" w:cs="Times New Roman"/>
+          <w:sz w:val="24"/>
+          <w:szCs w:val="24"/>
+        </w:rPr>
+      </w:pPr>
+      <w:r>
+        <w:rPr>
+          <w:rFonts w:ascii="Times New Roman" w:hAnsi="Times New Roman" w:cs="Times New Roman"/>
+          <w:sz w:val="24"/>
+          <w:szCs w:val="24"/>
+        </w:rPr>
+        <w:t>Navigation Sidebar: Located on the left side of the screen, the sidebar lets you switch between the main modules: Masters, Tank Master, Inspection Report, and Generate PPT. You can collapse the sidebar using the toggle arrow to maximize screen space.</w:t>
+      </w:r>
+    </w:p>
+    <w:p>
+      <w:pPr>
+        <w:spacing w:line="360" w:lineRule="auto"/>
+        <w:jc w:val="both"/>
+        <w:rPr>
+          <w:rFonts w:ascii="Times New Roman" w:hAnsi="Times New Roman" w:cs="Times New Roman"/>
+          <w:sz w:val="24"/>
+          <w:szCs w:val="24"/>
+        </w:rPr>
+      </w:pPr>
+      <w:r>
+        <w:rPr>
+          <w:rFonts w:ascii="Times New Roman" w:hAnsi="Times New Roman" w:cs="Times New Roman"/>
+          <w:sz w:val="24"/>
+          <w:szCs w:val="24"/>
+        </w:rPr>
+        <w:pict w14:anchorId="69BC390A">
+          <v:rect id="_x0000_i1025" style="width:443pt;height:.75pt" o:hrpct="0" o:hralign="center" o:hrstd="t" o:hr="t" fillcolor="#a0a0a0" stroked="f"/>
+        </w:pict>
+      </w:r>
+    </w:p>
+    <w:p>
+      <w:pPr>
+        <w:spacing w:line="360" w:lineRule="auto"/>
+        <w:jc w:val="both"/>
+        <w:rPr>
+          <w:rFonts w:ascii="Times New Roman" w:hAnsi="Times New Roman" w:cs="Times New Roman"/>
+          <w:sz w:val="24"/>
+          <w:szCs w:val="24"/>
+        </w:rPr>
+      </w:pPr>
+      <w:r>
+        <w:rPr>
+          <w:rFonts w:ascii="Times New Roman" w:hAnsi="Times New Roman" w:cs="Times New Roman"/>
+          <w:sz w:val="24"/>
+          <w:szCs w:val="24"/>
+        </w:rPr>
+        <w:t>2. Masters Module</w:t>
+      </w:r>
+    </w:p>
+    <w:p>
+      <w:pPr>
+        <w:spacing w:line="360" w:lineRule="auto"/>
+        <w:jc w:val="both"/>
+        <w:rPr>
+          <w:rFonts w:ascii="Times New Roman" w:hAnsi="Times New Roman" w:cs="Times New Roman"/>
+          <w:sz w:val="24"/>
+          <w:szCs w:val="24"/>
+        </w:rPr>
+      </w:pPr>
+      <w:r>
+        <w:rPr>
+          <w:rFonts w:ascii="Times New Roman" w:hAnsi="Times New Roman" w:cs="Times New Roman"/>
+          <w:sz w:val="24"/>
+          <w:szCs w:val="24"/>
+        </w:rPr>
+        <w:t>The Masters toggle in your sidebar is a powerful new addition that works as a centralized settings database. Instead of typing details like regulation codes and certificates manually every time you add a new tank, you now pre-define them in the Masters module. This drastically speeds up tank entry and ensures company-wide data consistency.</w:t>
+      </w:r>
+    </w:p>
+    <w:p>
+      <w:pPr>
+        <w:spacing w:line="360" w:lineRule="auto"/>
+        <w:jc w:val="both"/>
+        <w:rPr>
+          <w:rFonts w:ascii="Times New Roman" w:hAnsi="Times New Roman" w:cs="Times New Roman"/>
+          <w:sz w:val="24"/>
+          <w:szCs w:val="24"/>
+        </w:rPr>
+      </w:pPr>
+      <w:r>
+        <w:rPr>
+          <w:rFonts w:ascii="Times New Roman" w:hAnsi="Times New Roman" w:cs="Times New Roman"/>
+          <w:sz w:val="24"/>
+          <w:szCs w:val="24"/>
+        </w:rPr>
+        <w:t>2.1 Tank Code / ISO Code</w:t>
+      </w:r>
+    </w:p>
+    <w:p>
+      <w:pPr>
+        <w:spacing w:line="360" w:lineRule="auto"/>
+        <w:jc w:val="both"/>
+        <w:rPr>
+          <w:rFonts w:ascii="Times New Roman" w:hAnsi="Times New Roman" w:cs="Times New Roman"/>
+          <w:sz w:val="24"/>
+          <w:szCs w:val="24"/>
+        </w:rPr>
+      </w:pPr>
+      <w:r>
+        <w:rPr>
+          <w:rFonts w:ascii="Times New Roman" w:hAnsi="Times New Roman" w:cs="Times New Roman"/>
+          <w:sz w:val="24"/>
+          <w:szCs w:val="24"/>
+        </w:rPr>
+        <w:t>Use this area to define standard ISO codes (e.g., 22T6) and their detailed descriptions. Once entered here, these codes appear in a convenient dropdown menu when creating a new tank.</w:t>
+      </w:r>
+    </w:p>
+    <w:p>
+      <w:pPr>
+        <w:spacing w:line="360" w:lineRule="auto"/>
+        <w:jc w:val="both"/>
+        <w:rPr>
+          <w:rFonts w:ascii="Times New Roman" w:hAnsi="Times New Roman" w:cs="Times New Roman"/>
+          <w:sz w:val="24"/>
+          <w:szCs w:val="24"/>
+        </w:rPr>
+      </w:pPr>
+      <w:r>
+        <w:rPr>
+          <w:rFonts w:ascii="Times New Roman" w:hAnsi="Times New Roman" w:cs="Times New Roman"/>
+          <w:sz w:val="24"/>
+          <w:szCs w:val="24"/>
+        </w:rPr>
+        <w:t>2.2 Regulations</w:t>
+      </w:r>
+    </w:p>
+    <w:p>
+      <w:pPr>
+        <w:spacing w:line="360" w:lineRule="auto"/>
+        <w:jc w:val="both"/>
+        <w:rPr>
+          <w:rFonts w:ascii="Times New Roman" w:hAnsi="Times New Roman" w:cs="Times New Roman"/>
+          <w:sz w:val="24"/>
+          <w:szCs w:val="24"/>
+        </w:rPr>
+      </w:pPr>
+      <w:r>
+        <w:rPr>
+          <w:rFonts w:ascii="Times New Roman" w:hAnsi="Times New Roman" w:cs="Times New Roman"/>
+          <w:sz w:val="24"/>
+          <w:szCs w:val="24"/>
+        </w:rPr>
+        <w:t>This master list is used to maintain safety compliance frameworks and rules (such as IMDG, ADR, or RID). When assigning compliance metrics to a tank, you simply pull from this list.</w:t>
+      </w:r>
+    </w:p>
+    <w:p>
+      <w:pPr>
+        <w:spacing w:line="360" w:lineRule="auto"/>
+        <w:jc w:val="both"/>
+        <w:rPr>
+          <w:rFonts w:ascii="Times New Roman" w:hAnsi="Times New Roman" w:cs="Times New Roman"/>
+          <w:sz w:val="24"/>
+          <w:szCs w:val="24"/>
+        </w:rPr>
+      </w:pPr>
+      <w:r>
+        <w:rPr>
+          <w:rFonts w:ascii="Times New Roman" w:hAnsi="Times New Roman" w:cs="Times New Roman"/>
+          <w:sz w:val="24"/>
+          <w:szCs w:val="24"/>
+        </w:rPr>
+        <w:t>2.3 P&amp;ID Drawings</w:t>
+      </w:r>
+    </w:p>
+    <w:p>
+      <w:pPr>
+        <w:spacing w:line="360" w:lineRule="auto"/>
+        <w:jc w:val="both"/>
+        <w:rPr>
+          <w:rFonts w:ascii="Times New Roman" w:hAnsi="Times New Roman" w:cs="Times New Roman"/>
+          <w:sz w:val="24"/>
+          <w:szCs w:val="24"/>
+        </w:rPr>
+      </w:pPr>
+      <w:r>
+        <w:rPr>
+          <w:rFonts w:ascii="Times New Roman" w:hAnsi="Times New Roman" w:cs="Times New Roman"/>
+          <w:sz w:val="24"/>
+          <w:szCs w:val="24"/>
+        </w:rPr>
+        <w:t>A central repository to digitally upload and store standard "Piping and Instrumentation Diagrams" (P&amp;ID) blueprints.</w:t>
+      </w:r>
+    </w:p>
+    <w:p>
+      <w:pPr>
+        <w:numPr>
+          <w:ilvl w:val="0"/>
+          <w:numId w:val="16"/>
+        </w:numPr>
+        <w:spacing w:line="360" w:lineRule="auto"/>
+        <w:jc w:val="both"/>
+        <w:rPr>
+          <w:rFonts w:ascii="Times New Roman" w:hAnsi="Times New Roman" w:cs="Times New Roman"/>
+          <w:sz w:val="24"/>
+          <w:szCs w:val="24"/>
+        </w:rPr>
+      </w:pPr>
+      <w:r>
+        <w:rPr>
+          <w:rFonts w:ascii="Times New Roman" w:hAnsi="Times New Roman" w:cs="Times New Roman"/>
+          <w:sz w:val="24"/>
+          <w:szCs w:val="24"/>
+        </w:rPr>
+        <w:t>How it works: When you create a P&amp;ID Drawing record, you assign it a unique reference ID and upload the schematic image. You can then map this drawing to any applicable tank directly from the Tank Master.</w:t>
+      </w:r>
+    </w:p>
+    <w:p>
+      <w:pPr>
+        <w:spacing w:line="360" w:lineRule="auto"/>
+        <w:jc w:val="both"/>
+        <w:rPr>
+          <w:rFonts w:ascii="Times New Roman" w:hAnsi="Times New Roman" w:cs="Times New Roman"/>
+          <w:sz w:val="24"/>
+          <w:szCs w:val="24"/>
+        </w:rPr>
+      </w:pPr>
+      <w:r>
+        <w:rPr>
+          <w:rFonts w:ascii="Times New Roman" w:hAnsi="Times New Roman" w:cs="Times New Roman"/>
+          <w:sz w:val="24"/>
+          <w:szCs w:val="24"/>
+        </w:rPr>
+        <w:t>2.4 Certificates</w:t>
+      </w:r>
+    </w:p>
+    <w:p>
+      <w:pPr>
+        <w:spacing w:line="360" w:lineRule="auto"/>
+        <w:jc w:val="both"/>
+        <w:rPr>
+          <w:rFonts w:ascii="Times New Roman" w:hAnsi="Times New Roman" w:cs="Times New Roman"/>
+          <w:sz w:val="24"/>
+          <w:szCs w:val="24"/>
+        </w:rPr>
+      </w:pPr>
+      <w:r>
+        <w:rPr>
+          <w:rFonts w:ascii="Times New Roman" w:hAnsi="Times New Roman" w:cs="Times New Roman"/>
+          <w:sz w:val="24"/>
+          <w:szCs w:val="24"/>
+        </w:rPr>
+        <w:t>The Certificates Master fundamentally upgrades how tank certifications are logged. It acts as an organized digital filing cabinet for all tank certifications.</w:t>
+      </w:r>
+    </w:p>
+    <w:p>
+      <w:pPr>
+        <w:numPr>
+          <w:ilvl w:val="0"/>
+          <w:numId w:val="17"/>
+        </w:numPr>
+        <w:spacing w:line="360" w:lineRule="auto"/>
+        <w:jc w:val="both"/>
+        <w:rPr>
+          <w:rFonts w:ascii="Times New Roman" w:hAnsi="Times New Roman" w:cs="Times New Roman"/>
+          <w:sz w:val="24"/>
+          <w:szCs w:val="24"/>
+        </w:rPr>
+      </w:pPr>
+      <w:r>
+        <w:rPr>
+          <w:rFonts w:ascii="Times New Roman" w:hAnsi="Times New Roman" w:cs="Times New Roman"/>
+          <w:sz w:val="24"/>
+          <w:szCs w:val="24"/>
+        </w:rPr>
+        <w:t>Initial vs. Ongoing: You can lock in an "Initial Certificate" upon a tank's birth.</w:t>
+      </w:r>
+    </w:p>
+    <w:p>
+      <w:pPr>
+        <w:numPr>
+          <w:ilvl w:val="0"/>
+          <w:numId w:val="17"/>
+        </w:numPr>
+        <w:spacing w:line="360" w:lineRule="auto"/>
+        <w:jc w:val="both"/>
+        <w:rPr>
+          <w:rFonts w:ascii="Times New Roman" w:hAnsi="Times New Roman" w:cs="Times New Roman"/>
+          <w:sz w:val="24"/>
+          <w:szCs w:val="24"/>
+        </w:rPr>
+      </w:pPr>
+      <w:r>
+        <w:rPr>
+          <w:rFonts w:ascii="Times New Roman" w:hAnsi="Times New Roman" w:cs="Times New Roman"/>
+          <w:sz w:val="24"/>
+          <w:szCs w:val="24"/>
+        </w:rPr>
+        <w:lastRenderedPageBreak/>
+        <w:t>Rolling Updates Mechanism: To manage ongoing testing, there are 5 sequential slots. When you upload a new certificate to an active tank, the system automatically shifts the older certificates forward in the slots. When the 6th slot drops off, it is seamlessly sent to an archive folder, ensuring you never lose historical certification data.</w:t>
+      </w:r>
+    </w:p>
+    <w:p>
+      <w:pPr>
+        <w:spacing w:line="360" w:lineRule="auto"/>
+        <w:jc w:val="both"/>
+        <w:rPr>
+          <w:rFonts w:ascii="Times New Roman" w:hAnsi="Times New Roman" w:cs="Times New Roman"/>
+          <w:sz w:val="24"/>
+          <w:szCs w:val="24"/>
+        </w:rPr>
+      </w:pPr>
+      <w:r>
+        <w:rPr>
+          <w:rFonts w:ascii="Times New Roman" w:hAnsi="Times New Roman" w:cs="Times New Roman"/>
+          <w:sz w:val="24"/>
+          <w:szCs w:val="24"/>
+        </w:rPr>
+        <w:t>Path A: The Direct "Replace" Method (Admins only)</w:t>
+      </w:r>
+    </w:p>
+    <w:p>
+      <w:pPr>
+        <w:numPr>
+          <w:ilvl w:val="0"/>
+          <w:numId w:val="28"/>
+        </w:numPr>
+        <w:spacing w:line="360" w:lineRule="auto"/>
+        <w:jc w:val="both"/>
+        <w:rPr>
+          <w:rFonts w:ascii="Times New Roman" w:hAnsi="Times New Roman" w:cs="Times New Roman"/>
+          <w:sz w:val="24"/>
+          <w:szCs w:val="24"/>
+        </w:rPr>
+      </w:pPr>
+      <w:r>
+        <w:rPr>
+          <w:rFonts w:ascii="Times New Roman" w:hAnsi="Times New Roman" w:cs="Times New Roman"/>
+          <w:sz w:val="24"/>
+          <w:szCs w:val="24"/>
+        </w:rPr>
+        <w:t>Below the PDF card, the user clicks the purple </w:t>
+      </w:r>
+      <w:r>
         <w:rPr>
           <w:rFonts w:ascii="Times New Roman" w:hAnsi="Times New Roman" w:cs="Times New Roman"/>
           <w:b/>
           <w:bCs/>
-          <w:sz w:val="26"/>
-          <w:szCs w:val="26"/>
-        </w:rPr>
-      </w:pPr>
-    </w:p>
-    <w:p>
-      <w:pPr>
+          <w:sz w:val="24"/>
+          <w:szCs w:val="24"/>
+        </w:rPr>
+        <w:t>"Replace PDF"</w:t>
+      </w:r>
+      <w:r>
+        <w:rPr>
+          <w:rFonts w:ascii="Times New Roman" w:hAnsi="Times New Roman" w:cs="Times New Roman"/>
+          <w:sz w:val="24"/>
+          <w:szCs w:val="24"/>
+        </w:rPr>
+        <w:t> button.</w:t>
+      </w:r>
+    </w:p>
+    <w:p>
+      <w:pPr>
+        <w:numPr>
+          <w:ilvl w:val="0"/>
+          <w:numId w:val="28"/>
+        </w:numPr>
+        <w:spacing w:line="360" w:lineRule="auto"/>
+        <w:jc w:val="both"/>
+        <w:rPr>
+          <w:rFonts w:ascii="Times New Roman" w:hAnsi="Times New Roman" w:cs="Times New Roman"/>
+          <w:sz w:val="24"/>
+          <w:szCs w:val="24"/>
+        </w:rPr>
+      </w:pPr>
+      <w:r>
+        <w:rPr>
+          <w:rFonts w:ascii="Times New Roman" w:hAnsi="Times New Roman" w:cs="Times New Roman"/>
+          <w:sz w:val="24"/>
+          <w:szCs w:val="24"/>
+        </w:rPr>
+        <w:t>This opens the file picker. They select the </w:t>
+      </w:r>
+      <w:r>
+        <w:rPr>
+          <w:rFonts w:ascii="Times New Roman" w:hAnsi="Times New Roman" w:cs="Times New Roman"/>
+          <w:i/>
+          <w:iCs/>
+          <w:sz w:val="24"/>
+          <w:szCs w:val="24"/>
+        </w:rPr>
+        <w:t>correct</w:t>
+      </w:r>
+      <w:r>
+        <w:rPr>
+          <w:rFonts w:ascii="Times New Roman" w:hAnsi="Times New Roman" w:cs="Times New Roman"/>
+          <w:sz w:val="24"/>
+          <w:szCs w:val="24"/>
+        </w:rPr>
+        <w:t> PDF.</w:t>
+      </w:r>
+    </w:p>
+    <w:p>
+      <w:pPr>
+        <w:numPr>
+          <w:ilvl w:val="0"/>
+          <w:numId w:val="28"/>
+        </w:numPr>
+        <w:spacing w:line="360" w:lineRule="auto"/>
+        <w:jc w:val="both"/>
+        <w:rPr>
+          <w:rFonts w:ascii="Times New Roman" w:hAnsi="Times New Roman" w:cs="Times New Roman"/>
+          <w:sz w:val="24"/>
+          <w:szCs w:val="24"/>
+        </w:rPr>
+      </w:pPr>
+      <w:r>
+        <w:rPr>
+          <w:rFonts w:ascii="Times New Roman" w:hAnsi="Times New Roman" w:cs="Times New Roman"/>
+          <w:sz w:val="24"/>
+          <w:szCs w:val="24"/>
+        </w:rPr>
+        <w:t>The UI swaps out the existing view for the "Staged" card (showing the new file's name).</w:t>
+      </w:r>
+    </w:p>
+    <w:p>
+      <w:pPr>
+        <w:numPr>
+          <w:ilvl w:val="1"/>
+          <w:numId w:val="28"/>
+        </w:numPr>
+        <w:spacing w:line="360" w:lineRule="auto"/>
+        <w:jc w:val="both"/>
+        <w:rPr>
+          <w:rFonts w:ascii="Times New Roman" w:hAnsi="Times New Roman" w:cs="Times New Roman"/>
+          <w:sz w:val="24"/>
+          <w:szCs w:val="24"/>
+        </w:rPr>
+      </w:pPr>
+      <w:r>
+        <w:rPr>
+          <w:rFonts w:ascii="Times New Roman" w:hAnsi="Times New Roman" w:cs="Times New Roman"/>
+          <w:i/>
+          <w:iCs/>
+          <w:sz w:val="24"/>
+          <w:szCs w:val="24"/>
+        </w:rPr>
+        <w:t>Note:</w:t>
+      </w:r>
+      <w:r>
+        <w:rPr>
+          <w:rFonts w:ascii="Times New Roman" w:hAnsi="Times New Roman" w:cs="Times New Roman"/>
+          <w:sz w:val="24"/>
+          <w:szCs w:val="24"/>
+        </w:rPr>
+        <w:t> If this is Certificate 1, a green badge appears saying </w:t>
+      </w:r>
+      <w:r>
         <w:rPr>
           <w:rFonts w:ascii="Times New Roman" w:hAnsi="Times New Roman" w:cs="Times New Roman"/>
           <w:b/>
           <w:bCs/>
-          <w:sz w:val="26"/>
-          <w:szCs w:val="26"/>
-        </w:rPr>
-      </w:pPr>
-    </w:p>
-    <w:p>
-      <w:pPr>
+          <w:sz w:val="24"/>
+          <w:szCs w:val="24"/>
+        </w:rPr>
+        <w:t>"Will shift other certs"</w:t>
+      </w:r>
+      <w:r>
+        <w:rPr>
+          <w:rFonts w:ascii="Times New Roman" w:hAnsi="Times New Roman" w:cs="Times New Roman"/>
+          <w:sz w:val="24"/>
+          <w:szCs w:val="24"/>
+        </w:rPr>
+        <w:t> letting the user know the backend's cascade-shift will happen when they save.</w:t>
+      </w:r>
+    </w:p>
+    <w:p>
+      <w:pPr>
+        <w:numPr>
+          <w:ilvl w:val="0"/>
+          <w:numId w:val="28"/>
+        </w:numPr>
+        <w:spacing w:line="360" w:lineRule="auto"/>
+        <w:jc w:val="both"/>
+        <w:rPr>
+          <w:rFonts w:ascii="Times New Roman" w:hAnsi="Times New Roman" w:cs="Times New Roman"/>
+          <w:sz w:val="24"/>
+          <w:szCs w:val="24"/>
+        </w:rPr>
+      </w:pPr>
+      <w:r>
+        <w:rPr>
+          <w:rFonts w:ascii="Times New Roman" w:hAnsi="Times New Roman" w:cs="Times New Roman"/>
+          <w:sz w:val="24"/>
+          <w:szCs w:val="24"/>
+        </w:rPr>
+        <w:t>The user clicks </w:t>
+      </w:r>
+      <w:r>
         <w:rPr>
           <w:rFonts w:ascii="Times New Roman" w:hAnsi="Times New Roman" w:cs="Times New Roman"/>
           <w:b/>
           <w:bCs/>
-          <w:sz w:val="26"/>
-          <w:szCs w:val="26"/>
-        </w:rPr>
-      </w:pPr>
-    </w:p>
-    <w:p>
-      <w:pPr>
+          <w:sz w:val="24"/>
+          <w:szCs w:val="24"/>
+        </w:rPr>
+        <w:t>Save</w:t>
+      </w:r>
+      <w:r>
+        <w:rPr>
+          <w:rFonts w:ascii="Times New Roman" w:hAnsi="Times New Roman" w:cs="Times New Roman"/>
+          <w:sz w:val="24"/>
+          <w:szCs w:val="24"/>
+        </w:rPr>
+        <w:t> at the bottom of the page to finalize the replacement.</w:t>
+      </w:r>
+    </w:p>
+    <w:p>
+      <w:pPr>
+        <w:spacing w:line="360" w:lineRule="auto"/>
+        <w:jc w:val="both"/>
+        <w:rPr>
+          <w:rFonts w:ascii="Times New Roman" w:hAnsi="Times New Roman" w:cs="Times New Roman"/>
+          <w:sz w:val="24"/>
+          <w:szCs w:val="24"/>
+        </w:rPr>
+      </w:pPr>
+      <w:r>
+        <w:rPr>
+          <w:rFonts w:ascii="Times New Roman" w:hAnsi="Times New Roman" w:cs="Times New Roman"/>
+          <w:sz w:val="24"/>
+          <w:szCs w:val="24"/>
+        </w:rPr>
+        <w:t>Path B: The "Remove, then Upload" Method (Admins only)</w:t>
+      </w:r>
+    </w:p>
+    <w:p>
+      <w:pPr>
+        <w:numPr>
+          <w:ilvl w:val="0"/>
+          <w:numId w:val="29"/>
+        </w:numPr>
+        <w:spacing w:line="360" w:lineRule="auto"/>
+        <w:jc w:val="both"/>
+        <w:rPr>
+          <w:rFonts w:ascii="Times New Roman" w:hAnsi="Times New Roman" w:cs="Times New Roman"/>
+          <w:sz w:val="24"/>
+          <w:szCs w:val="24"/>
+        </w:rPr>
+      </w:pPr>
+      <w:r>
+        <w:rPr>
+          <w:rFonts w:ascii="Times New Roman" w:hAnsi="Times New Roman" w:cs="Times New Roman"/>
+          <w:sz w:val="24"/>
+          <w:szCs w:val="24"/>
+        </w:rPr>
+        <w:t>Below the PDF card, the Admin user clicks the red </w:t>
+      </w:r>
+      <w:r>
         <w:rPr>
           <w:rFonts w:ascii="Times New Roman" w:hAnsi="Times New Roman" w:cs="Times New Roman"/>
           <w:b/>
           <w:bCs/>
-          <w:sz w:val="26"/>
-          <w:szCs w:val="26"/>
-        </w:rPr>
-      </w:pPr>
-    </w:p>
-    <w:p>
-      <w:pPr>
+          <w:sz w:val="24"/>
+          <w:szCs w:val="24"/>
+        </w:rPr>
+        <w:t>"Remove PDF"</w:t>
+      </w:r>
+      <w:r>
+        <w:rPr>
+          <w:rFonts w:ascii="Times New Roman" w:hAnsi="Times New Roman" w:cs="Times New Roman"/>
+          <w:sz w:val="24"/>
+          <w:szCs w:val="24"/>
+        </w:rPr>
+        <w:t> button.</w:t>
+      </w:r>
+    </w:p>
+    <w:p>
+      <w:pPr>
+        <w:numPr>
+          <w:ilvl w:val="0"/>
+          <w:numId w:val="29"/>
+        </w:numPr>
+        <w:spacing w:line="360" w:lineRule="auto"/>
+        <w:jc w:val="both"/>
+        <w:rPr>
+          <w:rFonts w:ascii="Times New Roman" w:hAnsi="Times New Roman" w:cs="Times New Roman"/>
+          <w:sz w:val="24"/>
+          <w:szCs w:val="24"/>
+        </w:rPr>
+      </w:pPr>
+      <w:r>
+        <w:rPr>
+          <w:rFonts w:ascii="Times New Roman" w:hAnsi="Times New Roman" w:cs="Times New Roman"/>
+          <w:sz w:val="24"/>
+          <w:szCs w:val="24"/>
+        </w:rPr>
+        <w:t>The user now sees two options on this red card:</w:t>
+      </w:r>
+    </w:p>
+    <w:p>
+      <w:pPr>
+        <w:numPr>
+          <w:ilvl w:val="1"/>
+          <w:numId w:val="29"/>
+        </w:numPr>
+        <w:spacing w:line="360" w:lineRule="auto"/>
+        <w:jc w:val="both"/>
+        <w:rPr>
+          <w:rFonts w:ascii="Times New Roman" w:hAnsi="Times New Roman" w:cs="Times New Roman"/>
+          <w:sz w:val="24"/>
+          <w:szCs w:val="24"/>
+        </w:rPr>
+      </w:pPr>
+      <w:r>
         <w:rPr>
           <w:rFonts w:ascii="Times New Roman" w:hAnsi="Times New Roman" w:cs="Times New Roman"/>
           <w:b/>
           <w:bCs/>
-          <w:sz w:val="26"/>
-          <w:szCs w:val="26"/>
-        </w:rPr>
-      </w:pPr>
-    </w:p>
-    <w:p>
-      <w:pPr>
+          <w:sz w:val="24"/>
+          <w:szCs w:val="24"/>
+        </w:rPr>
+        <w:t>Undo Remove</w:t>
+      </w:r>
+      <w:r>
+        <w:rPr>
+          <w:rFonts w:ascii="Times New Roman" w:hAnsi="Times New Roman" w:cs="Times New Roman"/>
+          <w:sz w:val="24"/>
+          <w:szCs w:val="24"/>
+        </w:rPr>
+        <w:t>: If they clicked remove by accident, this reverts the state back to the original saved file.</w:t>
+      </w:r>
+    </w:p>
+    <w:p>
+      <w:pPr>
+        <w:numPr>
+          <w:ilvl w:val="1"/>
+          <w:numId w:val="29"/>
+        </w:numPr>
+        <w:spacing w:line="360" w:lineRule="auto"/>
+        <w:jc w:val="both"/>
+        <w:rPr>
+          <w:rFonts w:ascii="Times New Roman" w:hAnsi="Times New Roman" w:cs="Times New Roman"/>
+          <w:sz w:val="24"/>
+          <w:szCs w:val="24"/>
+        </w:rPr>
+      </w:pPr>
+      <w:r>
         <w:rPr>
           <w:rFonts w:ascii="Times New Roman" w:hAnsi="Times New Roman" w:cs="Times New Roman"/>
           <w:b/>
           <w:bCs/>
-          <w:sz w:val="26"/>
-          <w:szCs w:val="26"/>
-        </w:rPr>
-      </w:pPr>
-    </w:p>
-    <w:p>
-      <w:pPr>
+          <w:sz w:val="24"/>
+          <w:szCs w:val="24"/>
+        </w:rPr>
+        <w:t>Upload New</w:t>
+      </w:r>
+      <w:r>
+        <w:rPr>
+          <w:rFonts w:ascii="Times New Roman" w:hAnsi="Times New Roman" w:cs="Times New Roman"/>
+          <w:sz w:val="24"/>
+          <w:szCs w:val="24"/>
+        </w:rPr>
+        <w:t>: Since they want to upload a correct file, they click this.</w:t>
+      </w:r>
+    </w:p>
+    <w:p>
+      <w:pPr>
+        <w:numPr>
+          <w:ilvl w:val="0"/>
+          <w:numId w:val="29"/>
+        </w:numPr>
+        <w:spacing w:line="360" w:lineRule="auto"/>
+        <w:jc w:val="both"/>
+        <w:rPr>
+          <w:rFonts w:ascii="Times New Roman" w:hAnsi="Times New Roman" w:cs="Times New Roman"/>
+          <w:sz w:val="24"/>
+          <w:szCs w:val="24"/>
+        </w:rPr>
+      </w:pPr>
+      <w:r>
+        <w:rPr>
+          <w:rFonts w:ascii="Times New Roman" w:hAnsi="Times New Roman" w:cs="Times New Roman"/>
+          <w:sz w:val="24"/>
+          <w:szCs w:val="24"/>
+        </w:rPr>
+        <w:t>Clicking </w:t>
+      </w:r>
+      <w:r>
         <w:rPr>
           <w:rFonts w:ascii="Times New Roman" w:hAnsi="Times New Roman" w:cs="Times New Roman"/>
           <w:b/>
           <w:bCs/>
-          <w:sz w:val="26"/>
-          <w:szCs w:val="26"/>
-        </w:rPr>
-      </w:pPr>
-    </w:p>
-    <w:p>
-      <w:pPr>
+          <w:sz w:val="24"/>
+          <w:szCs w:val="24"/>
+        </w:rPr>
+        <w:t>Upload New</w:t>
+      </w:r>
+      <w:r>
+        <w:rPr>
+          <w:rFonts w:ascii="Times New Roman" w:hAnsi="Times New Roman" w:cs="Times New Roman"/>
+          <w:sz w:val="24"/>
+          <w:szCs w:val="24"/>
+        </w:rPr>
+        <w:t> stages a brand new PDF while bypassing the cascade shift. The UI shows an amber badge saying </w:t>
+      </w:r>
+      <w:r>
         <w:rPr>
           <w:rFonts w:ascii="Times New Roman" w:hAnsi="Times New Roman" w:cs="Times New Roman"/>
           <w:b/>
           <w:bCs/>
-          <w:sz w:val="26"/>
-          <w:szCs w:val="26"/>
-        </w:rPr>
-      </w:pPr>
-    </w:p>
-    <w:p>
-      <w:pPr>
+          <w:sz w:val="24"/>
+          <w:szCs w:val="24"/>
+        </w:rPr>
+        <w:t>"Replacing without cascade"</w:t>
+      </w:r>
+      <w:r>
+        <w:rPr>
+          <w:rFonts w:ascii="Times New Roman" w:hAnsi="Times New Roman" w:cs="Times New Roman"/>
+          <w:sz w:val="24"/>
+          <w:szCs w:val="24"/>
+        </w:rPr>
+        <w:t>.</w:t>
+      </w:r>
+    </w:p>
+    <w:p>
+      <w:pPr>
+        <w:numPr>
+          <w:ilvl w:val="0"/>
+          <w:numId w:val="29"/>
+        </w:numPr>
+        <w:spacing w:line="360" w:lineRule="auto"/>
+        <w:jc w:val="both"/>
+        <w:rPr>
+          <w:rFonts w:ascii="Times New Roman" w:hAnsi="Times New Roman" w:cs="Times New Roman"/>
+          <w:sz w:val="24"/>
+          <w:szCs w:val="24"/>
+        </w:rPr>
+      </w:pPr>
+      <w:r>
+        <w:rPr>
+          <w:rFonts w:ascii="Times New Roman" w:hAnsi="Times New Roman" w:cs="Times New Roman"/>
+          <w:sz w:val="24"/>
+          <w:szCs w:val="24"/>
+        </w:rPr>
+        <w:t>The user clicks </w:t>
+      </w:r>
+      <w:r>
         <w:rPr>
           <w:rFonts w:ascii="Times New Roman" w:hAnsi="Times New Roman" w:cs="Times New Roman"/>
           <w:b/>
           <w:bCs/>
-          <w:sz w:val="26"/>
-          <w:szCs w:val="26"/>
-        </w:rPr>
-      </w:pPr>
-      <w:r>
-        <w:rPr>
-          <w:rFonts w:ascii="Times New Roman" w:hAnsi="Times New Roman" w:cs="Times New Roman"/>
-          <w:b/>
-          <w:bCs/>
-          <w:sz w:val="26"/>
-          <w:szCs w:val="26"/>
-        </w:rPr>
-        <w:t>1. Overview and Navigation</w:t>
-      </w:r>
-      <w:r>
-        <w:rPr>
-          <w:rFonts w:ascii="Times New Roman" w:hAnsi="Times New Roman" w:cs="Times New Roman"/>
-          <w:b/>
-          <w:bCs/>
-          <w:sz w:val="26"/>
-          <w:szCs w:val="26"/>
-        </w:rPr>
-        <w:t>:</w:t>
-      </w:r>
-    </w:p>
-    <w:p>
-      <w:pPr>
-        <w:rPr>
-          <w:rFonts w:ascii="Times New Roman" w:hAnsi="Times New Roman" w:cs="Times New Roman"/>
-          <w:sz w:val="24"/>
-          <w:szCs w:val="24"/>
-        </w:rPr>
-      </w:pPr>
-      <w:r>
-        <w:rPr>
-          <w:rFonts w:ascii="Times New Roman" w:hAnsi="Times New Roman" w:cs="Times New Roman"/>
-          <w:sz w:val="24"/>
-          <w:szCs w:val="24"/>
-        </w:rPr>
-        <w:t>The i-Tank web application is a central platform to manage ISO Tanks, track their physical conditions through inspection reports, and generate client-ready PowerPoint presentations.</w:t>
+          <w:sz w:val="24"/>
+          <w:szCs w:val="24"/>
+        </w:rPr>
+        <w:t>Save</w:t>
+      </w:r>
+      <w:r>
+        <w:rPr>
+          <w:rFonts w:ascii="Times New Roman" w:hAnsi="Times New Roman" w:cs="Times New Roman"/>
+          <w:sz w:val="24"/>
+          <w:szCs w:val="24"/>
+        </w:rPr>
+        <w:t> at the bottom of the page.</w:t>
+      </w:r>
+    </w:p>
+    <w:p>
+      <w:pPr>
+        <w:spacing w:line="360" w:lineRule="auto"/>
+        <w:jc w:val="both"/>
+        <w:rPr>
+          <w:rFonts w:ascii="Times New Roman" w:hAnsi="Times New Roman" w:cs="Times New Roman"/>
+          <w:sz w:val="24"/>
+          <w:szCs w:val="24"/>
+        </w:rPr>
+      </w:pPr>
+    </w:p>
+    <w:p>
+      <w:pPr>
+        <w:spacing w:line="360" w:lineRule="auto"/>
+        <w:jc w:val="both"/>
+        <w:rPr>
+          <w:rFonts w:ascii="Times New Roman" w:hAnsi="Times New Roman" w:cs="Times New Roman"/>
+          <w:sz w:val="24"/>
+          <w:szCs w:val="24"/>
+        </w:rPr>
+      </w:pPr>
+      <w:r>
+        <w:rPr>
+          <w:rFonts w:ascii="Times New Roman" w:hAnsi="Times New Roman" w:cs="Times New Roman"/>
+          <w:sz w:val="24"/>
+          <w:szCs w:val="24"/>
+        </w:rPr>
+        <w:t>2.5 GA Drawings</w:t>
+      </w:r>
+    </w:p>
+    <w:p>
+      <w:pPr>
+        <w:spacing w:line="360" w:lineRule="auto"/>
+        <w:jc w:val="both"/>
+        <w:rPr>
+          <w:rFonts w:ascii="Times New Roman" w:hAnsi="Times New Roman" w:cs="Times New Roman"/>
+          <w:sz w:val="24"/>
+          <w:szCs w:val="24"/>
+        </w:rPr>
+      </w:pPr>
+      <w:r>
+        <w:rPr>
+          <w:rFonts w:ascii="Times New Roman" w:hAnsi="Times New Roman" w:cs="Times New Roman"/>
+          <w:sz w:val="24"/>
+          <w:szCs w:val="24"/>
+        </w:rPr>
+        <w:t>Similar to the P&amp;ID Drawings module, this acts as the foundational database for "General Arrangement" (GA) architectural blueprints. These are uploaded once and can be associated with multiple relevant tanks simultaneously via reference IDs.</w:t>
+      </w:r>
+    </w:p>
+    <w:p>
+      <w:pPr>
+        <w:spacing w:line="360" w:lineRule="auto"/>
+        <w:jc w:val="both"/>
+        <w:rPr>
+          <w:rFonts w:ascii="Times New Roman" w:hAnsi="Times New Roman" w:cs="Times New Roman"/>
+          <w:sz w:val="24"/>
+          <w:szCs w:val="24"/>
+        </w:rPr>
+      </w:pPr>
+      <w:r>
+        <w:rPr>
+          <w:rFonts w:ascii="Times New Roman" w:hAnsi="Times New Roman" w:cs="Times New Roman"/>
+          <w:sz w:val="24"/>
+          <w:szCs w:val="24"/>
+        </w:rPr>
+        <w:pict w14:anchorId="74E53595">
+          <v:rect id="_x0000_i1026" style="width:443pt;height:.75pt" o:hrpct="0" o:hralign="center" o:hrstd="t" o:hr="t" fillcolor="#a0a0a0" stroked="f"/>
+        </w:pict>
+      </w:r>
+    </w:p>
+    <w:p>
+      <w:pPr>
+        <w:spacing w:line="360" w:lineRule="auto"/>
+        <w:jc w:val="both"/>
+        <w:rPr>
+          <w:rFonts w:ascii="Times New Roman" w:hAnsi="Times New Roman" w:cs="Times New Roman"/>
+          <w:sz w:val="24"/>
+          <w:szCs w:val="24"/>
+        </w:rPr>
+      </w:pPr>
+      <w:r>
+        <w:rPr>
+          <w:rFonts w:ascii="Times New Roman" w:hAnsi="Times New Roman" w:cs="Times New Roman"/>
+          <w:sz w:val="24"/>
+          <w:szCs w:val="24"/>
+        </w:rPr>
+        <w:t>3. Tank Master (/)</w:t>
+      </w:r>
+    </w:p>
+    <w:p>
+      <w:pPr>
+        <w:spacing w:line="360" w:lineRule="auto"/>
+        <w:jc w:val="both"/>
+        <w:rPr>
+          <w:rFonts w:ascii="Times New Roman" w:hAnsi="Times New Roman" w:cs="Times New Roman"/>
+          <w:sz w:val="24"/>
+          <w:szCs w:val="24"/>
+        </w:rPr>
+      </w:pPr>
+      <w:r>
+        <w:rPr>
+          <w:rFonts w:ascii="Times New Roman" w:hAnsi="Times New Roman" w:cs="Times New Roman"/>
+          <w:sz w:val="24"/>
+          <w:szCs w:val="24"/>
+        </w:rPr>
+        <w:lastRenderedPageBreak/>
+        <w:t>The Tank Master remains the core foundation of the software, functioning as the digital registry for every ISO tank managed by your organization. However, it now seamlessly communicates with the Masters module mentioned above to streamline data entry.</w:t>
+      </w:r>
+    </w:p>
+    <w:p>
+      <w:pPr>
+        <w:spacing w:line="360" w:lineRule="auto"/>
+        <w:jc w:val="both"/>
+        <w:rPr>
+          <w:rFonts w:ascii="Times New Roman" w:hAnsi="Times New Roman" w:cs="Times New Roman"/>
+          <w:sz w:val="24"/>
+          <w:szCs w:val="24"/>
+        </w:rPr>
+      </w:pPr>
+      <w:r>
+        <w:rPr>
+          <w:rFonts w:ascii="Times New Roman" w:hAnsi="Times New Roman" w:cs="Times New Roman"/>
+          <w:sz w:val="24"/>
+          <w:szCs w:val="24"/>
+        </w:rPr>
+        <w:t>A. The Dashboard &amp; List View</w:t>
+      </w:r>
+    </w:p>
+    <w:p>
+      <w:pPr>
+        <w:spacing w:line="360" w:lineRule="auto"/>
+        <w:jc w:val="both"/>
+        <w:rPr>
+          <w:rFonts w:ascii="Times New Roman" w:hAnsi="Times New Roman" w:cs="Times New Roman"/>
+          <w:sz w:val="24"/>
+          <w:szCs w:val="24"/>
+        </w:rPr>
+      </w:pPr>
+      <w:r>
+        <w:rPr>
+          <w:rFonts w:ascii="Times New Roman" w:hAnsi="Times New Roman" w:cs="Times New Roman"/>
+          <w:sz w:val="24"/>
+          <w:szCs w:val="24"/>
+        </w:rPr>
+        <w:t>When you open the Tank Master, you will see a large table listing all registered tanks and their basic details (Tank Number, Manufacturer, Capacity, and Owner).</w:t>
       </w:r>
     </w:p>
     <w:p>
       <w:pPr>
         <w:numPr>
           <w:ilvl w:val="0"/>
-          <w:numId w:val="1"/>
+          <w:numId w:val="18"/>
         </w:numPr>
-        <w:rPr>
-          <w:rFonts w:ascii="Times New Roman" w:hAnsi="Times New Roman" w:cs="Times New Roman"/>
-          <w:sz w:val="24"/>
-          <w:szCs w:val="24"/>
-        </w:rPr>
-      </w:pPr>
-      <w:r>
-        <w:rPr>
-          <w:rFonts w:ascii="Times New Roman" w:hAnsi="Times New Roman" w:cs="Times New Roman"/>
-          <w:b/>
-          <w:bCs/>
-          <w:sz w:val="24"/>
-          <w:szCs w:val="24"/>
-        </w:rPr>
-        <w:t>Target Audience</w:t>
-      </w:r>
-      <w:r>
-        <w:rPr>
-          <w:rFonts w:ascii="Times New Roman" w:hAnsi="Times New Roman" w:cs="Times New Roman"/>
-          <w:sz w:val="24"/>
-          <w:szCs w:val="24"/>
-        </w:rPr>
-        <w:t>: This web dashboard is primarily used by Administrators and Staff.</w:t>
+        <w:spacing w:line="360" w:lineRule="auto"/>
+        <w:jc w:val="both"/>
+        <w:rPr>
+          <w:rFonts w:ascii="Times New Roman" w:hAnsi="Times New Roman" w:cs="Times New Roman"/>
+          <w:sz w:val="24"/>
+          <w:szCs w:val="24"/>
+        </w:rPr>
+      </w:pPr>
+      <w:r>
+        <w:rPr>
+          <w:rFonts w:ascii="Times New Roman" w:hAnsi="Times New Roman" w:cs="Times New Roman"/>
+          <w:sz w:val="24"/>
+          <w:szCs w:val="24"/>
+        </w:rPr>
+        <w:t>Search &amp; Filter: Use the dropdown menu next to the search bar to find a specific tank using its Tank Number, Manufacturer, Owner, or Status.</w:t>
       </w:r>
     </w:p>
     <w:p>
       <w:pPr>
         <w:numPr>
           <w:ilvl w:val="0"/>
-          <w:numId w:val="1"/>
+          <w:numId w:val="18"/>
         </w:numPr>
-        <w:rPr>
-          <w:rFonts w:ascii="Times New Roman" w:hAnsi="Times New Roman" w:cs="Times New Roman"/>
-          <w:sz w:val="24"/>
-          <w:szCs w:val="24"/>
-        </w:rPr>
-      </w:pPr>
-      <w:r>
-        <w:rPr>
-          <w:rFonts w:ascii="Times New Roman" w:hAnsi="Times New Roman" w:cs="Times New Roman"/>
-          <w:b/>
-          <w:bCs/>
-          <w:sz w:val="24"/>
-          <w:szCs w:val="24"/>
-        </w:rPr>
-        <w:t>Navigation Sidebar</w:t>
-      </w:r>
-      <w:r>
-        <w:rPr>
-          <w:rFonts w:ascii="Times New Roman" w:hAnsi="Times New Roman" w:cs="Times New Roman"/>
-          <w:sz w:val="24"/>
-          <w:szCs w:val="24"/>
-        </w:rPr>
-        <w:t>: Located on the left side of the screen, the sidebar lets you switch between the main modules: </w:t>
-      </w:r>
-      <w:r>
-        <w:rPr>
-          <w:rFonts w:ascii="Times New Roman" w:hAnsi="Times New Roman" w:cs="Times New Roman"/>
-          <w:b/>
-          <w:bCs/>
-          <w:sz w:val="24"/>
-          <w:szCs w:val="24"/>
-        </w:rPr>
-        <w:t>Tank Master</w:t>
-      </w:r>
-      <w:r>
-        <w:rPr>
-          <w:rFonts w:ascii="Times New Roman" w:hAnsi="Times New Roman" w:cs="Times New Roman"/>
-          <w:sz w:val="24"/>
-          <w:szCs w:val="24"/>
-        </w:rPr>
-        <w:t>, </w:t>
-      </w:r>
-      <w:r>
-        <w:rPr>
-          <w:rFonts w:ascii="Times New Roman" w:hAnsi="Times New Roman" w:cs="Times New Roman"/>
-          <w:b/>
-          <w:bCs/>
-          <w:sz w:val="24"/>
-          <w:szCs w:val="24"/>
-        </w:rPr>
-        <w:t>Inspection Report</w:t>
-      </w:r>
-      <w:r>
-        <w:rPr>
-          <w:rFonts w:ascii="Times New Roman" w:hAnsi="Times New Roman" w:cs="Times New Roman"/>
-          <w:sz w:val="24"/>
-          <w:szCs w:val="24"/>
-        </w:rPr>
-        <w:t>, and </w:t>
-      </w:r>
-      <w:r>
-        <w:rPr>
-          <w:rFonts w:ascii="Times New Roman" w:hAnsi="Times New Roman" w:cs="Times New Roman"/>
-          <w:b/>
-          <w:bCs/>
-          <w:sz w:val="24"/>
-          <w:szCs w:val="24"/>
-        </w:rPr>
-        <w:t>Generate PPT</w:t>
-      </w:r>
-      <w:r>
-        <w:rPr>
-          <w:rFonts w:ascii="Times New Roman" w:hAnsi="Times New Roman" w:cs="Times New Roman"/>
-          <w:sz w:val="24"/>
-          <w:szCs w:val="24"/>
-        </w:rPr>
-        <w:t>. You can collapse the sidebar to give yourself more screen space.</w:t>
-      </w:r>
-      <w:r>
-        <w:rPr>
-          <w:rFonts w:ascii="Times New Roman" w:hAnsi="Times New Roman" w:cs="Times New Roman"/>
-          <w:sz w:val="24"/>
-          <w:szCs w:val="24"/>
-        </w:rPr>
-        <w:pict w14:anchorId="16347D76">
-          <v:rect id="_x0000_i1025" style="width:250.5pt;height:.75pt" o:hrpct="0" o:hralign="center" o:hrstd="t" o:hr="t" fillcolor="#a0a0a0" stroked="f"/>
-        </w:pict>
-      </w:r>
-    </w:p>
-    <w:p>
-      <w:pPr>
-        <w:rPr>
-          <w:rFonts w:ascii="Times New Roman" w:hAnsi="Times New Roman" w:cs="Times New Roman"/>
-          <w:b/>
-          <w:bCs/>
-          <w:sz w:val="26"/>
-          <w:szCs w:val="26"/>
-        </w:rPr>
-      </w:pPr>
-      <w:r>
-        <w:rPr>
-          <w:rFonts w:ascii="Times New Roman" w:hAnsi="Times New Roman" w:cs="Times New Roman"/>
-          <w:b/>
-          <w:bCs/>
-          <w:sz w:val="26"/>
-          <w:szCs w:val="26"/>
-        </w:rPr>
-        <w:t>2. Tank Master (/)</w:t>
-      </w:r>
-      <w:r>
-        <w:rPr>
-          <w:rFonts w:ascii="Times New Roman" w:hAnsi="Times New Roman" w:cs="Times New Roman"/>
-          <w:b/>
-          <w:bCs/>
-          <w:sz w:val="26"/>
-          <w:szCs w:val="26"/>
-        </w:rPr>
-        <w:t>:</w:t>
-      </w:r>
-    </w:p>
-    <w:p>
-      <w:pPr>
-        <w:rPr>
-          <w:rFonts w:ascii="Times New Roman" w:hAnsi="Times New Roman" w:cs="Times New Roman"/>
-          <w:sz w:val="24"/>
-          <w:szCs w:val="24"/>
-        </w:rPr>
-      </w:pPr>
-      <w:r>
-        <w:rPr>
-          <w:rFonts w:ascii="Times New Roman" w:hAnsi="Times New Roman" w:cs="Times New Roman"/>
-          <w:sz w:val="24"/>
-          <w:szCs w:val="24"/>
-        </w:rPr>
-        <w:t>The Tank Master is the core foundation of the software. It acts as the digital registry for every ISO tank managed by your organization.</w:t>
-      </w:r>
-    </w:p>
-    <w:p>
-      <w:pPr>
-        <w:rPr>
-          <w:rFonts w:ascii="Times New Roman" w:hAnsi="Times New Roman" w:cs="Times New Roman"/>
-          <w:sz w:val="24"/>
-          <w:szCs w:val="24"/>
-        </w:rPr>
-      </w:pPr>
-      <w:r>
-        <w:rPr>
-          <w:rFonts w:ascii="Times New Roman" w:hAnsi="Times New Roman" w:cs="Times New Roman"/>
-          <w:sz w:val="24"/>
-          <w:szCs w:val="24"/>
-        </w:rPr>
-        <w:t>A. The Dashboard &amp; List View</w:t>
-      </w:r>
-    </w:p>
-    <w:p>
-      <w:pPr>
-        <w:rPr>
-          <w:rFonts w:ascii="Times New Roman" w:hAnsi="Times New Roman" w:cs="Times New Roman"/>
-          <w:sz w:val="24"/>
-          <w:szCs w:val="24"/>
-        </w:rPr>
-      </w:pPr>
-      <w:r>
-        <w:rPr>
-          <w:rFonts w:ascii="Times New Roman" w:hAnsi="Times New Roman" w:cs="Times New Roman"/>
-          <w:sz w:val="24"/>
-          <w:szCs w:val="24"/>
-        </w:rPr>
-        <w:t>When you open the Tank Master, you will see a large table listing all registered tanks and their basic details (such as Tank Number, Manufacturer, Capacity, and Owner).</w:t>
+        <w:spacing w:line="360" w:lineRule="auto"/>
+        <w:jc w:val="both"/>
+        <w:rPr>
+          <w:rFonts w:ascii="Times New Roman" w:hAnsi="Times New Roman" w:cs="Times New Roman"/>
+          <w:sz w:val="24"/>
+          <w:szCs w:val="24"/>
+        </w:rPr>
+      </w:pPr>
+      <w:r>
+        <w:rPr>
+          <w:rFonts w:ascii="Times New Roman" w:hAnsi="Times New Roman" w:cs="Times New Roman"/>
+          <w:sz w:val="24"/>
+          <w:szCs w:val="24"/>
+        </w:rPr>
+        <w:t>Status Toggle: A direct switch on the right side of the row lets you instantly change a tank's status to Active (green) or Inactive (red). Note: You cannot edit a tank's internal details if it is marked as Inactive.</w:t>
       </w:r>
     </w:p>
     <w:p>
       <w:pPr>
         <w:numPr>
           <w:ilvl w:val="0"/>
-          <w:numId w:val="2"/>
+          <w:numId w:val="18"/>
         </w:numPr>
-        <w:rPr>
-          <w:rFonts w:ascii="Times New Roman" w:hAnsi="Times New Roman" w:cs="Times New Roman"/>
-          <w:sz w:val="24"/>
-          <w:szCs w:val="24"/>
-        </w:rPr>
-      </w:pPr>
-      <w:r>
-        <w:rPr>
-          <w:rFonts w:ascii="Times New Roman" w:hAnsi="Times New Roman" w:cs="Times New Roman"/>
-          <w:b/>
-          <w:bCs/>
-          <w:sz w:val="24"/>
-          <w:szCs w:val="24"/>
-        </w:rPr>
-        <w:t>Search &amp; Filter</w:t>
-      </w:r>
-      <w:r>
-        <w:rPr>
-          <w:rFonts w:ascii="Times New Roman" w:hAnsi="Times New Roman" w:cs="Times New Roman"/>
-          <w:sz w:val="24"/>
-          <w:szCs w:val="24"/>
-        </w:rPr>
-        <w:t>: Use the dropdown menu next to the search bar to find a specific tank using its Tank Number, Manufacturer, Owner, or Status.</w:t>
+        <w:spacing w:line="360" w:lineRule="auto"/>
+        <w:jc w:val="both"/>
+        <w:rPr>
+          <w:rFonts w:ascii="Times New Roman" w:hAnsi="Times New Roman" w:cs="Times New Roman"/>
+          <w:sz w:val="24"/>
+          <w:szCs w:val="24"/>
+        </w:rPr>
+      </w:pPr>
+      <w:r>
+        <w:rPr>
+          <w:rFonts w:ascii="Times New Roman" w:hAnsi="Times New Roman" w:cs="Times New Roman"/>
+          <w:sz w:val="24"/>
+          <w:szCs w:val="24"/>
+        </w:rPr>
+        <w:t>Export to Excel: A button at the top right allows you to download your entire tank list as an Excel spreadsheet.</w:t>
+      </w:r>
+    </w:p>
+    <w:p>
+      <w:pPr>
+        <w:spacing w:line="360" w:lineRule="auto"/>
+        <w:jc w:val="both"/>
+        <w:rPr>
+          <w:rFonts w:ascii="Times New Roman" w:hAnsi="Times New Roman" w:cs="Times New Roman"/>
+          <w:sz w:val="24"/>
+          <w:szCs w:val="24"/>
+        </w:rPr>
+      </w:pPr>
+      <w:r>
+        <w:rPr>
+          <w:rFonts w:ascii="Times New Roman" w:hAnsi="Times New Roman" w:cs="Times New Roman"/>
+          <w:sz w:val="24"/>
+          <w:szCs w:val="24"/>
+        </w:rPr>
+        <w:t>B. The "New" Tank Window &amp; Editing</w:t>
+      </w:r>
+    </w:p>
+    <w:p>
+      <w:pPr>
+        <w:spacing w:line="360" w:lineRule="auto"/>
+        <w:jc w:val="both"/>
+        <w:rPr>
+          <w:rFonts w:ascii="Times New Roman" w:hAnsi="Times New Roman" w:cs="Times New Roman"/>
+          <w:sz w:val="24"/>
+          <w:szCs w:val="24"/>
+        </w:rPr>
+      </w:pPr>
+      <w:r>
+        <w:rPr>
+          <w:rFonts w:ascii="Times New Roman" w:hAnsi="Times New Roman" w:cs="Times New Roman"/>
+          <w:sz w:val="24"/>
+          <w:szCs w:val="24"/>
+        </w:rPr>
+        <w:t>When you click "Add Tank" or click the Edit icon on an existing tank row, a modal window opens. The tank data is divided into structured tabs.</w:t>
+      </w:r>
+    </w:p>
+    <w:p>
+      <w:pPr>
+        <w:spacing w:line="360" w:lineRule="auto"/>
+        <w:jc w:val="both"/>
+        <w:rPr>
+          <w:rFonts w:ascii="Times New Roman" w:hAnsi="Times New Roman" w:cs="Times New Roman"/>
+          <w:sz w:val="24"/>
+          <w:szCs w:val="24"/>
+        </w:rPr>
+      </w:pPr>
+      <w:r>
+        <w:rPr>
+          <w:rFonts w:ascii="Times New Roman" w:hAnsi="Times New Roman" w:cs="Times New Roman"/>
+          <w:sz w:val="24"/>
+          <w:szCs w:val="24"/>
+        </w:rPr>
+        <w:t>Important: If you are adding a brand new tank, you must fill out the very first "Tank" tab and click Save before traversing the other tabs.</w:t>
+      </w:r>
+    </w:p>
+    <w:p>
+      <w:pPr>
+        <w:spacing w:line="360" w:lineRule="auto"/>
+        <w:jc w:val="both"/>
+        <w:rPr>
+          <w:rFonts w:ascii="Times New Roman" w:hAnsi="Times New Roman" w:cs="Times New Roman"/>
+          <w:sz w:val="24"/>
+          <w:szCs w:val="24"/>
+        </w:rPr>
+      </w:pPr>
+      <w:r>
+        <w:rPr>
+          <w:rFonts w:ascii="Times New Roman" w:hAnsi="Times New Roman" w:cs="Times New Roman"/>
+          <w:sz w:val="24"/>
+          <w:szCs w:val="24"/>
+        </w:rPr>
+        <w:t>The Integrated Tabs Explained:</w:t>
       </w:r>
     </w:p>
     <w:p>
       <w:pPr>
         <w:numPr>
           <w:ilvl w:val="0"/>
-          <w:numId w:val="2"/>
+          <w:numId w:val="19"/>
         </w:numPr>
-        <w:rPr>
-          <w:rFonts w:ascii="Times New Roman" w:hAnsi="Times New Roman" w:cs="Times New Roman"/>
-          <w:sz w:val="24"/>
-          <w:szCs w:val="24"/>
-        </w:rPr>
-      </w:pPr>
-      <w:r>
-        <w:rPr>
-          <w:rFonts w:ascii="Times New Roman" w:hAnsi="Times New Roman" w:cs="Times New Roman"/>
-          <w:b/>
-          <w:bCs/>
-          <w:sz w:val="24"/>
-          <w:szCs w:val="24"/>
-        </w:rPr>
-        <w:t>Status Toggle</w:t>
-      </w:r>
-      <w:r>
-        <w:rPr>
-          <w:rFonts w:ascii="Times New Roman" w:hAnsi="Times New Roman" w:cs="Times New Roman"/>
-          <w:sz w:val="24"/>
-          <w:szCs w:val="24"/>
-        </w:rPr>
-        <w:t>: A direct switch on the right side of the row lets you instantly change a tank's status t</w:t>
-      </w:r>
-      <w:r>
-        <w:rPr>
-          <w:rFonts w:ascii="Times New Roman" w:hAnsi="Times New Roman" w:cs="Times New Roman"/>
-          <w:sz w:val="24"/>
-          <w:szCs w:val="24"/>
-        </w:rPr>
-        <w:t xml:space="preserve">o </w:t>
-      </w:r>
-      <w:r>
-        <w:rPr>
-          <w:rFonts w:ascii="Times New Roman" w:hAnsi="Times New Roman" w:cs="Times New Roman"/>
-          <w:sz w:val="24"/>
-          <w:szCs w:val="24"/>
-        </w:rPr>
-        <w:t>Active (green) or Inactive (red). </w:t>
-      </w:r>
+        <w:spacing w:line="360" w:lineRule="auto"/>
+        <w:jc w:val="both"/>
+        <w:rPr>
+          <w:rFonts w:ascii="Times New Roman" w:hAnsi="Times New Roman" w:cs="Times New Roman"/>
+          <w:sz w:val="24"/>
+          <w:szCs w:val="24"/>
+        </w:rPr>
+      </w:pPr>
+      <w:r>
+        <w:rPr>
+          <w:rFonts w:ascii="Times New Roman" w:hAnsi="Times New Roman" w:cs="Times New Roman"/>
+          <w:sz w:val="24"/>
+          <w:szCs w:val="24"/>
+        </w:rPr>
+        <w:t>Tank (Basic Details): The main form where you enter physical identifiers. Here, instead of typing everything out, you select Tank Codes previously built in the Masters tab.</w:t>
+      </w:r>
+    </w:p>
+    <w:p>
+      <w:pPr>
+        <w:numPr>
+          <w:ilvl w:val="0"/>
+          <w:numId w:val="19"/>
+        </w:numPr>
+        <w:spacing w:line="360" w:lineRule="auto"/>
+        <w:jc w:val="both"/>
+        <w:rPr>
+          <w:rFonts w:ascii="Times New Roman" w:hAnsi="Times New Roman" w:cs="Times New Roman"/>
+          <w:sz w:val="24"/>
+          <w:szCs w:val="24"/>
+        </w:rPr>
+      </w:pPr>
+      <w:r>
+        <w:rPr>
+          <w:rFonts w:ascii="Times New Roman" w:hAnsi="Times New Roman" w:cs="Times New Roman"/>
+          <w:sz w:val="24"/>
+          <w:szCs w:val="24"/>
+        </w:rPr>
+        <w:t>Regulations: You simply "attach" regulations from the pre-built dropdown linked to the Regulations Master, bypassing manual entry.</w:t>
+      </w:r>
+    </w:p>
+    <w:p>
+      <w:pPr>
+        <w:numPr>
+          <w:ilvl w:val="0"/>
+          <w:numId w:val="19"/>
+        </w:numPr>
+        <w:spacing w:line="360" w:lineRule="auto"/>
+        <w:jc w:val="both"/>
+        <w:rPr>
+          <w:rFonts w:ascii="Times New Roman" w:hAnsi="Times New Roman" w:cs="Times New Roman"/>
+          <w:sz w:val="24"/>
+          <w:szCs w:val="24"/>
+        </w:rPr>
+      </w:pPr>
+      <w:r>
+        <w:rPr>
+          <w:rFonts w:ascii="Times New Roman" w:hAnsi="Times New Roman" w:cs="Times New Roman"/>
+          <w:sz w:val="24"/>
+          <w:szCs w:val="24"/>
+        </w:rPr>
+        <w:t>Certificate: Seamlessly link the tank to its corresponding certificate files stored in the Certificates Master.</w:t>
+      </w:r>
+    </w:p>
+    <w:p>
+      <w:pPr>
+        <w:numPr>
+          <w:ilvl w:val="0"/>
+          <w:numId w:val="19"/>
+        </w:numPr>
+        <w:spacing w:line="360" w:lineRule="auto"/>
+        <w:jc w:val="both"/>
+        <w:rPr>
+          <w:rFonts w:ascii="Times New Roman" w:hAnsi="Times New Roman" w:cs="Times New Roman"/>
+          <w:sz w:val="24"/>
+          <w:szCs w:val="24"/>
+        </w:rPr>
+      </w:pPr>
+      <w:r>
+        <w:rPr>
+          <w:rFonts w:ascii="Times New Roman" w:hAnsi="Times New Roman" w:cs="Times New Roman"/>
+          <w:sz w:val="24"/>
+          <w:szCs w:val="24"/>
+        </w:rPr>
+        <w:t>Valve: A quick checklist listing different valve features. Click buttons to mark each feature's condition as OK (green), Faulty (red), or NA (Not Applicable).</w:t>
+      </w:r>
+    </w:p>
+    <w:p>
+      <w:pPr>
+        <w:numPr>
+          <w:ilvl w:val="0"/>
+          <w:numId w:val="19"/>
+        </w:numPr>
+        <w:spacing w:line="360" w:lineRule="auto"/>
+        <w:jc w:val="both"/>
+        <w:rPr>
+          <w:rFonts w:ascii="Times New Roman" w:hAnsi="Times New Roman" w:cs="Times New Roman"/>
+          <w:sz w:val="24"/>
+          <w:szCs w:val="24"/>
+        </w:rPr>
+      </w:pPr>
+      <w:r>
+        <w:rPr>
+          <w:rFonts w:ascii="Times New Roman" w:hAnsi="Times New Roman" w:cs="Times New Roman"/>
+          <w:sz w:val="24"/>
+          <w:szCs w:val="24"/>
+        </w:rPr>
+        <w:t>Gauge: A dedicated checklist for the tank's pressure and temperature gauges using the OK, Faulty, or NA logic.</w:t>
+      </w:r>
+    </w:p>
+    <w:p>
+      <w:pPr>
+        <w:numPr>
+          <w:ilvl w:val="0"/>
+          <w:numId w:val="19"/>
+        </w:numPr>
+        <w:spacing w:line="360" w:lineRule="auto"/>
+        <w:jc w:val="both"/>
+        <w:rPr>
+          <w:rFonts w:ascii="Times New Roman" w:hAnsi="Times New Roman" w:cs="Times New Roman"/>
+          <w:sz w:val="24"/>
+          <w:szCs w:val="24"/>
+        </w:rPr>
+      </w:pPr>
+      <w:r>
+        <w:rPr>
+          <w:rFonts w:ascii="Times New Roman" w:hAnsi="Times New Roman" w:cs="Times New Roman"/>
+          <w:sz w:val="24"/>
+          <w:szCs w:val="24"/>
+        </w:rPr>
+        <w:lastRenderedPageBreak/>
+        <w:t>Drawings</w:t>
+      </w:r>
+      <w:r>
+        <w:rPr>
+          <w:rFonts w:ascii="Times New Roman" w:hAnsi="Times New Roman" w:cs="Times New Roman"/>
+          <w:sz w:val="24"/>
+          <w:szCs w:val="24"/>
+        </w:rPr>
+        <w:t xml:space="preserve">: In this tab, you associate the tank with P&amp;ID </w:t>
+      </w:r>
+      <w:r>
+        <w:rPr>
+          <w:rFonts w:ascii="Times New Roman" w:hAnsi="Times New Roman" w:cs="Times New Roman"/>
+          <w:sz w:val="24"/>
+          <w:szCs w:val="24"/>
+        </w:rPr>
+        <w:t>Reference</w:t>
+      </w:r>
+      <w:r>
+        <w:rPr>
+          <w:rFonts w:ascii="Times New Roman" w:hAnsi="Times New Roman" w:cs="Times New Roman"/>
+          <w:sz w:val="24"/>
+          <w:szCs w:val="24"/>
+        </w:rPr>
+        <w:t xml:space="preserve"> from the Masters module via  dropdowns, which automatically pull in the associated blueprints for the specific </w:t>
+      </w:r>
+      <w:r>
+        <w:rPr>
+          <w:rFonts w:ascii="Times New Roman" w:hAnsi="Times New Roman" w:cs="Times New Roman"/>
+          <w:sz w:val="24"/>
+          <w:szCs w:val="24"/>
+        </w:rPr>
+        <w:t>reference</w:t>
+      </w:r>
+      <w:r>
+        <w:rPr>
+          <w:rFonts w:ascii="Times New Roman" w:hAnsi="Times New Roman" w:cs="Times New Roman"/>
+          <w:sz w:val="24"/>
+          <w:szCs w:val="24"/>
+        </w:rPr>
+        <w:t>.</w:t>
+      </w:r>
+    </w:p>
+    <w:p>
+      <w:pPr>
+        <w:numPr>
+          <w:ilvl w:val="0"/>
+          <w:numId w:val="19"/>
+        </w:numPr>
+        <w:spacing w:line="360" w:lineRule="auto"/>
+        <w:jc w:val="both"/>
+        <w:rPr>
+          <w:rFonts w:ascii="Times New Roman" w:hAnsi="Times New Roman" w:cs="Times New Roman"/>
+          <w:sz w:val="24"/>
+          <w:szCs w:val="24"/>
+        </w:rPr>
+      </w:pPr>
+      <w:r>
+        <w:rPr>
+          <w:rFonts w:ascii="Times New Roman" w:hAnsi="Times New Roman" w:cs="Times New Roman"/>
+          <w:sz w:val="24"/>
+          <w:szCs w:val="24"/>
+        </w:rPr>
+        <w:t>GA Drawings:</w:t>
+      </w:r>
+      <w:r>
+        <w:rPr>
+          <w:rFonts w:ascii="Times New Roman" w:hAnsi="Times New Roman" w:cs="Times New Roman"/>
+          <w:sz w:val="24"/>
+          <w:szCs w:val="24"/>
+        </w:rPr>
+        <w:t xml:space="preserve"> In this tab, you associate the tank with </w:t>
+      </w:r>
+      <w:r>
+        <w:rPr>
+          <w:rFonts w:ascii="Times New Roman" w:hAnsi="Times New Roman" w:cs="Times New Roman"/>
+          <w:sz w:val="24"/>
+          <w:szCs w:val="24"/>
+        </w:rPr>
+        <w:t>GA</w:t>
+      </w:r>
+      <w:r>
+        <w:rPr>
+          <w:rFonts w:ascii="Times New Roman" w:hAnsi="Times New Roman" w:cs="Times New Roman"/>
+          <w:sz w:val="24"/>
+          <w:szCs w:val="24"/>
+        </w:rPr>
+        <w:t xml:space="preserve"> </w:t>
+      </w:r>
+      <w:r>
+        <w:rPr>
+          <w:rFonts w:ascii="Times New Roman" w:hAnsi="Times New Roman" w:cs="Times New Roman"/>
+          <w:sz w:val="24"/>
+          <w:szCs w:val="24"/>
+        </w:rPr>
+        <w:t>Reference</w:t>
+      </w:r>
+      <w:r>
+        <w:rPr>
+          <w:rFonts w:ascii="Times New Roman" w:hAnsi="Times New Roman" w:cs="Times New Roman"/>
+          <w:sz w:val="24"/>
+          <w:szCs w:val="24"/>
+        </w:rPr>
+        <w:t xml:space="preserve"> from the Masters module via  dropdowns, which automatically pull in the associated blueprints for the specific </w:t>
+      </w:r>
+      <w:r>
+        <w:rPr>
+          <w:rFonts w:ascii="Times New Roman" w:hAnsi="Times New Roman" w:cs="Times New Roman"/>
+          <w:sz w:val="24"/>
+          <w:szCs w:val="24"/>
+        </w:rPr>
+        <w:t>reference</w:t>
+      </w:r>
+      <w:r>
+        <w:rPr>
+          <w:rFonts w:ascii="Times New Roman" w:hAnsi="Times New Roman" w:cs="Times New Roman"/>
+          <w:sz w:val="24"/>
+          <w:szCs w:val="24"/>
+        </w:rPr>
+        <w:t>.</w:t>
+      </w:r>
+    </w:p>
+    <w:p>
+      <w:pPr>
+        <w:spacing w:line="360" w:lineRule="auto"/>
+        <w:jc w:val="both"/>
+        <w:rPr>
+          <w:rFonts w:ascii="Times New Roman" w:hAnsi="Times New Roman" w:cs="Times New Roman"/>
+          <w:sz w:val="24"/>
+          <w:szCs w:val="24"/>
+        </w:rPr>
+      </w:pPr>
+      <w:r>
+        <w:rPr>
+          <w:rFonts w:ascii="Times New Roman" w:hAnsi="Times New Roman" w:cs="Times New Roman"/>
+          <w:sz w:val="24"/>
+          <w:szCs w:val="24"/>
+        </w:rPr>
+        <w:pict w14:anchorId="18458620">
+          <v:rect id="_x0000_i1027" style="width:443pt;height:.75pt" o:hrpct="0" o:hralign="center" o:hrstd="t" o:hr="t" fillcolor="#a0a0a0" stroked="f"/>
+        </w:pict>
+      </w:r>
+    </w:p>
+    <w:p>
+      <w:pPr>
+        <w:spacing w:line="360" w:lineRule="auto"/>
+        <w:jc w:val="both"/>
+        <w:rPr>
+          <w:rFonts w:ascii="Times New Roman" w:hAnsi="Times New Roman" w:cs="Times New Roman"/>
+          <w:sz w:val="24"/>
+          <w:szCs w:val="24"/>
+        </w:rPr>
+      </w:pPr>
+      <w:r>
+        <w:rPr>
+          <w:rFonts w:ascii="Times New Roman" w:hAnsi="Times New Roman" w:cs="Times New Roman"/>
+          <w:sz w:val="24"/>
+          <w:szCs w:val="24"/>
+        </w:rPr>
+        <w:t>4. Inspection Report (/inspection)</w:t>
+      </w:r>
+    </w:p>
+    <w:p>
+      <w:pPr>
+        <w:spacing w:line="360" w:lineRule="auto"/>
+        <w:jc w:val="both"/>
+        <w:rPr>
+          <w:rFonts w:ascii="Times New Roman" w:hAnsi="Times New Roman" w:cs="Times New Roman"/>
+          <w:sz w:val="24"/>
+          <w:szCs w:val="24"/>
+        </w:rPr>
+      </w:pPr>
+      <w:r>
+        <w:rPr>
+          <w:rFonts w:ascii="Times New Roman" w:hAnsi="Times New Roman" w:cs="Times New Roman"/>
+          <w:sz w:val="24"/>
+          <w:szCs w:val="24"/>
+        </w:rPr>
+        <w:t>This module tracks regular maintenance checks and the operational health of the tanks.</w:t>
+      </w:r>
+    </w:p>
+    <w:p>
+      <w:pPr>
+        <w:spacing w:line="360" w:lineRule="auto"/>
+        <w:jc w:val="both"/>
+        <w:rPr>
+          <w:rFonts w:ascii="Times New Roman" w:hAnsi="Times New Roman" w:cs="Times New Roman"/>
+          <w:sz w:val="24"/>
+          <w:szCs w:val="24"/>
+        </w:rPr>
+      </w:pPr>
+      <w:r>
+        <w:rPr>
+          <w:rFonts w:ascii="Times New Roman" w:hAnsi="Times New Roman" w:cs="Times New Roman"/>
+          <w:sz w:val="24"/>
+          <w:szCs w:val="24"/>
+        </w:rPr>
+        <w:t>A. The List View (Current &amp; History)</w:t>
+      </w:r>
+    </w:p>
+    <w:p>
+      <w:pPr>
+        <w:spacing w:line="360" w:lineRule="auto"/>
+        <w:jc w:val="both"/>
+        <w:rPr>
+          <w:rFonts w:ascii="Times New Roman" w:hAnsi="Times New Roman" w:cs="Times New Roman"/>
+          <w:sz w:val="24"/>
+          <w:szCs w:val="24"/>
+        </w:rPr>
+      </w:pPr>
+      <w:r>
+        <w:rPr>
+          <w:rFonts w:ascii="Times New Roman" w:hAnsi="Times New Roman" w:cs="Times New Roman"/>
+          <w:sz w:val="24"/>
+          <w:szCs w:val="24"/>
+        </w:rPr>
+        <w:t>You will see two tabs at the top:</w:t>
+      </w:r>
+    </w:p>
+    <w:p>
+      <w:pPr>
+        <w:numPr>
+          <w:ilvl w:val="0"/>
+          <w:numId w:val="20"/>
+        </w:numPr>
+        <w:spacing w:line="360" w:lineRule="auto"/>
+        <w:jc w:val="both"/>
+        <w:rPr>
+          <w:rFonts w:ascii="Times New Roman" w:hAnsi="Times New Roman" w:cs="Times New Roman"/>
+          <w:sz w:val="24"/>
+          <w:szCs w:val="24"/>
+        </w:rPr>
+      </w:pPr>
+      <w:r>
+        <w:rPr>
+          <w:rFonts w:ascii="Times New Roman" w:hAnsi="Times New Roman" w:cs="Times New Roman"/>
+          <w:sz w:val="24"/>
+          <w:szCs w:val="24"/>
+        </w:rPr>
+        <w:t>Current Inspections: Displays all ongoing drafts, reports recently submitted by mobile operators, and reports updated by web users that are waiting for final Admin approval.</w:t>
+      </w:r>
+    </w:p>
+    <w:p>
+      <w:pPr>
+        <w:numPr>
+          <w:ilvl w:val="0"/>
+          <w:numId w:val="20"/>
+        </w:numPr>
+        <w:spacing w:line="360" w:lineRule="auto"/>
+        <w:jc w:val="both"/>
+        <w:rPr>
+          <w:rFonts w:ascii="Times New Roman" w:hAnsi="Times New Roman" w:cs="Times New Roman"/>
+          <w:sz w:val="24"/>
+          <w:szCs w:val="24"/>
+        </w:rPr>
+      </w:pPr>
+      <w:r>
+        <w:rPr>
+          <w:rFonts w:ascii="Times New Roman" w:hAnsi="Times New Roman" w:cs="Times New Roman"/>
+          <w:sz w:val="24"/>
+          <w:szCs w:val="24"/>
+        </w:rPr>
+        <w:t>History: A secure, locked archive of fully approved inspections.</w:t>
+      </w:r>
+    </w:p>
+    <w:p>
+      <w:pPr>
+        <w:spacing w:line="360" w:lineRule="auto"/>
+        <w:jc w:val="both"/>
+        <w:rPr>
+          <w:rFonts w:ascii="Times New Roman" w:hAnsi="Times New Roman" w:cs="Times New Roman"/>
+          <w:sz w:val="24"/>
+          <w:szCs w:val="24"/>
+        </w:rPr>
+      </w:pPr>
+      <w:r>
+        <w:rPr>
+          <w:rFonts w:ascii="Times New Roman" w:hAnsi="Times New Roman" w:cs="Times New Roman"/>
+          <w:sz w:val="24"/>
+          <w:szCs w:val="24"/>
+        </w:rPr>
+        <w:t>B. Creating a New Report (Important Restrictions)</w:t>
+      </w:r>
+    </w:p>
+    <w:p>
+      <w:pPr>
+        <w:numPr>
+          <w:ilvl w:val="0"/>
+          <w:numId w:val="21"/>
+        </w:numPr>
+        <w:spacing w:line="360" w:lineRule="auto"/>
+        <w:jc w:val="both"/>
+        <w:rPr>
+          <w:rFonts w:ascii="Times New Roman" w:hAnsi="Times New Roman" w:cs="Times New Roman"/>
+          <w:sz w:val="24"/>
+          <w:szCs w:val="24"/>
+        </w:rPr>
+      </w:pPr>
+      <w:r>
+        <w:rPr>
+          <w:rFonts w:ascii="Times New Roman" w:hAnsi="Times New Roman" w:cs="Times New Roman"/>
+          <w:sz w:val="24"/>
+          <w:szCs w:val="24"/>
+        </w:rPr>
+        <w:t>To enforce data accuracy, you can only create a new Inspection Report for a tank if the previously created report for that same tank has already been fully submitted. Drafts must be resolved before a new cycle begins on a single specific unit.</w:t>
+      </w:r>
+    </w:p>
+    <w:p>
+      <w:pPr>
+        <w:spacing w:line="360" w:lineRule="auto"/>
+        <w:jc w:val="both"/>
+        <w:rPr>
+          <w:rFonts w:ascii="Times New Roman" w:hAnsi="Times New Roman" w:cs="Times New Roman"/>
+          <w:sz w:val="24"/>
+          <w:szCs w:val="24"/>
+        </w:rPr>
+      </w:pPr>
+      <w:r>
+        <w:rPr>
+          <w:rFonts w:ascii="Times New Roman" w:hAnsi="Times New Roman" w:cs="Times New Roman"/>
+          <w:sz w:val="24"/>
+          <w:szCs w:val="24"/>
+        </w:rPr>
+        <w:t>C. The "Copy" Feature (Purple Icon)</w:t>
+      </w:r>
+    </w:p>
+    <w:p>
+      <w:pPr>
+        <w:spacing w:line="360" w:lineRule="auto"/>
+        <w:jc w:val="both"/>
+        <w:rPr>
+          <w:rFonts w:ascii="Times New Roman" w:hAnsi="Times New Roman" w:cs="Times New Roman"/>
+          <w:sz w:val="24"/>
+          <w:szCs w:val="24"/>
+        </w:rPr>
+      </w:pPr>
+      <w:r>
+        <w:rPr>
+          <w:rFonts w:ascii="Times New Roman" w:hAnsi="Times New Roman" w:cs="Times New Roman"/>
+          <w:sz w:val="24"/>
+          <w:szCs w:val="24"/>
+        </w:rPr>
+        <w:t>Located on the right side of reports in both Current and History views.</w:t>
+      </w:r>
+    </w:p>
+    <w:p>
+      <w:pPr>
+        <w:numPr>
+          <w:ilvl w:val="0"/>
+          <w:numId w:val="22"/>
+        </w:numPr>
+        <w:spacing w:line="360" w:lineRule="auto"/>
+        <w:jc w:val="both"/>
+        <w:rPr>
+          <w:rFonts w:ascii="Times New Roman" w:hAnsi="Times New Roman" w:cs="Times New Roman"/>
+          <w:sz w:val="24"/>
+          <w:szCs w:val="24"/>
+        </w:rPr>
+      </w:pPr>
+      <w:r>
+        <w:rPr>
+          <w:rFonts w:ascii="Times New Roman" w:hAnsi="Times New Roman" w:cs="Times New Roman"/>
+          <w:sz w:val="24"/>
+          <w:szCs w:val="24"/>
+        </w:rPr>
+        <w:t>Click the purple duplicate icon.</w:t>
+      </w:r>
+    </w:p>
+    <w:p>
+      <w:pPr>
+        <w:numPr>
+          <w:ilvl w:val="0"/>
+          <w:numId w:val="22"/>
+        </w:numPr>
+        <w:spacing w:line="360" w:lineRule="auto"/>
+        <w:jc w:val="both"/>
+        <w:rPr>
+          <w:rFonts w:ascii="Times New Roman" w:hAnsi="Times New Roman" w:cs="Times New Roman"/>
+          <w:sz w:val="24"/>
+          <w:szCs w:val="24"/>
+        </w:rPr>
+      </w:pPr>
+      <w:r>
+        <w:rPr>
+          <w:rFonts w:ascii="Times New Roman" w:hAnsi="Times New Roman" w:cs="Times New Roman"/>
+          <w:sz w:val="24"/>
+          <w:szCs w:val="24"/>
+        </w:rPr>
+        <w:t>A pop-up asks you to select a new Inspection Type (e.g., duplicating an "Incoming" report to generate an "On-Hire" draft).</w:t>
+      </w:r>
+    </w:p>
+    <w:p>
+      <w:pPr>
+        <w:numPr>
+          <w:ilvl w:val="0"/>
+          <w:numId w:val="22"/>
+        </w:numPr>
+        <w:spacing w:line="360" w:lineRule="auto"/>
+        <w:jc w:val="both"/>
+        <w:rPr>
+          <w:rFonts w:ascii="Times New Roman" w:hAnsi="Times New Roman" w:cs="Times New Roman"/>
+          <w:sz w:val="24"/>
+          <w:szCs w:val="24"/>
+        </w:rPr>
+      </w:pPr>
+      <w:r>
+        <w:rPr>
+          <w:rFonts w:ascii="Times New Roman" w:hAnsi="Times New Roman" w:cs="Times New Roman"/>
+          <w:sz w:val="24"/>
+          <w:szCs w:val="24"/>
+        </w:rPr>
+        <w:t>The system clones all existing data into a new draft with a fresh Report Number, saving significant data entry time.</w:t>
+      </w:r>
+    </w:p>
+    <w:p>
+      <w:pPr>
+        <w:spacing w:line="360" w:lineRule="auto"/>
+        <w:jc w:val="both"/>
+        <w:rPr>
+          <w:rFonts w:ascii="Times New Roman" w:hAnsi="Times New Roman" w:cs="Times New Roman"/>
+          <w:sz w:val="24"/>
+          <w:szCs w:val="24"/>
+        </w:rPr>
+      </w:pPr>
+      <w:r>
+        <w:rPr>
+          <w:rFonts w:ascii="Times New Roman" w:hAnsi="Times New Roman" w:cs="Times New Roman"/>
+          <w:sz w:val="24"/>
+          <w:szCs w:val="24"/>
+        </w:rPr>
+        <w:t>D. The Inspection Workflow (New / Edit)</w:t>
+      </w:r>
+    </w:p>
+    <w:p>
+      <w:pPr>
+        <w:spacing w:line="360" w:lineRule="auto"/>
+        <w:jc w:val="both"/>
+        <w:rPr>
+          <w:rFonts w:ascii="Times New Roman" w:hAnsi="Times New Roman" w:cs="Times New Roman"/>
+          <w:sz w:val="24"/>
+          <w:szCs w:val="24"/>
+        </w:rPr>
+      </w:pPr>
+      <w:r>
+        <w:rPr>
+          <w:rFonts w:ascii="Times New Roman" w:hAnsi="Times New Roman" w:cs="Times New Roman"/>
+          <w:sz w:val="24"/>
+          <w:szCs w:val="24"/>
+        </w:rPr>
+        <w:t>Clicking "New Report" opens a multi-step workflow:</w:t>
+      </w:r>
+    </w:p>
+    <w:p>
+      <w:pPr>
+        <w:numPr>
+          <w:ilvl w:val="0"/>
+          <w:numId w:val="23"/>
+        </w:numPr>
+        <w:spacing w:line="360" w:lineRule="auto"/>
+        <w:jc w:val="both"/>
+        <w:rPr>
+          <w:rFonts w:ascii="Times New Roman" w:hAnsi="Times New Roman" w:cs="Times New Roman"/>
+          <w:sz w:val="24"/>
+          <w:szCs w:val="24"/>
+        </w:rPr>
+      </w:pPr>
+      <w:r>
+        <w:rPr>
+          <w:rFonts w:ascii="Times New Roman" w:hAnsi="Times New Roman" w:cs="Times New Roman"/>
+          <w:sz w:val="24"/>
+          <w:szCs w:val="24"/>
+        </w:rPr>
+        <w:t>Tank Info: Select an active tank from the dropdown and configure structural details (location, dates, type).</w:t>
+      </w:r>
+    </w:p>
+    <w:p>
+      <w:pPr>
+        <w:numPr>
+          <w:ilvl w:val="0"/>
+          <w:numId w:val="23"/>
+        </w:numPr>
+        <w:spacing w:line="360" w:lineRule="auto"/>
+        <w:jc w:val="both"/>
+        <w:rPr>
+          <w:rFonts w:ascii="Times New Roman" w:hAnsi="Times New Roman" w:cs="Times New Roman"/>
+          <w:sz w:val="24"/>
+          <w:szCs w:val="24"/>
+        </w:rPr>
+      </w:pPr>
+      <w:r>
+        <w:rPr>
+          <w:rFonts w:ascii="Times New Roman" w:hAnsi="Times New Roman" w:cs="Times New Roman"/>
+          <w:sz w:val="24"/>
+          <w:szCs w:val="24"/>
+        </w:rPr>
+        <w:t>Upload Photos: Upload raw condition photos taken before the inspection procedure.</w:t>
+      </w:r>
+    </w:p>
+    <w:p>
+      <w:pPr>
+        <w:numPr>
+          <w:ilvl w:val="0"/>
+          <w:numId w:val="23"/>
+        </w:numPr>
+        <w:spacing w:line="360" w:lineRule="auto"/>
+        <w:jc w:val="both"/>
+        <w:rPr>
+          <w:rFonts w:ascii="Times New Roman" w:hAnsi="Times New Roman" w:cs="Times New Roman"/>
+          <w:sz w:val="24"/>
+          <w:szCs w:val="24"/>
+        </w:rPr>
+      </w:pPr>
+      <w:r>
+        <w:rPr>
+          <w:rFonts w:ascii="Times New Roman" w:hAnsi="Times New Roman" w:cs="Times New Roman"/>
+          <w:sz w:val="24"/>
+          <w:szCs w:val="24"/>
+        </w:rPr>
+        <w:lastRenderedPageBreak/>
+        <w:t>Checklist: The rigorous physical check. Items are marked OK, NA, or Faulty.</w:t>
+      </w:r>
+    </w:p>
+    <w:p>
+      <w:pPr>
+        <w:numPr>
+          <w:ilvl w:val="1"/>
+          <w:numId w:val="23"/>
+        </w:numPr>
+        <w:spacing w:line="360" w:lineRule="auto"/>
+        <w:jc w:val="both"/>
+        <w:rPr>
+          <w:rFonts w:ascii="Times New Roman" w:hAnsi="Times New Roman" w:cs="Times New Roman"/>
+          <w:sz w:val="24"/>
+          <w:szCs w:val="24"/>
+        </w:rPr>
+      </w:pPr>
       <w:r>
         <w:rPr>
           <w:rFonts w:ascii="Times New Roman" w:hAnsi="Times New Roman" w:cs="Times New Roman"/>
@@ -1393,143 +3002,299 @@
           <w:sz w:val="24"/>
           <w:szCs w:val="24"/>
         </w:rPr>
-        <w:t>Note: You cannot edit a tank's internal details if it is marked as Inactive.</w:t>
+        <w:t>If any item is marked Faulty, the system automatically unlocks the To-do List.</w:t>
       </w:r>
     </w:p>
     <w:p>
       <w:pPr>
         <w:numPr>
           <w:ilvl w:val="0"/>
-          <w:numId w:val="2"/>
+          <w:numId w:val="23"/>
         </w:numPr>
-        <w:rPr>
-          <w:rFonts w:ascii="Times New Roman" w:hAnsi="Times New Roman" w:cs="Times New Roman"/>
-          <w:sz w:val="24"/>
-          <w:szCs w:val="24"/>
-        </w:rPr>
-      </w:pPr>
-      <w:r>
-        <w:rPr>
-          <w:rFonts w:ascii="Times New Roman" w:hAnsi="Times New Roman" w:cs="Times New Roman"/>
-          <w:b/>
-          <w:bCs/>
-          <w:sz w:val="24"/>
-          <w:szCs w:val="24"/>
-        </w:rPr>
-        <w:t>Export to Excel</w:t>
-      </w:r>
-      <w:r>
-        <w:rPr>
-          <w:rFonts w:ascii="Times New Roman" w:hAnsi="Times New Roman" w:cs="Times New Roman"/>
-          <w:sz w:val="24"/>
-          <w:szCs w:val="24"/>
-        </w:rPr>
-        <w:t>: A button at the top right allows you to download your entire tank list as an Excel spreadsheet.</w:t>
-      </w:r>
-    </w:p>
-    <w:p>
-      <w:pPr>
-        <w:rPr>
-          <w:rFonts w:ascii="Times New Roman" w:hAnsi="Times New Roman" w:cs="Times New Roman"/>
-          <w:sz w:val="24"/>
-          <w:szCs w:val="24"/>
-        </w:rPr>
-      </w:pPr>
-      <w:r>
-        <w:rPr>
-          <w:rFonts w:ascii="Times New Roman" w:hAnsi="Times New Roman" w:cs="Times New Roman"/>
-          <w:sz w:val="24"/>
-          <w:szCs w:val="24"/>
-        </w:rPr>
-        <w:t>B. The "New" Tank Window (and Editing)</w:t>
-      </w:r>
-    </w:p>
-    <w:p>
-      <w:pPr>
-        <w:rPr>
-          <w:rFonts w:ascii="Times New Roman" w:hAnsi="Times New Roman" w:cs="Times New Roman"/>
-          <w:sz w:val="24"/>
-          <w:szCs w:val="24"/>
-        </w:rPr>
-      </w:pPr>
-      <w:r>
-        <w:rPr>
-          <w:rFonts w:ascii="Times New Roman" w:hAnsi="Times New Roman" w:cs="Times New Roman"/>
-          <w:sz w:val="24"/>
-          <w:szCs w:val="24"/>
-        </w:rPr>
-        <w:t>When you click </w:t>
-      </w:r>
-      <w:r>
-        <w:rPr>
-          <w:rFonts w:ascii="Times New Roman" w:hAnsi="Times New Roman" w:cs="Times New Roman"/>
-          <w:b/>
-          <w:bCs/>
-          <w:sz w:val="24"/>
-          <w:szCs w:val="24"/>
-        </w:rPr>
-        <w:t>"Add Tank"</w:t>
-      </w:r>
-      <w:r>
-        <w:rPr>
-          <w:rFonts w:ascii="Times New Roman" w:hAnsi="Times New Roman" w:cs="Times New Roman"/>
-          <w:sz w:val="24"/>
-          <w:szCs w:val="24"/>
-        </w:rPr>
-        <w:t> or click the </w:t>
-      </w:r>
-      <w:r>
-        <w:rPr>
-          <w:rFonts w:ascii="Times New Roman" w:hAnsi="Times New Roman" w:cs="Times New Roman"/>
-          <w:b/>
-          <w:bCs/>
-          <w:sz w:val="24"/>
-          <w:szCs w:val="24"/>
-        </w:rPr>
-        <w:t>Edit</w:t>
-      </w:r>
-      <w:r>
-        <w:rPr>
-          <w:rFonts w:ascii="Times New Roman" w:hAnsi="Times New Roman" w:cs="Times New Roman"/>
-          <w:sz w:val="24"/>
-          <w:szCs w:val="24"/>
-        </w:rPr>
-        <w:t> icon on an existing tank row, a new window opens.</w:t>
-      </w:r>
-    </w:p>
-    <w:p>
-      <w:pPr>
-        <w:rPr>
-          <w:rFonts w:ascii="Times New Roman" w:hAnsi="Times New Roman" w:cs="Times New Roman"/>
-          <w:sz w:val="24"/>
-          <w:szCs w:val="24"/>
-        </w:rPr>
-      </w:pPr>
-      <w:r>
-        <w:rPr>
-          <w:rFonts w:ascii="Times New Roman" w:hAnsi="Times New Roman" w:cs="Times New Roman"/>
-          <w:sz w:val="24"/>
-          <w:szCs w:val="24"/>
-        </w:rPr>
-        <w:t>Because each tank holds a lot of data, the information is divided into tabs at the top of the window. </w:t>
-      </w:r>
-      <w:r>
-        <w:rPr>
-          <w:rFonts w:ascii="Times New Roman" w:hAnsi="Times New Roman" w:cs="Times New Roman"/>
-          <w:b/>
-          <w:bCs/>
-          <w:sz w:val="24"/>
-          <w:szCs w:val="24"/>
-        </w:rPr>
-        <w:t>Important:</w:t>
-      </w:r>
-      <w:r>
-        <w:rPr>
-          <w:rFonts w:ascii="Times New Roman" w:hAnsi="Times New Roman" w:cs="Times New Roman"/>
-          <w:sz w:val="24"/>
-          <w:szCs w:val="24"/>
-        </w:rPr>
-        <w:t> If you are adding a </w:t>
+        <w:spacing w:line="360" w:lineRule="auto"/>
+        <w:jc w:val="both"/>
+        <w:rPr>
+          <w:rFonts w:ascii="Times New Roman" w:hAnsi="Times New Roman" w:cs="Times New Roman"/>
+          <w:sz w:val="24"/>
+          <w:szCs w:val="24"/>
+        </w:rPr>
+      </w:pPr>
+      <w:r>
+        <w:rPr>
+          <w:rFonts w:ascii="Times New Roman" w:hAnsi="Times New Roman" w:cs="Times New Roman"/>
+          <w:sz w:val="24"/>
+          <w:szCs w:val="24"/>
+        </w:rPr>
+        <w:t>To-do List: A mandatory repair list to specify actions taken to resolve "Faulty" checklist items.</w:t>
+      </w:r>
+    </w:p>
+    <w:p>
+      <w:pPr>
+        <w:numPr>
+          <w:ilvl w:val="0"/>
+          <w:numId w:val="23"/>
+        </w:numPr>
+        <w:spacing w:line="360" w:lineRule="auto"/>
+        <w:jc w:val="both"/>
+        <w:rPr>
+          <w:rFonts w:ascii="Times New Roman" w:hAnsi="Times New Roman" w:cs="Times New Roman"/>
+          <w:sz w:val="24"/>
+          <w:szCs w:val="24"/>
+        </w:rPr>
+      </w:pPr>
+      <w:r>
+        <w:rPr>
+          <w:rFonts w:ascii="Times New Roman" w:hAnsi="Times New Roman" w:cs="Times New Roman"/>
+          <w:sz w:val="24"/>
+          <w:szCs w:val="24"/>
+        </w:rPr>
+        <w:t>Review &amp; Submit: A final summary checkpoint. Verify correctness and click Submit Final Report.</w:t>
+      </w:r>
+    </w:p>
+    <w:p>
+      <w:pPr>
+        <w:spacing w:line="360" w:lineRule="auto"/>
+        <w:jc w:val="both"/>
+        <w:rPr>
+          <w:rFonts w:ascii="Times New Roman" w:hAnsi="Times New Roman" w:cs="Times New Roman"/>
+          <w:sz w:val="24"/>
+          <w:szCs w:val="24"/>
+        </w:rPr>
+      </w:pPr>
+      <w:r>
+        <w:rPr>
+          <w:rFonts w:ascii="Times New Roman" w:hAnsi="Times New Roman" w:cs="Times New Roman"/>
+          <w:sz w:val="24"/>
+          <w:szCs w:val="24"/>
+        </w:rPr>
+        <w:t>E. The "History" Archive (The REVIEWED Button)</w:t>
+      </w:r>
+    </w:p>
+    <w:p>
+      <w:pPr>
+        <w:spacing w:line="360" w:lineRule="auto"/>
+        <w:jc w:val="both"/>
+        <w:rPr>
+          <w:rFonts w:ascii="Times New Roman" w:hAnsi="Times New Roman" w:cs="Times New Roman"/>
+          <w:sz w:val="24"/>
+          <w:szCs w:val="24"/>
+        </w:rPr>
+      </w:pPr>
+      <w:r>
+        <w:rPr>
+          <w:rFonts w:ascii="Times New Roman" w:hAnsi="Times New Roman" w:cs="Times New Roman"/>
+          <w:sz w:val="24"/>
+          <w:szCs w:val="24"/>
+        </w:rPr>
+        <w:t>After a general staff member submits an inspection, it rests in the "Current Inspections" queue until an Admin officially reviews it.</w:t>
+      </w:r>
+    </w:p>
+    <w:p>
+      <w:pPr>
+        <w:numPr>
+          <w:ilvl w:val="0"/>
+          <w:numId w:val="24"/>
+        </w:numPr>
+        <w:spacing w:line="360" w:lineRule="auto"/>
+        <w:jc w:val="both"/>
+        <w:rPr>
+          <w:rFonts w:ascii="Times New Roman" w:hAnsi="Times New Roman" w:cs="Times New Roman"/>
+          <w:sz w:val="24"/>
+          <w:szCs w:val="24"/>
+        </w:rPr>
+      </w:pPr>
+      <w:r>
+        <w:rPr>
+          <w:rFonts w:ascii="Times New Roman" w:hAnsi="Times New Roman" w:cs="Times New Roman"/>
+          <w:sz w:val="24"/>
+          <w:szCs w:val="24"/>
+        </w:rPr>
+        <w:t>How to Approve: An Admin opens the report, scrolls to the bottom, and clicks the large REVIEWED button.</w:t>
+      </w:r>
+    </w:p>
+    <w:p>
+      <w:pPr>
+        <w:numPr>
+          <w:ilvl w:val="0"/>
+          <w:numId w:val="24"/>
+        </w:numPr>
+        <w:spacing w:line="360" w:lineRule="auto"/>
+        <w:jc w:val="both"/>
+        <w:rPr>
+          <w:rFonts w:ascii="Times New Roman" w:hAnsi="Times New Roman" w:cs="Times New Roman"/>
+          <w:sz w:val="24"/>
+          <w:szCs w:val="24"/>
+        </w:rPr>
+      </w:pPr>
+      <w:r>
+        <w:rPr>
+          <w:rFonts w:ascii="Times New Roman" w:hAnsi="Times New Roman" w:cs="Times New Roman"/>
+          <w:sz w:val="24"/>
+          <w:szCs w:val="24"/>
+        </w:rPr>
+        <w:t>What it does: This locks the report (disabling future edits), removes it from the current queue, and archives it permanently in the History tab.</w:t>
+      </w:r>
+    </w:p>
+    <w:p>
+      <w:pPr>
+        <w:spacing w:line="360" w:lineRule="auto"/>
+        <w:jc w:val="both"/>
+        <w:rPr>
+          <w:rFonts w:ascii="Times New Roman" w:hAnsi="Times New Roman" w:cs="Times New Roman"/>
+          <w:sz w:val="24"/>
+          <w:szCs w:val="24"/>
+        </w:rPr>
+      </w:pPr>
+      <w:r>
+        <w:rPr>
+          <w:rFonts w:ascii="Times New Roman" w:hAnsi="Times New Roman" w:cs="Times New Roman"/>
+          <w:sz w:val="24"/>
+          <w:szCs w:val="24"/>
+        </w:rPr>
+        <w:t>F. Print Inspection (NEW)</w:t>
+      </w:r>
+    </w:p>
+    <w:p>
+      <w:pPr>
+        <w:spacing w:line="360" w:lineRule="auto"/>
+        <w:jc w:val="both"/>
+        <w:rPr>
+          <w:rFonts w:ascii="Times New Roman" w:hAnsi="Times New Roman" w:cs="Times New Roman"/>
+          <w:sz w:val="24"/>
+          <w:szCs w:val="24"/>
+        </w:rPr>
+      </w:pPr>
+      <w:r>
+        <w:rPr>
+          <w:rFonts w:ascii="Times New Roman" w:hAnsi="Times New Roman" w:cs="Times New Roman"/>
+          <w:sz w:val="24"/>
+          <w:szCs w:val="24"/>
+        </w:rPr>
+        <w:t>You can now directly generate a beautifully formatted physical printout or PDF rendering of any inspection report. The print output cleanly structures tank identifiers alongside the pass/fail matrices of the checklist for physical distribution.</w:t>
+      </w:r>
+    </w:p>
+    <w:p>
+      <w:pPr>
+        <w:spacing w:line="360" w:lineRule="auto"/>
+        <w:jc w:val="both"/>
+        <w:rPr>
+          <w:rFonts w:ascii="Times New Roman" w:hAnsi="Times New Roman" w:cs="Times New Roman"/>
+          <w:sz w:val="24"/>
+          <w:szCs w:val="24"/>
+        </w:rPr>
+      </w:pPr>
+      <w:r>
+        <w:rPr>
+          <w:rFonts w:ascii="Times New Roman" w:hAnsi="Times New Roman" w:cs="Times New Roman"/>
+          <w:sz w:val="24"/>
+          <w:szCs w:val="24"/>
+        </w:rPr>
+        <w:pict w14:anchorId="3E3729CE">
+          <v:rect id="_x0000_i1028" style="width:443pt;height:.75pt" o:hrpct="0" o:hralign="center" o:hrstd="t" o:hr="t" fillcolor="#a0a0a0" stroked="f"/>
+        </w:pict>
+      </w:r>
+    </w:p>
+    <w:p>
+      <w:pPr>
+        <w:spacing w:line="360" w:lineRule="auto"/>
+        <w:jc w:val="both"/>
+        <w:rPr>
+          <w:rFonts w:ascii="Times New Roman" w:hAnsi="Times New Roman" w:cs="Times New Roman"/>
+          <w:sz w:val="24"/>
+          <w:szCs w:val="24"/>
+        </w:rPr>
+      </w:pPr>
+      <w:r>
+        <w:rPr>
+          <w:rFonts w:ascii="Times New Roman" w:hAnsi="Times New Roman" w:cs="Times New Roman"/>
+          <w:sz w:val="24"/>
+          <w:szCs w:val="24"/>
+        </w:rPr>
+        <w:t>5. Generate PPT (/ppt)</w:t>
+      </w:r>
+    </w:p>
+    <w:p>
+      <w:pPr>
+        <w:spacing w:line="360" w:lineRule="auto"/>
+        <w:jc w:val="both"/>
+        <w:rPr>
+          <w:rFonts w:ascii="Times New Roman" w:hAnsi="Times New Roman" w:cs="Times New Roman"/>
+          <w:sz w:val="24"/>
+          <w:szCs w:val="24"/>
+        </w:rPr>
+      </w:pPr>
+      <w:r>
+        <w:rPr>
+          <w:rFonts w:ascii="Times New Roman" w:hAnsi="Times New Roman" w:cs="Times New Roman"/>
+          <w:sz w:val="24"/>
+          <w:szCs w:val="24"/>
+        </w:rPr>
+        <w:t>Automatically turns inspection data and uploaded photos into professional PowerPoint presentations to send to clients.</w:t>
+      </w:r>
+    </w:p>
+    <w:p>
+      <w:pPr>
+        <w:spacing w:line="360" w:lineRule="auto"/>
+        <w:jc w:val="both"/>
+        <w:rPr>
+          <w:rFonts w:ascii="Times New Roman" w:hAnsi="Times New Roman" w:cs="Times New Roman"/>
+          <w:sz w:val="24"/>
+          <w:szCs w:val="24"/>
+        </w:rPr>
+      </w:pPr>
+      <w:r>
+        <w:rPr>
+          <w:rFonts w:ascii="Times New Roman" w:hAnsi="Times New Roman" w:cs="Times New Roman"/>
+          <w:sz w:val="24"/>
+          <w:szCs w:val="24"/>
+        </w:rPr>
+        <w:t>How it Works:</w:t>
+      </w:r>
+    </w:p>
+    <w:p>
+      <w:pPr>
+        <w:numPr>
+          <w:ilvl w:val="0"/>
+          <w:numId w:val="25"/>
+        </w:numPr>
+        <w:spacing w:line="360" w:lineRule="auto"/>
+        <w:jc w:val="both"/>
+        <w:rPr>
+          <w:rFonts w:ascii="Times New Roman" w:hAnsi="Times New Roman" w:cs="Times New Roman"/>
+          <w:sz w:val="24"/>
+          <w:szCs w:val="24"/>
+        </w:rPr>
+      </w:pPr>
+      <w:r>
+        <w:rPr>
+          <w:rFonts w:ascii="Times New Roman" w:hAnsi="Times New Roman" w:cs="Times New Roman"/>
+          <w:sz w:val="24"/>
+          <w:szCs w:val="24"/>
+        </w:rPr>
+        <w:t>Select Tank: Use the searchable dropdown to find your tank.</w:t>
+      </w:r>
+    </w:p>
+    <w:p>
+      <w:pPr>
+        <w:numPr>
+          <w:ilvl w:val="0"/>
+          <w:numId w:val="25"/>
+        </w:numPr>
+        <w:spacing w:line="360" w:lineRule="auto"/>
+        <w:jc w:val="both"/>
+        <w:rPr>
+          <w:rFonts w:ascii="Times New Roman" w:hAnsi="Times New Roman" w:cs="Times New Roman"/>
+          <w:sz w:val="24"/>
+          <w:szCs w:val="24"/>
+        </w:rPr>
+      </w:pPr>
+      <w:r>
+        <w:rPr>
+          <w:rFonts w:ascii="Times New Roman" w:hAnsi="Times New Roman" w:cs="Times New Roman"/>
+          <w:sz w:val="24"/>
+          <w:szCs w:val="24"/>
+        </w:rPr>
+        <w:t>Report Number: Select an attached report. </w:t>
       </w:r>
       <w:r>
         <w:rPr>
@@ -1539,1865 +3304,257 @@
           <w:sz w:val="24"/>
           <w:szCs w:val="24"/>
         </w:rPr>
-        <w:t>brand new tank</w:t>
-      </w:r>
-      <w:r>
-        <w:rPr>
-          <w:rFonts w:ascii="Times New Roman" w:hAnsi="Times New Roman" w:cs="Times New Roman"/>
-          <w:sz w:val="24"/>
-          <w:szCs w:val="24"/>
-        </w:rPr>
-        <w:t>, you </w:t>
-      </w:r>
-      <w:r>
-        <w:rPr>
-          <w:rFonts w:ascii="Times New Roman" w:hAnsi="Times New Roman" w:cs="Times New Roman"/>
-          <w:b/>
-          <w:bCs/>
-          <w:sz w:val="24"/>
-          <w:szCs w:val="24"/>
-        </w:rPr>
-        <w:t>must</w:t>
-      </w:r>
-      <w:r>
-        <w:rPr>
-          <w:rFonts w:ascii="Times New Roman" w:hAnsi="Times New Roman" w:cs="Times New Roman"/>
-          <w:sz w:val="24"/>
-          <w:szCs w:val="24"/>
-        </w:rPr>
-        <w:t> fill out the very first "Tank" tab and click Save before the system will allow you to look at the other tabs.</w:t>
-      </w:r>
-    </w:p>
-    <w:p>
-      <w:pPr>
-        <w:rPr>
-          <w:rFonts w:ascii="Times New Roman" w:hAnsi="Times New Roman" w:cs="Times New Roman"/>
-          <w:sz w:val="24"/>
-          <w:szCs w:val="24"/>
-        </w:rPr>
-      </w:pPr>
-      <w:r>
-        <w:rPr>
-          <w:rFonts w:ascii="Times New Roman" w:hAnsi="Times New Roman" w:cs="Times New Roman"/>
-          <w:b/>
-          <w:bCs/>
-          <w:sz w:val="24"/>
-          <w:szCs w:val="24"/>
-        </w:rPr>
-        <w:t>The Tank Master Tabs Explained:</w:t>
+        <w:t>(Note: Only completely submitted reports will populate this list).</w:t>
       </w:r>
     </w:p>
     <w:p>
       <w:pPr>
         <w:numPr>
           <w:ilvl w:val="0"/>
-          <w:numId w:val="3"/>
+          <w:numId w:val="25"/>
         </w:numPr>
-        <w:rPr>
-          <w:rFonts w:ascii="Times New Roman" w:hAnsi="Times New Roman" w:cs="Times New Roman"/>
-          <w:sz w:val="24"/>
-          <w:szCs w:val="24"/>
-        </w:rPr>
-      </w:pPr>
-      <w:r>
-        <w:rPr>
-          <w:rFonts w:ascii="Times New Roman" w:hAnsi="Times New Roman" w:cs="Times New Roman"/>
-          <w:b/>
-          <w:bCs/>
-          <w:sz w:val="24"/>
-          <w:szCs w:val="24"/>
-        </w:rPr>
-        <w:t>Tank (Basic Details)</w:t>
-      </w:r>
-      <w:r>
-        <w:rPr>
-          <w:rFonts w:ascii="Times New Roman" w:hAnsi="Times New Roman" w:cs="Times New Roman"/>
-          <w:sz w:val="24"/>
-          <w:szCs w:val="24"/>
-        </w:rPr>
-        <w:t>: The main form where you enter the tank's physical identifiers (Tank Number, Manufacturer, Capacity, Material, Owner, and Temperature limits).</w:t>
+        <w:spacing w:line="360" w:lineRule="auto"/>
+        <w:jc w:val="both"/>
+        <w:rPr>
+          <w:rFonts w:ascii="Times New Roman" w:hAnsi="Times New Roman" w:cs="Times New Roman"/>
+          <w:sz w:val="24"/>
+          <w:szCs w:val="24"/>
+        </w:rPr>
+      </w:pPr>
+      <w:r>
+        <w:rPr>
+          <w:rFonts w:ascii="Times New Roman" w:hAnsi="Times New Roman" w:cs="Times New Roman"/>
+          <w:sz w:val="24"/>
+          <w:szCs w:val="24"/>
+        </w:rPr>
+        <w:t>Generate: Click the button to instantly compile and download a formatted .pptx file.</w:t>
+      </w:r>
+    </w:p>
+    <w:p>
+      <w:pPr>
+        <w:spacing w:line="360" w:lineRule="auto"/>
+        <w:jc w:val="both"/>
+        <w:rPr>
+          <w:rFonts w:ascii="Times New Roman" w:hAnsi="Times New Roman" w:cs="Times New Roman"/>
+          <w:sz w:val="24"/>
+          <w:szCs w:val="24"/>
+        </w:rPr>
+      </w:pPr>
+      <w:r>
+        <w:rPr>
+          <w:rFonts w:ascii="Times New Roman" w:hAnsi="Times New Roman" w:cs="Times New Roman"/>
+          <w:sz w:val="24"/>
+          <w:szCs w:val="24"/>
+        </w:rPr>
+        <w:t>Presentation Output:</w:t>
       </w:r>
     </w:p>
     <w:p>
       <w:pPr>
         <w:numPr>
           <w:ilvl w:val="0"/>
-          <w:numId w:val="3"/>
+          <w:numId w:val="26"/>
         </w:numPr>
-        <w:rPr>
-          <w:rFonts w:ascii="Times New Roman" w:hAnsi="Times New Roman" w:cs="Times New Roman"/>
-          <w:sz w:val="24"/>
-          <w:szCs w:val="24"/>
-        </w:rPr>
-      </w:pPr>
-      <w:r>
-        <w:rPr>
-          <w:rFonts w:ascii="Times New Roman" w:hAnsi="Times New Roman" w:cs="Times New Roman"/>
-          <w:b/>
-          <w:bCs/>
-          <w:sz w:val="24"/>
-          <w:szCs w:val="24"/>
-        </w:rPr>
-        <w:t>Regulations</w:t>
-      </w:r>
-      <w:r>
-        <w:rPr>
-          <w:rFonts w:ascii="Times New Roman" w:hAnsi="Times New Roman" w:cs="Times New Roman"/>
-          <w:sz w:val="24"/>
-          <w:szCs w:val="24"/>
-        </w:rPr>
-        <w:t>: Allows you to link the tank to safety compliance frameworks (e.g., IMDG, ADR).</w:t>
+        <w:spacing w:line="360" w:lineRule="auto"/>
+        <w:jc w:val="both"/>
+        <w:rPr>
+          <w:rFonts w:ascii="Times New Roman" w:hAnsi="Times New Roman" w:cs="Times New Roman"/>
+          <w:sz w:val="24"/>
+          <w:szCs w:val="24"/>
+        </w:rPr>
+      </w:pPr>
+      <w:r>
+        <w:rPr>
+          <w:rFonts w:ascii="Times New Roman" w:hAnsi="Times New Roman" w:cs="Times New Roman"/>
+          <w:sz w:val="24"/>
+          <w:szCs w:val="24"/>
+        </w:rPr>
+        <w:t>Opening Slides: Auto-fills Tank Master information and reference data (including P&amp;ID / GA drawing references).</w:t>
       </w:r>
     </w:p>
     <w:p>
       <w:pPr>
         <w:numPr>
           <w:ilvl w:val="0"/>
-          <w:numId w:val="3"/>
+          <w:numId w:val="26"/>
         </w:numPr>
-        <w:rPr>
-          <w:rFonts w:ascii="Times New Roman" w:hAnsi="Times New Roman" w:cs="Times New Roman"/>
-          <w:sz w:val="24"/>
-          <w:szCs w:val="24"/>
-        </w:rPr>
-      </w:pPr>
-      <w:r>
-        <w:rPr>
-          <w:rFonts w:ascii="Times New Roman" w:hAnsi="Times New Roman" w:cs="Times New Roman"/>
-          <w:b/>
-          <w:bCs/>
-          <w:sz w:val="24"/>
-          <w:szCs w:val="24"/>
-        </w:rPr>
-        <w:t>Certificate</w:t>
-      </w:r>
-      <w:r>
-        <w:rPr>
-          <w:rFonts w:ascii="Times New Roman" w:hAnsi="Times New Roman" w:cs="Times New Roman"/>
-          <w:sz w:val="24"/>
-          <w:szCs w:val="24"/>
-        </w:rPr>
-        <w:t>: Use this to record certification numbers, validity dates, and the issuing authority for the physical container.</w:t>
+        <w:spacing w:line="360" w:lineRule="auto"/>
+        <w:jc w:val="both"/>
+        <w:rPr>
+          <w:rFonts w:ascii="Times New Roman" w:hAnsi="Times New Roman" w:cs="Times New Roman"/>
+          <w:sz w:val="24"/>
+          <w:szCs w:val="24"/>
+        </w:rPr>
+      </w:pPr>
+      <w:r>
+        <w:rPr>
+          <w:rFonts w:ascii="Times New Roman" w:hAnsi="Times New Roman" w:cs="Times New Roman"/>
+          <w:sz w:val="24"/>
+          <w:szCs w:val="24"/>
+        </w:rPr>
+        <w:lastRenderedPageBreak/>
+        <w:t>Middle Slides: Extracts the raw photos from the inspection's "Upload Photos" tab, perfectly sizing one image per slide with automatic titling.</w:t>
       </w:r>
     </w:p>
     <w:p>
       <w:pPr>
         <w:numPr>
           <w:ilvl w:val="0"/>
-          <w:numId w:val="3"/>
+          <w:numId w:val="26"/>
         </w:numPr>
-        <w:rPr>
-          <w:rFonts w:ascii="Times New Roman" w:hAnsi="Times New Roman" w:cs="Times New Roman"/>
-          <w:sz w:val="24"/>
-          <w:szCs w:val="24"/>
-        </w:rPr>
-      </w:pPr>
-      <w:r>
-        <w:rPr>
-          <w:rFonts w:ascii="Times New Roman" w:hAnsi="Times New Roman" w:cs="Times New Roman"/>
-          <w:b/>
-          <w:bCs/>
-          <w:sz w:val="24"/>
-          <w:szCs w:val="24"/>
-        </w:rPr>
-        <w:t>Drawings</w:t>
-      </w:r>
-      <w:r>
-        <w:rPr>
-          <w:rFonts w:ascii="Times New Roman" w:hAnsi="Times New Roman" w:cs="Times New Roman"/>
-          <w:sz w:val="24"/>
-          <w:szCs w:val="24"/>
-        </w:rPr>
-        <w:t>: A section to digitally upload and store CAD drawings or schematics associated with this tank.</w:t>
+        <w:spacing w:line="360" w:lineRule="auto"/>
+        <w:jc w:val="both"/>
+        <w:rPr>
+          <w:rFonts w:ascii="Times New Roman" w:hAnsi="Times New Roman" w:cs="Times New Roman"/>
+          <w:sz w:val="24"/>
+          <w:szCs w:val="24"/>
+        </w:rPr>
+      </w:pPr>
+      <w:r>
+        <w:rPr>
+          <w:rFonts w:ascii="Times New Roman" w:hAnsi="Times New Roman" w:cs="Times New Roman"/>
+          <w:sz w:val="24"/>
+          <w:szCs w:val="24"/>
+        </w:rPr>
+        <w:t>Closing Slides: Displays a summarization matrix of the tank’s final characteristics.</w:t>
+      </w:r>
+    </w:p>
+    <w:p>
+      <w:pPr>
+        <w:spacing w:line="360" w:lineRule="auto"/>
+        <w:jc w:val="both"/>
+        <w:rPr>
+          <w:rFonts w:ascii="Times New Roman" w:hAnsi="Times New Roman" w:cs="Times New Roman"/>
+          <w:sz w:val="24"/>
+          <w:szCs w:val="24"/>
+        </w:rPr>
+      </w:pPr>
+      <w:r>
+        <w:rPr>
+          <w:rFonts w:ascii="Times New Roman" w:hAnsi="Times New Roman" w:cs="Times New Roman"/>
+          <w:sz w:val="24"/>
+          <w:szCs w:val="24"/>
+        </w:rPr>
+        <w:pict w14:anchorId="654B95CE">
+          <v:rect id="_x0000_i1029" style="width:443pt;height:.75pt" o:hrpct="0" o:hralign="center" o:hrstd="t" o:hr="t" fillcolor="#a0a0a0" stroked="f"/>
+        </w:pict>
+      </w:r>
+    </w:p>
+    <w:p>
+      <w:pPr>
+        <w:spacing w:line="360" w:lineRule="auto"/>
+        <w:jc w:val="both"/>
+        <w:rPr>
+          <w:rFonts w:ascii="Times New Roman" w:hAnsi="Times New Roman" w:cs="Times New Roman"/>
+          <w:sz w:val="24"/>
+          <w:szCs w:val="24"/>
+        </w:rPr>
+      </w:pPr>
+      <w:r>
+        <w:rPr>
+          <w:rFonts w:ascii="Times New Roman" w:hAnsi="Times New Roman" w:cs="Times New Roman"/>
+          <w:sz w:val="24"/>
+          <w:szCs w:val="24"/>
+        </w:rPr>
+        <w:t>6. Security and Access</w:t>
       </w:r>
     </w:p>
     <w:p>
       <w:pPr>
         <w:numPr>
           <w:ilvl w:val="0"/>
-          <w:numId w:val="3"/>
+          <w:numId w:val="27"/>
         </w:numPr>
-        <w:rPr>
-          <w:rFonts w:ascii="Times New Roman" w:hAnsi="Times New Roman" w:cs="Times New Roman"/>
-          <w:sz w:val="24"/>
-          <w:szCs w:val="24"/>
-        </w:rPr>
-      </w:pPr>
-      <w:r>
-        <w:rPr>
-          <w:rFonts w:ascii="Times New Roman" w:hAnsi="Times New Roman" w:cs="Times New Roman"/>
-          <w:b/>
-          <w:bCs/>
-          <w:sz w:val="24"/>
-          <w:szCs w:val="24"/>
-        </w:rPr>
-        <w:lastRenderedPageBreak/>
-        <w:t>Valve</w:t>
-      </w:r>
-      <w:r>
-        <w:rPr>
-          <w:rFonts w:ascii="Times New Roman" w:hAnsi="Times New Roman" w:cs="Times New Roman"/>
-          <w:sz w:val="24"/>
-          <w:szCs w:val="24"/>
-        </w:rPr>
-        <w:t>: This tab functions as a quick checklist. It lists the different valve features on the tank, and you simply click buttons</w:t>
-      </w:r>
-      <w:r>
-        <w:rPr>
-          <w:rFonts w:ascii="Times New Roman" w:hAnsi="Times New Roman" w:cs="Times New Roman"/>
-          <w:sz w:val="24"/>
-          <w:szCs w:val="24"/>
-        </w:rPr>
-        <w:t xml:space="preserve"> green, red and white</w:t>
-      </w:r>
-      <w:r>
-        <w:rPr>
-          <w:rFonts w:ascii="Times New Roman" w:hAnsi="Times New Roman" w:cs="Times New Roman"/>
-          <w:sz w:val="24"/>
-          <w:szCs w:val="24"/>
-        </w:rPr>
-        <w:t xml:space="preserve"> to mark each feature's condition as </w:t>
-      </w:r>
-      <w:r>
-        <w:rPr>
-          <w:rFonts w:ascii="Times New Roman" w:hAnsi="Times New Roman" w:cs="Times New Roman"/>
-          <w:b/>
-          <w:bCs/>
-          <w:sz w:val="24"/>
-          <w:szCs w:val="24"/>
-        </w:rPr>
-        <w:t>OK</w:t>
-      </w:r>
-      <w:r>
-        <w:rPr>
-          <w:rFonts w:ascii="Times New Roman" w:hAnsi="Times New Roman" w:cs="Times New Roman"/>
-          <w:sz w:val="24"/>
-          <w:szCs w:val="24"/>
-        </w:rPr>
-        <w:t>, </w:t>
-      </w:r>
-      <w:r>
-        <w:rPr>
-          <w:rFonts w:ascii="Times New Roman" w:hAnsi="Times New Roman" w:cs="Times New Roman"/>
-          <w:b/>
-          <w:bCs/>
-          <w:sz w:val="24"/>
-          <w:szCs w:val="24"/>
-        </w:rPr>
-        <w:t>Faulty</w:t>
-      </w:r>
-      <w:r>
-        <w:rPr>
-          <w:rFonts w:ascii="Times New Roman" w:hAnsi="Times New Roman" w:cs="Times New Roman"/>
-          <w:sz w:val="24"/>
-          <w:szCs w:val="24"/>
-        </w:rPr>
-        <w:t>, or </w:t>
-      </w:r>
-      <w:r>
-        <w:rPr>
-          <w:rFonts w:ascii="Times New Roman" w:hAnsi="Times New Roman" w:cs="Times New Roman"/>
-          <w:b/>
-          <w:bCs/>
-          <w:sz w:val="24"/>
-          <w:szCs w:val="24"/>
-        </w:rPr>
-        <w:t>NA</w:t>
-      </w:r>
-      <w:r>
-        <w:rPr>
-          <w:rFonts w:ascii="Times New Roman" w:hAnsi="Times New Roman" w:cs="Times New Roman"/>
-          <w:sz w:val="24"/>
-          <w:szCs w:val="24"/>
-        </w:rPr>
-        <w:t> (Not Applicable)</w:t>
-      </w:r>
-      <w:r>
-        <w:rPr>
-          <w:rFonts w:ascii="Times New Roman" w:hAnsi="Times New Roman" w:cs="Times New Roman"/>
-          <w:sz w:val="24"/>
-          <w:szCs w:val="24"/>
-        </w:rPr>
-        <w:t xml:space="preserve"> respectfully.</w:t>
+        <w:spacing w:line="360" w:lineRule="auto"/>
+        <w:jc w:val="both"/>
+        <w:rPr>
+          <w:rFonts w:ascii="Times New Roman" w:hAnsi="Times New Roman" w:cs="Times New Roman"/>
+          <w:sz w:val="24"/>
+          <w:szCs w:val="24"/>
+        </w:rPr>
+      </w:pPr>
+      <w:r>
+        <w:rPr>
+          <w:rFonts w:ascii="Times New Roman" w:hAnsi="Times New Roman" w:cs="Times New Roman"/>
+          <w:sz w:val="24"/>
+          <w:szCs w:val="24"/>
+        </w:rPr>
+        <w:t>Login Status: The system securely remembers user tokens. Accidentally closing your tab won't force you to type passwords again.</w:t>
       </w:r>
     </w:p>
     <w:p>
       <w:pPr>
         <w:numPr>
           <w:ilvl w:val="0"/>
-          <w:numId w:val="3"/>
+          <w:numId w:val="27"/>
         </w:numPr>
-        <w:rPr>
-          <w:rFonts w:ascii="Times New Roman" w:hAnsi="Times New Roman" w:cs="Times New Roman"/>
-          <w:sz w:val="24"/>
-          <w:szCs w:val="24"/>
-        </w:rPr>
-      </w:pPr>
-      <w:r>
-        <w:rPr>
-          <w:rFonts w:ascii="Times New Roman" w:hAnsi="Times New Roman" w:cs="Times New Roman"/>
-          <w:b/>
-          <w:bCs/>
-          <w:sz w:val="24"/>
-          <w:szCs w:val="24"/>
-        </w:rPr>
-        <w:t>Gauge</w:t>
-      </w:r>
-      <w:r>
-        <w:rPr>
-          <w:rFonts w:ascii="Times New Roman" w:hAnsi="Times New Roman" w:cs="Times New Roman"/>
-          <w:sz w:val="24"/>
-          <w:szCs w:val="24"/>
-        </w:rPr>
-        <w:t xml:space="preserve">: Similar to the Valve tab, this is a dedicated checklist for the tank's pressure and temperature gauges. Use the buttons </w:t>
-      </w:r>
-      <w:r>
-        <w:rPr>
-          <w:rFonts w:ascii="Times New Roman" w:hAnsi="Times New Roman" w:cs="Times New Roman"/>
-          <w:sz w:val="24"/>
-          <w:szCs w:val="24"/>
-        </w:rPr>
-        <w:t>green, red and white</w:t>
-      </w:r>
-      <w:r>
-        <w:rPr>
-          <w:rFonts w:ascii="Times New Roman" w:hAnsi="Times New Roman" w:cs="Times New Roman"/>
-          <w:sz w:val="24"/>
-          <w:szCs w:val="24"/>
-        </w:rPr>
-        <w:t xml:space="preserve"> </w:t>
-      </w:r>
-      <w:r>
-        <w:rPr>
-          <w:rFonts w:ascii="Times New Roman" w:hAnsi="Times New Roman" w:cs="Times New Roman"/>
-          <w:sz w:val="24"/>
-          <w:szCs w:val="24"/>
-        </w:rPr>
-        <w:t>to quickly mark their condition as </w:t>
-      </w:r>
-      <w:r>
-        <w:rPr>
-          <w:rFonts w:ascii="Times New Roman" w:hAnsi="Times New Roman" w:cs="Times New Roman"/>
-          <w:b/>
-          <w:bCs/>
-          <w:sz w:val="24"/>
-          <w:szCs w:val="24"/>
-        </w:rPr>
-        <w:t>OK</w:t>
-      </w:r>
-      <w:r>
-        <w:rPr>
-          <w:rFonts w:ascii="Times New Roman" w:hAnsi="Times New Roman" w:cs="Times New Roman"/>
-          <w:sz w:val="24"/>
-          <w:szCs w:val="24"/>
-        </w:rPr>
-        <w:t>, </w:t>
-      </w:r>
-      <w:r>
-        <w:rPr>
-          <w:rFonts w:ascii="Times New Roman" w:hAnsi="Times New Roman" w:cs="Times New Roman"/>
-          <w:b/>
-          <w:bCs/>
-          <w:sz w:val="24"/>
-          <w:szCs w:val="24"/>
-        </w:rPr>
-        <w:t>Faulty</w:t>
-      </w:r>
-      <w:r>
-        <w:rPr>
-          <w:rFonts w:ascii="Times New Roman" w:hAnsi="Times New Roman" w:cs="Times New Roman"/>
-          <w:sz w:val="24"/>
-          <w:szCs w:val="24"/>
-        </w:rPr>
-        <w:t>, or </w:t>
-      </w:r>
-      <w:r>
-        <w:rPr>
-          <w:rFonts w:ascii="Times New Roman" w:hAnsi="Times New Roman" w:cs="Times New Roman"/>
-          <w:b/>
-          <w:bCs/>
-          <w:sz w:val="24"/>
-          <w:szCs w:val="24"/>
-        </w:rPr>
-        <w:t>NA</w:t>
-      </w:r>
-      <w:r>
-        <w:rPr>
-          <w:rFonts w:ascii="Times New Roman" w:hAnsi="Times New Roman" w:cs="Times New Roman"/>
-          <w:sz w:val="24"/>
-          <w:szCs w:val="24"/>
-        </w:rPr>
-        <w:t xml:space="preserve"> respectfully.</w:t>
+        <w:spacing w:line="360" w:lineRule="auto"/>
+        <w:jc w:val="both"/>
+        <w:rPr>
+          <w:rFonts w:ascii="Times New Roman" w:hAnsi="Times New Roman" w:cs="Times New Roman"/>
+          <w:sz w:val="24"/>
+          <w:szCs w:val="24"/>
+        </w:rPr>
+      </w:pPr>
+      <w:r>
+        <w:rPr>
+          <w:rFonts w:ascii="Times New Roman" w:hAnsi="Times New Roman" w:cs="Times New Roman"/>
+          <w:sz w:val="24"/>
+          <w:szCs w:val="24"/>
+        </w:rPr>
+        <w:t>Change Password: Users can update their login credentials anytime via the lock icon at the bottom of the navigation sidebar.</w:t>
       </w:r>
     </w:p>
     <w:p>
       <w:pPr>
         <w:numPr>
           <w:ilvl w:val="0"/>
-          <w:numId w:val="3"/>
+          <w:numId w:val="27"/>
         </w:numPr>
-        <w:rPr>
-          <w:rFonts w:ascii="Times New Roman" w:hAnsi="Times New Roman" w:cs="Times New Roman"/>
-          <w:sz w:val="24"/>
-          <w:szCs w:val="24"/>
-        </w:rPr>
-      </w:pPr>
-      <w:r>
-        <w:rPr>
-          <w:rFonts w:ascii="Times New Roman" w:hAnsi="Times New Roman" w:cs="Times New Roman"/>
-          <w:b/>
-          <w:bCs/>
-          <w:sz w:val="24"/>
-          <w:szCs w:val="24"/>
-        </w:rPr>
-        <w:t>Valve &amp; Shell</w:t>
-      </w:r>
-      <w:r>
-        <w:rPr>
-          <w:rFonts w:ascii="Times New Roman" w:hAnsi="Times New Roman" w:cs="Times New Roman"/>
-          <w:sz w:val="24"/>
-          <w:szCs w:val="24"/>
-        </w:rPr>
-        <w:t>: This is an image gallery space. It allows you to upload and store close-up photos specifically looking at the valve connections and the metal shell body of the tank.</w:t>
+        <w:spacing w:line="360" w:lineRule="auto"/>
+        <w:jc w:val="both"/>
+        <w:rPr>
+          <w:rFonts w:ascii="Times New Roman" w:hAnsi="Times New Roman" w:cs="Times New Roman"/>
+          <w:sz w:val="24"/>
+          <w:szCs w:val="24"/>
+        </w:rPr>
+      </w:pPr>
+      <w:r>
+        <w:rPr>
+          <w:rFonts w:ascii="Times New Roman" w:hAnsi="Times New Roman" w:cs="Times New Roman"/>
+          <w:sz w:val="24"/>
+          <w:szCs w:val="24"/>
+        </w:rPr>
+        <w:t>Access Limits (Role-based Web Access): Depending on IT configuration, users may have tailored permissions preventing them from editing Masters (Read-Only) or restricting them from generating new reports.</w:t>
       </w:r>
     </w:p>
     <w:p>
       <w:pPr>
         <w:numPr>
           <w:ilvl w:val="0"/>
-          <w:numId w:val="3"/>
+          <w:numId w:val="27"/>
         </w:numPr>
-        <w:rPr>
-          <w:rFonts w:ascii="Times New Roman" w:hAnsi="Times New Roman" w:cs="Times New Roman"/>
-          <w:sz w:val="24"/>
-          <w:szCs w:val="24"/>
-        </w:rPr>
-      </w:pPr>
-      <w:r>
-        <w:rPr>
-          <w:rFonts w:ascii="Times New Roman" w:hAnsi="Times New Roman" w:cs="Times New Roman"/>
-          <w:b/>
-          <w:bCs/>
-          <w:sz w:val="24"/>
-          <w:szCs w:val="24"/>
-        </w:rPr>
-        <w:t>Others</w:t>
-      </w:r>
-      <w:r>
-        <w:rPr>
-          <w:rFonts w:ascii="Times New Roman" w:hAnsi="Times New Roman" w:cs="Times New Roman"/>
-          <w:sz w:val="24"/>
-          <w:szCs w:val="24"/>
-        </w:rPr>
-        <w:t>: A general image uploader for anything else, such as photos of the data plates or the overall exterior condition of the tank.</w:t>
-      </w:r>
-    </w:p>
-    <w:p>
-      <w:pPr>
-        <w:rPr>
-          <w:rFonts w:ascii="Times New Roman" w:hAnsi="Times New Roman" w:cs="Times New Roman"/>
-          <w:sz w:val="24"/>
-          <w:szCs w:val="24"/>
-        </w:rPr>
-      </w:pPr>
-      <w:r>
-        <w:rPr>
-          <w:rFonts w:ascii="Times New Roman" w:hAnsi="Times New Roman" w:cs="Times New Roman"/>
-          <w:sz w:val="24"/>
-          <w:szCs w:val="24"/>
-        </w:rPr>
-        <w:pict w14:anchorId="69C470ED">
-          <v:rect id="_x0000_i1026" style="width:250.5pt;height:.75pt" o:hrpct="0" o:hralign="center" o:hrstd="t" o:hr="t" fillcolor="#a0a0a0" stroked="f"/>
-        </w:pict>
-      </w:r>
-    </w:p>
-    <w:p>
-      <w:pPr>
-        <w:rPr>
-          <w:rFonts w:ascii="Times New Roman" w:hAnsi="Times New Roman" w:cs="Times New Roman"/>
-          <w:b/>
-          <w:bCs/>
-          <w:sz w:val="26"/>
-          <w:szCs w:val="26"/>
-        </w:rPr>
-      </w:pPr>
-      <w:r>
-        <w:rPr>
-          <w:rFonts w:ascii="Times New Roman" w:hAnsi="Times New Roman" w:cs="Times New Roman"/>
-          <w:b/>
-          <w:bCs/>
-          <w:sz w:val="26"/>
-          <w:szCs w:val="26"/>
-        </w:rPr>
-        <w:t>3. Inspection Report (/inspection)</w:t>
-      </w:r>
-      <w:r>
-        <w:rPr>
-          <w:rFonts w:ascii="Times New Roman" w:hAnsi="Times New Roman" w:cs="Times New Roman"/>
-          <w:b/>
-          <w:bCs/>
-          <w:sz w:val="26"/>
-          <w:szCs w:val="26"/>
-        </w:rPr>
-        <w:t>:</w:t>
-      </w:r>
-    </w:p>
-    <w:p>
-      <w:pPr>
-        <w:rPr>
-          <w:rFonts w:ascii="Times New Roman" w:hAnsi="Times New Roman" w:cs="Times New Roman"/>
-          <w:sz w:val="24"/>
-          <w:szCs w:val="24"/>
-        </w:rPr>
-      </w:pPr>
-      <w:r>
-        <w:rPr>
-          <w:rFonts w:ascii="Times New Roman" w:hAnsi="Times New Roman" w:cs="Times New Roman"/>
-          <w:sz w:val="24"/>
-          <w:szCs w:val="24"/>
-        </w:rPr>
-        <w:t>This module tracks regular maintenance checks and the operational health of the tanks.</w:t>
-      </w:r>
-    </w:p>
-    <w:p>
-      <w:pPr>
-        <w:rPr>
-          <w:rFonts w:ascii="Times New Roman" w:hAnsi="Times New Roman" w:cs="Times New Roman"/>
-          <w:sz w:val="24"/>
-          <w:szCs w:val="24"/>
-        </w:rPr>
-      </w:pPr>
-      <w:r>
-        <w:rPr>
-          <w:rFonts w:ascii="Times New Roman" w:hAnsi="Times New Roman" w:cs="Times New Roman"/>
-          <w:sz w:val="24"/>
-          <w:szCs w:val="24"/>
-        </w:rPr>
-        <w:t>A. The List View (Current &amp; History)</w:t>
-      </w:r>
-    </w:p>
-    <w:p>
-      <w:pPr>
-        <w:rPr>
-          <w:rFonts w:ascii="Times New Roman" w:hAnsi="Times New Roman" w:cs="Times New Roman"/>
-          <w:sz w:val="24"/>
-          <w:szCs w:val="24"/>
-        </w:rPr>
-      </w:pPr>
-      <w:r>
-        <w:rPr>
-          <w:rFonts w:ascii="Times New Roman" w:hAnsi="Times New Roman" w:cs="Times New Roman"/>
-          <w:sz w:val="24"/>
-          <w:szCs w:val="24"/>
-        </w:rPr>
-        <w:t>When you open this page, you will see two tabs at the top: </w:t>
-      </w:r>
-      <w:r>
-        <w:rPr>
-          <w:rFonts w:ascii="Times New Roman" w:hAnsi="Times New Roman" w:cs="Times New Roman"/>
-          <w:b/>
-          <w:bCs/>
-          <w:sz w:val="24"/>
-          <w:szCs w:val="24"/>
-        </w:rPr>
-        <w:t>Current Inspections</w:t>
-      </w:r>
-      <w:r>
-        <w:rPr>
-          <w:rFonts w:ascii="Times New Roman" w:hAnsi="Times New Roman" w:cs="Times New Roman"/>
-          <w:sz w:val="24"/>
-          <w:szCs w:val="24"/>
-        </w:rPr>
-        <w:t> and </w:t>
-      </w:r>
-      <w:r>
-        <w:rPr>
-          <w:rFonts w:ascii="Times New Roman" w:hAnsi="Times New Roman" w:cs="Times New Roman"/>
-          <w:b/>
-          <w:bCs/>
-          <w:sz w:val="24"/>
-          <w:szCs w:val="24"/>
-        </w:rPr>
-        <w:t>History</w:t>
-      </w:r>
-      <w:r>
-        <w:rPr>
-          <w:rFonts w:ascii="Times New Roman" w:hAnsi="Times New Roman" w:cs="Times New Roman"/>
-          <w:sz w:val="24"/>
-          <w:szCs w:val="24"/>
-        </w:rPr>
-        <w:t>.</w:t>
-      </w:r>
-    </w:p>
-    <w:p>
-      <w:pPr>
-        <w:numPr>
-          <w:ilvl w:val="0"/>
-          <w:numId w:val="5"/>
-        </w:numPr>
-        <w:rPr>
-          <w:rFonts w:ascii="Times New Roman" w:hAnsi="Times New Roman" w:cs="Times New Roman"/>
-          <w:sz w:val="24"/>
-          <w:szCs w:val="24"/>
-        </w:rPr>
-      </w:pPr>
-      <w:r>
-        <w:rPr>
-          <w:rFonts w:ascii="Times New Roman" w:hAnsi="Times New Roman" w:cs="Times New Roman"/>
-          <w:b/>
-          <w:bCs/>
-          <w:sz w:val="24"/>
-          <w:szCs w:val="24"/>
-        </w:rPr>
-        <w:t>Current Inspections</w:t>
-      </w:r>
-      <w:r>
-        <w:rPr>
-          <w:rFonts w:ascii="Times New Roman" w:hAnsi="Times New Roman" w:cs="Times New Roman"/>
-          <w:sz w:val="24"/>
-          <w:szCs w:val="24"/>
-        </w:rPr>
-        <w:t>: Displays all ongoing drafts, reports recently submitted by mobile operators, and reports updated by web users that are waiting for final Admin approval.</w:t>
-      </w:r>
-    </w:p>
-    <w:p>
-      <w:pPr>
-        <w:numPr>
-          <w:ilvl w:val="0"/>
-          <w:numId w:val="5"/>
-        </w:numPr>
-        <w:rPr>
-          <w:rFonts w:ascii="Times New Roman" w:hAnsi="Times New Roman" w:cs="Times New Roman"/>
-          <w:sz w:val="24"/>
-          <w:szCs w:val="24"/>
-        </w:rPr>
-      </w:pPr>
-      <w:r>
-        <w:rPr>
-          <w:rFonts w:ascii="Times New Roman" w:hAnsi="Times New Roman" w:cs="Times New Roman"/>
-          <w:b/>
-          <w:bCs/>
-          <w:sz w:val="24"/>
-          <w:szCs w:val="24"/>
-        </w:rPr>
-        <w:t>Search &amp; Filter</w:t>
-      </w:r>
-      <w:r>
-        <w:rPr>
-          <w:rFonts w:ascii="Times New Roman" w:hAnsi="Times New Roman" w:cs="Times New Roman"/>
-          <w:sz w:val="24"/>
-          <w:szCs w:val="24"/>
-        </w:rPr>
-        <w:t>: Easily filter reports by Report Number, Tank Number, or Status. You can also export this grid to an Excel file.</w:t>
-      </w:r>
-    </w:p>
-    <w:p>
-      <w:pPr>
-        <w:rPr>
-          <w:rFonts w:ascii="Times New Roman" w:hAnsi="Times New Roman" w:cs="Times New Roman"/>
-          <w:sz w:val="24"/>
-          <w:szCs w:val="24"/>
-        </w:rPr>
-      </w:pPr>
-      <w:r>
-        <w:rPr>
-          <w:rFonts w:ascii="Times New Roman" w:hAnsi="Times New Roman" w:cs="Times New Roman"/>
-          <w:sz w:val="24"/>
-          <w:szCs w:val="24"/>
-        </w:rPr>
-        <w:t>B. Creating a New Report (Important Restriction)</w:t>
-      </w:r>
-    </w:p>
-    <w:p>
-      <w:pPr>
-        <w:numPr>
-          <w:ilvl w:val="0"/>
-          <w:numId w:val="6"/>
-        </w:numPr>
-        <w:rPr>
-          <w:rFonts w:ascii="Times New Roman" w:hAnsi="Times New Roman" w:cs="Times New Roman"/>
-          <w:sz w:val="24"/>
-          <w:szCs w:val="24"/>
-        </w:rPr>
-      </w:pPr>
-      <w:r>
-        <w:rPr>
-          <w:rFonts w:ascii="Times New Roman" w:hAnsi="Times New Roman" w:cs="Times New Roman"/>
-          <w:sz w:val="24"/>
-          <w:szCs w:val="24"/>
-        </w:rPr>
-        <w:t>To keep data accurate, </w:t>
-      </w:r>
-      <w:r>
-        <w:rPr>
-          <w:rFonts w:ascii="Times New Roman" w:hAnsi="Times New Roman" w:cs="Times New Roman"/>
-          <w:b/>
-          <w:bCs/>
-          <w:sz w:val="24"/>
-          <w:szCs w:val="24"/>
-        </w:rPr>
-        <w:t>you can only create a new Inspection Report for a tank if the previously created report for that same tank has already been fully submitted.</w:t>
-      </w:r>
-    </w:p>
-    <w:p>
-      <w:pPr>
-        <w:numPr>
-          <w:ilvl w:val="0"/>
-          <w:numId w:val="6"/>
-        </w:numPr>
-        <w:rPr>
-          <w:rFonts w:ascii="Times New Roman" w:hAnsi="Times New Roman" w:cs="Times New Roman"/>
-          <w:sz w:val="24"/>
-          <w:szCs w:val="24"/>
-        </w:rPr>
-      </w:pPr>
-      <w:r>
-        <w:rPr>
-          <w:rFonts w:ascii="Times New Roman" w:hAnsi="Times New Roman" w:cs="Times New Roman"/>
-          <w:sz w:val="24"/>
-          <w:szCs w:val="24"/>
-        </w:rPr>
-        <w:t>Whether the previous report was submitted by an operator or by an admin,it must be finished and submitted before the system will let you start a new one for that exact Tank Number.</w:t>
-      </w:r>
-    </w:p>
-    <w:p>
-      <w:pPr>
-        <w:rPr>
-          <w:rFonts w:ascii="Times New Roman" w:hAnsi="Times New Roman" w:cs="Times New Roman"/>
-          <w:sz w:val="24"/>
-          <w:szCs w:val="24"/>
-        </w:rPr>
-      </w:pPr>
-      <w:r>
-        <w:rPr>
-          <w:rFonts w:ascii="Times New Roman" w:hAnsi="Times New Roman" w:cs="Times New Roman"/>
-          <w:sz w:val="24"/>
-          <w:szCs w:val="24"/>
-        </w:rPr>
-        <w:t>C. The "Copy" Feature (Purple Icon)</w:t>
-      </w:r>
-    </w:p>
-    <w:p>
-      <w:pPr>
-        <w:rPr>
-          <w:rFonts w:ascii="Times New Roman" w:hAnsi="Times New Roman" w:cs="Times New Roman"/>
-          <w:sz w:val="24"/>
-          <w:szCs w:val="24"/>
-        </w:rPr>
-      </w:pPr>
-      <w:r>
-        <w:rPr>
-          <w:rFonts w:ascii="Times New Roman" w:hAnsi="Times New Roman" w:cs="Times New Roman"/>
-          <w:sz w:val="24"/>
-          <w:szCs w:val="24"/>
-        </w:rPr>
-        <w:t>In both the Current Inspections and History tables, you will notice a purple </w:t>
-      </w:r>
-      <w:r>
-        <w:rPr>
-          <w:rFonts w:ascii="Times New Roman" w:hAnsi="Times New Roman" w:cs="Times New Roman"/>
-          <w:b/>
-          <w:bCs/>
-          <w:sz w:val="24"/>
-          <w:szCs w:val="24"/>
-        </w:rPr>
-        <w:t>Copy</w:t>
-      </w:r>
-      <w:r>
-        <w:rPr>
-          <w:rFonts w:ascii="Times New Roman" w:hAnsi="Times New Roman" w:cs="Times New Roman"/>
-          <w:sz w:val="24"/>
-          <w:szCs w:val="24"/>
-        </w:rPr>
-        <w:t> icon on the right side.</w:t>
-      </w:r>
-    </w:p>
-    <w:p>
-      <w:pPr>
-        <w:numPr>
-          <w:ilvl w:val="0"/>
-          <w:numId w:val="7"/>
-        </w:numPr>
-        <w:rPr>
-          <w:rFonts w:ascii="Times New Roman" w:hAnsi="Times New Roman" w:cs="Times New Roman"/>
-          <w:sz w:val="24"/>
-          <w:szCs w:val="24"/>
-        </w:rPr>
-      </w:pPr>
-      <w:r>
-        <w:rPr>
-          <w:rFonts w:ascii="Times New Roman" w:hAnsi="Times New Roman" w:cs="Times New Roman"/>
-          <w:b/>
-          <w:bCs/>
-          <w:sz w:val="24"/>
-          <w:szCs w:val="24"/>
-        </w:rPr>
-        <w:t>Purpose</w:t>
-      </w:r>
-      <w:r>
-        <w:rPr>
-          <w:rFonts w:ascii="Times New Roman" w:hAnsi="Times New Roman" w:cs="Times New Roman"/>
-          <w:sz w:val="24"/>
-          <w:szCs w:val="24"/>
-        </w:rPr>
-        <w:t xml:space="preserve">: This tool saves you time by letting you </w:t>
-      </w:r>
-      <w:r>
-        <w:rPr>
-          <w:rFonts w:ascii="Times New Roman" w:hAnsi="Times New Roman" w:cs="Times New Roman"/>
-          <w:sz w:val="24"/>
-          <w:szCs w:val="24"/>
-        </w:rPr>
-        <w:t>copy</w:t>
-      </w:r>
-      <w:r>
-        <w:rPr>
-          <w:rFonts w:ascii="Times New Roman" w:hAnsi="Times New Roman" w:cs="Times New Roman"/>
-          <w:sz w:val="24"/>
-          <w:szCs w:val="24"/>
-        </w:rPr>
-        <w:t xml:space="preserve"> an older report instead of typing everything from scratch.</w:t>
-      </w:r>
-    </w:p>
-    <w:p>
-      <w:pPr>
-        <w:numPr>
-          <w:ilvl w:val="0"/>
-          <w:numId w:val="7"/>
-        </w:numPr>
-        <w:rPr>
-          <w:rFonts w:ascii="Times New Roman" w:hAnsi="Times New Roman" w:cs="Times New Roman"/>
-          <w:sz w:val="24"/>
-          <w:szCs w:val="24"/>
-        </w:rPr>
-      </w:pPr>
-      <w:r>
-        <w:rPr>
-          <w:rFonts w:ascii="Times New Roman" w:hAnsi="Times New Roman" w:cs="Times New Roman"/>
-          <w:b/>
-          <w:bCs/>
-          <w:sz w:val="24"/>
-          <w:szCs w:val="24"/>
-        </w:rPr>
-        <w:t>How to Use</w:t>
-      </w:r>
-      <w:r>
-        <w:rPr>
-          <w:rFonts w:ascii="Times New Roman" w:hAnsi="Times New Roman" w:cs="Times New Roman"/>
-          <w:sz w:val="24"/>
-          <w:szCs w:val="24"/>
-        </w:rPr>
-        <w:t>:</w:t>
-      </w:r>
-    </w:p>
-    <w:p>
-      <w:pPr>
-        <w:numPr>
-          <w:ilvl w:val="1"/>
-          <w:numId w:val="7"/>
-        </w:numPr>
-        <w:rPr>
-          <w:rFonts w:ascii="Times New Roman" w:hAnsi="Times New Roman" w:cs="Times New Roman"/>
-          <w:sz w:val="24"/>
-          <w:szCs w:val="24"/>
-        </w:rPr>
-      </w:pPr>
-      <w:r>
-        <w:rPr>
-          <w:rFonts w:ascii="Times New Roman" w:hAnsi="Times New Roman" w:cs="Times New Roman"/>
-          <w:sz w:val="24"/>
-          <w:szCs w:val="24"/>
-        </w:rPr>
-        <w:t>Click the Copy icon on the report you want to duplicate.</w:t>
-      </w:r>
-    </w:p>
-    <w:p>
-      <w:pPr>
-        <w:numPr>
-          <w:ilvl w:val="1"/>
-          <w:numId w:val="7"/>
-        </w:numPr>
-        <w:rPr>
-          <w:rFonts w:ascii="Times New Roman" w:hAnsi="Times New Roman" w:cs="Times New Roman"/>
-          <w:sz w:val="24"/>
-          <w:szCs w:val="24"/>
-        </w:rPr>
-      </w:pPr>
-      <w:r>
-        <w:rPr>
-          <w:rFonts w:ascii="Times New Roman" w:hAnsi="Times New Roman" w:cs="Times New Roman"/>
-          <w:sz w:val="24"/>
-          <w:szCs w:val="24"/>
-        </w:rPr>
-        <w:t>A pop-up will ask you to select a new Inspection Type (for example, upgrading from</w:t>
-      </w:r>
-      <w:r>
-        <w:rPr>
-          <w:rFonts w:ascii="Times New Roman" w:hAnsi="Times New Roman" w:cs="Times New Roman"/>
-          <w:sz w:val="24"/>
-          <w:szCs w:val="24"/>
-        </w:rPr>
-        <w:t xml:space="preserve"> Inspection type “Incoming” to “On-Hire” or otherwise</w:t>
-      </w:r>
-      <w:r>
-        <w:rPr>
-          <w:rFonts w:ascii="Times New Roman" w:hAnsi="Times New Roman" w:cs="Times New Roman"/>
-          <w:sz w:val="24"/>
-          <w:szCs w:val="24"/>
-        </w:rPr>
-        <w:t>).</w:t>
-      </w:r>
-    </w:p>
-    <w:p>
-      <w:pPr>
-        <w:numPr>
-          <w:ilvl w:val="1"/>
-          <w:numId w:val="7"/>
-        </w:numPr>
-        <w:rPr>
-          <w:rFonts w:ascii="Times New Roman" w:hAnsi="Times New Roman" w:cs="Times New Roman"/>
-          <w:sz w:val="24"/>
-          <w:szCs w:val="24"/>
-        </w:rPr>
-      </w:pPr>
-      <w:r>
-        <w:rPr>
-          <w:rFonts w:ascii="Times New Roman" w:hAnsi="Times New Roman" w:cs="Times New Roman"/>
-          <w:sz w:val="24"/>
-          <w:szCs w:val="24"/>
-        </w:rPr>
-        <w:t>Clicking "Copy" generates a new draft with the old data already filled in, gives it a brand new </w:t>
-      </w:r>
-      <w:r>
-        <w:rPr>
-          <w:rFonts w:ascii="Times New Roman" w:hAnsi="Times New Roman" w:cs="Times New Roman"/>
-          <w:b/>
-          <w:bCs/>
-          <w:sz w:val="24"/>
-          <w:szCs w:val="24"/>
-        </w:rPr>
-        <w:t>Report Number</w:t>
-      </w:r>
-      <w:r>
-        <w:rPr>
-          <w:rFonts w:ascii="Times New Roman" w:hAnsi="Times New Roman" w:cs="Times New Roman"/>
-          <w:sz w:val="24"/>
-          <w:szCs w:val="24"/>
-        </w:rPr>
-        <w:t>, and puts it in your Current Inspections list ready for editing.</w:t>
-      </w:r>
-    </w:p>
-    <w:p>
-      <w:pPr>
-        <w:rPr>
-          <w:rFonts w:ascii="Times New Roman" w:hAnsi="Times New Roman" w:cs="Times New Roman"/>
-          <w:sz w:val="24"/>
-          <w:szCs w:val="24"/>
-        </w:rPr>
-      </w:pPr>
-      <w:r>
-        <w:rPr>
-          <w:rFonts w:ascii="Times New Roman" w:hAnsi="Times New Roman" w:cs="Times New Roman"/>
-          <w:sz w:val="24"/>
-          <w:szCs w:val="24"/>
-        </w:rPr>
-        <w:t>D. The Inspection Workflow (New / Edit)</w:t>
-      </w:r>
-    </w:p>
-    <w:p>
-      <w:pPr>
-        <w:rPr>
-          <w:rFonts w:ascii="Times New Roman" w:hAnsi="Times New Roman" w:cs="Times New Roman"/>
-          <w:sz w:val="24"/>
-          <w:szCs w:val="24"/>
-        </w:rPr>
-      </w:pPr>
-      <w:r>
-        <w:rPr>
-          <w:rFonts w:ascii="Times New Roman" w:hAnsi="Times New Roman" w:cs="Times New Roman"/>
-          <w:sz w:val="24"/>
-          <w:szCs w:val="24"/>
-        </w:rPr>
-        <w:t>Clicking </w:t>
-      </w:r>
-      <w:r>
-        <w:rPr>
-          <w:rFonts w:ascii="Times New Roman" w:hAnsi="Times New Roman" w:cs="Times New Roman"/>
-          <w:b/>
-          <w:bCs/>
-          <w:sz w:val="24"/>
-          <w:szCs w:val="24"/>
-        </w:rPr>
-        <w:t>"New Report"</w:t>
-      </w:r>
-      <w:r>
-        <w:rPr>
-          <w:rFonts w:ascii="Times New Roman" w:hAnsi="Times New Roman" w:cs="Times New Roman"/>
-          <w:sz w:val="24"/>
-          <w:szCs w:val="24"/>
-        </w:rPr>
-        <w:t> or editing a current report opens a step-by-step workflow with five tabs:</w:t>
-      </w:r>
-    </w:p>
-    <w:p>
-      <w:pPr>
-        <w:numPr>
-          <w:ilvl w:val="0"/>
-          <w:numId w:val="8"/>
-        </w:numPr>
-        <w:rPr>
-          <w:rFonts w:ascii="Times New Roman" w:hAnsi="Times New Roman" w:cs="Times New Roman"/>
-          <w:sz w:val="24"/>
-          <w:szCs w:val="24"/>
-        </w:rPr>
-      </w:pPr>
-      <w:r>
-        <w:rPr>
-          <w:rFonts w:ascii="Times New Roman" w:hAnsi="Times New Roman" w:cs="Times New Roman"/>
-          <w:b/>
-          <w:bCs/>
-          <w:sz w:val="24"/>
-          <w:szCs w:val="24"/>
-        </w:rPr>
-        <w:lastRenderedPageBreak/>
-        <w:t>Tank Info</w:t>
-      </w:r>
-      <w:r>
-        <w:rPr>
-          <w:rFonts w:ascii="Times New Roman" w:hAnsi="Times New Roman" w:cs="Times New Roman"/>
-          <w:sz w:val="24"/>
-          <w:szCs w:val="24"/>
-        </w:rPr>
-        <w:t>: The starting point. Select an active tank from the dropdown menu and configure the basic details of the inspection (location, dates, type).</w:t>
-      </w:r>
-    </w:p>
-    <w:p>
-      <w:pPr>
-        <w:numPr>
-          <w:ilvl w:val="0"/>
-          <w:numId w:val="8"/>
-        </w:numPr>
-        <w:rPr>
-          <w:rFonts w:ascii="Times New Roman" w:hAnsi="Times New Roman" w:cs="Times New Roman"/>
-          <w:sz w:val="24"/>
-          <w:szCs w:val="24"/>
-        </w:rPr>
-      </w:pPr>
-      <w:r>
-        <w:rPr>
-          <w:rFonts w:ascii="Times New Roman" w:hAnsi="Times New Roman" w:cs="Times New Roman"/>
-          <w:b/>
-          <w:bCs/>
-          <w:sz w:val="24"/>
-          <w:szCs w:val="24"/>
-        </w:rPr>
-        <w:t>Upload Photos</w:t>
-      </w:r>
-      <w:r>
-        <w:rPr>
-          <w:rFonts w:ascii="Times New Roman" w:hAnsi="Times New Roman" w:cs="Times New Roman"/>
-          <w:sz w:val="24"/>
-          <w:szCs w:val="24"/>
-        </w:rPr>
-        <w:t>: A place to upload raw, initial photos showing the condition of the ISO tank before the inspection began.</w:t>
-      </w:r>
-    </w:p>
-    <w:p>
-      <w:pPr>
-        <w:numPr>
-          <w:ilvl w:val="0"/>
-          <w:numId w:val="8"/>
-        </w:numPr>
-        <w:rPr>
-          <w:rFonts w:ascii="Times New Roman" w:hAnsi="Times New Roman" w:cs="Times New Roman"/>
-          <w:sz w:val="24"/>
-          <w:szCs w:val="24"/>
-        </w:rPr>
-      </w:pPr>
-      <w:r>
-        <w:rPr>
-          <w:rFonts w:ascii="Times New Roman" w:hAnsi="Times New Roman" w:cs="Times New Roman"/>
-          <w:b/>
-          <w:bCs/>
-          <w:sz w:val="24"/>
-          <w:szCs w:val="24"/>
-        </w:rPr>
-        <w:t>Checklist</w:t>
-      </w:r>
-      <w:r>
-        <w:rPr>
-          <w:rFonts w:ascii="Times New Roman" w:hAnsi="Times New Roman" w:cs="Times New Roman"/>
-          <w:sz w:val="24"/>
-          <w:szCs w:val="24"/>
-        </w:rPr>
-        <w:t>: The main inspection step. This is a thorough list where the inspector marks items as passing (OK), Not Applicable (NA), or failing (Faulty).</w:t>
-      </w:r>
-    </w:p>
-    <w:p>
-      <w:pPr>
-        <w:numPr>
-          <w:ilvl w:val="1"/>
-          <w:numId w:val="8"/>
-        </w:numPr>
-        <w:rPr>
-          <w:rFonts w:ascii="Times New Roman" w:hAnsi="Times New Roman" w:cs="Times New Roman"/>
-          <w:sz w:val="24"/>
-          <w:szCs w:val="24"/>
-        </w:rPr>
-      </w:pPr>
-      <w:r>
-        <w:rPr>
-          <w:rFonts w:ascii="Times New Roman" w:hAnsi="Times New Roman" w:cs="Times New Roman"/>
-          <w:i/>
-          <w:iCs/>
-          <w:sz w:val="24"/>
-          <w:szCs w:val="24"/>
-        </w:rPr>
-        <w:t>Important Note</w:t>
-      </w:r>
-      <w:r>
-        <w:rPr>
-          <w:rFonts w:ascii="Times New Roman" w:hAnsi="Times New Roman" w:cs="Times New Roman"/>
-          <w:sz w:val="24"/>
-          <w:szCs w:val="24"/>
-        </w:rPr>
-        <w:t>: If any single item is marked as </w:t>
-      </w:r>
-      <w:r>
-        <w:rPr>
-          <w:rFonts w:ascii="Times New Roman" w:hAnsi="Times New Roman" w:cs="Times New Roman"/>
-          <w:b/>
-          <w:bCs/>
-          <w:sz w:val="24"/>
-          <w:szCs w:val="24"/>
-        </w:rPr>
-        <w:t>Faulty</w:t>
-      </w:r>
-      <w:r>
-        <w:rPr>
-          <w:rFonts w:ascii="Times New Roman" w:hAnsi="Times New Roman" w:cs="Times New Roman"/>
-          <w:sz w:val="24"/>
-          <w:szCs w:val="24"/>
-        </w:rPr>
-        <w:t>, the system will automatically unlock the "To-do List" tab for you.</w:t>
-      </w:r>
-    </w:p>
-    <w:p>
-      <w:pPr>
-        <w:numPr>
-          <w:ilvl w:val="0"/>
-          <w:numId w:val="8"/>
-        </w:numPr>
-        <w:rPr>
-          <w:rFonts w:ascii="Times New Roman" w:hAnsi="Times New Roman" w:cs="Times New Roman"/>
-          <w:sz w:val="24"/>
-          <w:szCs w:val="24"/>
-        </w:rPr>
-      </w:pPr>
-      <w:r>
-        <w:rPr>
-          <w:rFonts w:ascii="Times New Roman" w:hAnsi="Times New Roman" w:cs="Times New Roman"/>
-          <w:b/>
-          <w:bCs/>
-          <w:sz w:val="24"/>
-          <w:szCs w:val="24"/>
-        </w:rPr>
-        <w:t>To-do List</w:t>
-      </w:r>
-      <w:r>
-        <w:rPr>
-          <w:rFonts w:ascii="Times New Roman" w:hAnsi="Times New Roman" w:cs="Times New Roman"/>
-          <w:sz w:val="24"/>
-          <w:szCs w:val="24"/>
-        </w:rPr>
-        <w:t>: </w:t>
-      </w:r>
-      <w:r>
-        <w:rPr>
-          <w:rFonts w:ascii="Times New Roman" w:hAnsi="Times New Roman" w:cs="Times New Roman"/>
-          <w:b/>
-          <w:bCs/>
-          <w:sz w:val="24"/>
-          <w:szCs w:val="24"/>
-        </w:rPr>
-        <w:t>(Only appears if faults were found)</w:t>
-      </w:r>
-      <w:r>
-        <w:rPr>
-          <w:rFonts w:ascii="Times New Roman" w:hAnsi="Times New Roman" w:cs="Times New Roman"/>
-          <w:sz w:val="24"/>
-          <w:szCs w:val="24"/>
-        </w:rPr>
-        <w:t>. This acts as a repair list. You must define actions to fix or replace the broken items here before the system will allow you to submit the complete report.</w:t>
-      </w:r>
-    </w:p>
-    <w:p>
-      <w:pPr>
-        <w:numPr>
-          <w:ilvl w:val="0"/>
-          <w:numId w:val="8"/>
-        </w:numPr>
-        <w:rPr>
-          <w:rFonts w:ascii="Times New Roman" w:hAnsi="Times New Roman" w:cs="Times New Roman"/>
-          <w:sz w:val="24"/>
-          <w:szCs w:val="24"/>
-        </w:rPr>
-      </w:pPr>
-      <w:r>
-        <w:rPr>
-          <w:rFonts w:ascii="Times New Roman" w:hAnsi="Times New Roman" w:cs="Times New Roman"/>
-          <w:b/>
-          <w:bCs/>
-          <w:sz w:val="24"/>
-          <w:szCs w:val="24"/>
-        </w:rPr>
-        <w:t>Review &amp; Submit</w:t>
-      </w:r>
-      <w:r>
-        <w:rPr>
-          <w:rFonts w:ascii="Times New Roman" w:hAnsi="Times New Roman" w:cs="Times New Roman"/>
-          <w:sz w:val="24"/>
-          <w:szCs w:val="24"/>
-        </w:rPr>
-        <w:t>: A final summary of all the previous tabs. Once you check that everything is correct, click </w:t>
-      </w:r>
-      <w:r>
-        <w:rPr>
-          <w:rFonts w:ascii="Times New Roman" w:hAnsi="Times New Roman" w:cs="Times New Roman"/>
-          <w:b/>
-          <w:bCs/>
-          <w:sz w:val="24"/>
-          <w:szCs w:val="24"/>
-        </w:rPr>
-        <w:t>Submit Final Report</w:t>
-      </w:r>
-      <w:r>
-        <w:rPr>
-          <w:rFonts w:ascii="Times New Roman" w:hAnsi="Times New Roman" w:cs="Times New Roman"/>
-          <w:sz w:val="24"/>
-          <w:szCs w:val="24"/>
-        </w:rPr>
-        <w:t>.</w:t>
-      </w:r>
-    </w:p>
-    <w:p>
-      <w:pPr>
-        <w:rPr>
-          <w:rFonts w:ascii="Times New Roman" w:hAnsi="Times New Roman" w:cs="Times New Roman"/>
-          <w:sz w:val="24"/>
-          <w:szCs w:val="24"/>
-        </w:rPr>
-      </w:pPr>
-      <w:r>
-        <w:rPr>
-          <w:rFonts w:ascii="Times New Roman" w:hAnsi="Times New Roman" w:cs="Times New Roman"/>
-          <w:sz w:val="24"/>
-          <w:szCs w:val="24"/>
-        </w:rPr>
-        <w:t>E. The "History" Archive (The REVIEWED Button)</w:t>
-      </w:r>
-    </w:p>
-    <w:p>
-      <w:pPr>
-        <w:rPr>
-          <w:rFonts w:ascii="Times New Roman" w:hAnsi="Times New Roman" w:cs="Times New Roman"/>
-          <w:sz w:val="24"/>
-          <w:szCs w:val="24"/>
-        </w:rPr>
-      </w:pPr>
-      <w:r>
-        <w:rPr>
-          <w:rFonts w:ascii="Times New Roman" w:hAnsi="Times New Roman" w:cs="Times New Roman"/>
-          <w:sz w:val="24"/>
-          <w:szCs w:val="24"/>
-        </w:rPr>
-        <w:t>After staff submits an inspection, it stays in the "Current Inspections" list until an </w:t>
-      </w:r>
-      <w:r>
-        <w:rPr>
-          <w:rFonts w:ascii="Times New Roman" w:hAnsi="Times New Roman" w:cs="Times New Roman"/>
-          <w:b/>
-          <w:bCs/>
-          <w:sz w:val="24"/>
-          <w:szCs w:val="24"/>
-        </w:rPr>
-        <w:t>ADMIN</w:t>
-      </w:r>
-      <w:r>
-        <w:rPr>
-          <w:rFonts w:ascii="Times New Roman" w:hAnsi="Times New Roman" w:cs="Times New Roman"/>
-          <w:sz w:val="24"/>
-          <w:szCs w:val="24"/>
-        </w:rPr>
-        <w:t> officially reviews and approves it.</w:t>
-      </w:r>
-    </w:p>
-    <w:p>
-      <w:pPr>
-        <w:numPr>
-          <w:ilvl w:val="0"/>
-          <w:numId w:val="9"/>
-        </w:numPr>
-        <w:rPr>
-          <w:rFonts w:ascii="Times New Roman" w:hAnsi="Times New Roman" w:cs="Times New Roman"/>
-          <w:sz w:val="24"/>
-          <w:szCs w:val="24"/>
-        </w:rPr>
-      </w:pPr>
-      <w:r>
-        <w:rPr>
-          <w:rFonts w:ascii="Times New Roman" w:hAnsi="Times New Roman" w:cs="Times New Roman"/>
-          <w:b/>
-          <w:bCs/>
-          <w:sz w:val="24"/>
-          <w:szCs w:val="24"/>
-        </w:rPr>
-        <w:t>How to</w:t>
-      </w:r>
-      <w:r>
-        <w:rPr>
-          <w:rFonts w:ascii="Times New Roman" w:hAnsi="Times New Roman" w:cs="Times New Roman"/>
-          <w:sz w:val="24"/>
-          <w:szCs w:val="24"/>
-        </w:rPr>
-        <w:t xml:space="preserve">: An Admin opens the submitted report, scrolls to the bottom, and clicks the large </w:t>
-      </w:r>
-      <w:r>
-        <w:rPr>
-          <w:rFonts w:ascii="Times New Roman" w:hAnsi="Times New Roman" w:cs="Times New Roman"/>
-          <w:b/>
-          <w:bCs/>
-          <w:sz w:val="24"/>
-          <w:szCs w:val="24"/>
-        </w:rPr>
-        <w:t>REVIEWED</w:t>
-      </w:r>
-      <w:r>
-        <w:rPr>
-          <w:rFonts w:ascii="Times New Roman" w:hAnsi="Times New Roman" w:cs="Times New Roman"/>
-          <w:sz w:val="24"/>
-          <w:szCs w:val="24"/>
-        </w:rPr>
-        <w:t> button.</w:t>
-      </w:r>
-    </w:p>
-    <w:p>
-      <w:pPr>
-        <w:numPr>
-          <w:ilvl w:val="0"/>
-          <w:numId w:val="9"/>
-        </w:numPr>
-        <w:rPr>
-          <w:rFonts w:ascii="Times New Roman" w:hAnsi="Times New Roman" w:cs="Times New Roman"/>
-          <w:sz w:val="24"/>
-          <w:szCs w:val="24"/>
-        </w:rPr>
-      </w:pPr>
-      <w:r>
-        <w:rPr>
-          <w:rFonts w:ascii="Times New Roman" w:hAnsi="Times New Roman" w:cs="Times New Roman"/>
-          <w:b/>
-          <w:bCs/>
-          <w:sz w:val="24"/>
-          <w:szCs w:val="24"/>
-        </w:rPr>
-        <w:t>What it does</w:t>
-      </w:r>
-      <w:r>
-        <w:rPr>
-          <w:rFonts w:ascii="Times New Roman" w:hAnsi="Times New Roman" w:cs="Times New Roman"/>
-          <w:sz w:val="24"/>
-          <w:szCs w:val="24"/>
-        </w:rPr>
-        <w:t>: Clicking "Reviewed" locks the report so it can no longer be edited. It removes it from "Current Inspections" and permanently transfers it to the </w:t>
-      </w:r>
-      <w:r>
-        <w:rPr>
-          <w:rFonts w:ascii="Times New Roman" w:hAnsi="Times New Roman" w:cs="Times New Roman"/>
-          <w:b/>
-          <w:bCs/>
-          <w:sz w:val="24"/>
-          <w:szCs w:val="24"/>
-        </w:rPr>
-        <w:t>History</w:t>
-      </w:r>
-      <w:r>
-        <w:rPr>
-          <w:rFonts w:ascii="Times New Roman" w:hAnsi="Times New Roman" w:cs="Times New Roman"/>
-          <w:sz w:val="24"/>
-          <w:szCs w:val="24"/>
-        </w:rPr>
-        <w:t> tab, which acts as a secure, unchangeable record of all finished inspections.</w:t>
-      </w:r>
-    </w:p>
-    <w:p>
-      <w:pPr>
-        <w:rPr>
-          <w:rFonts w:ascii="Times New Roman" w:hAnsi="Times New Roman" w:cs="Times New Roman"/>
-          <w:sz w:val="24"/>
-          <w:szCs w:val="24"/>
-        </w:rPr>
-      </w:pPr>
-      <w:r>
-        <w:rPr>
-          <w:rFonts w:ascii="Times New Roman" w:hAnsi="Times New Roman" w:cs="Times New Roman"/>
-          <w:sz w:val="24"/>
-          <w:szCs w:val="24"/>
-        </w:rPr>
-        <w:pict w14:anchorId="302D1B46">
-          <v:rect id="_x0000_i1027" style="width:250.5pt;height:.75pt" o:hrpct="0" o:hralign="center" o:hrstd="t" o:hr="t" fillcolor="#a0a0a0" stroked="f"/>
-        </w:pict>
-      </w:r>
-    </w:p>
-    <w:p>
-      <w:pPr>
-        <w:rPr>
-          <w:rFonts w:ascii="Times New Roman" w:hAnsi="Times New Roman" w:cs="Times New Roman"/>
-          <w:b/>
-          <w:bCs/>
-          <w:sz w:val="26"/>
-          <w:szCs w:val="26"/>
-        </w:rPr>
-      </w:pPr>
-      <w:r>
-        <w:rPr>
-          <w:rFonts w:ascii="Times New Roman" w:hAnsi="Times New Roman" w:cs="Times New Roman"/>
-          <w:b/>
-          <w:bCs/>
-          <w:sz w:val="26"/>
-          <w:szCs w:val="26"/>
-        </w:rPr>
-        <w:t>4. Generate PPT (/ppt)</w:t>
-      </w:r>
-      <w:r>
-        <w:rPr>
-          <w:rFonts w:ascii="Times New Roman" w:hAnsi="Times New Roman" w:cs="Times New Roman"/>
-          <w:b/>
-          <w:bCs/>
-          <w:sz w:val="26"/>
-          <w:szCs w:val="26"/>
-        </w:rPr>
-        <w:t>:</w:t>
-      </w:r>
-    </w:p>
-    <w:p>
-      <w:pPr>
-        <w:rPr>
-          <w:rFonts w:ascii="Times New Roman" w:hAnsi="Times New Roman" w:cs="Times New Roman"/>
-          <w:sz w:val="24"/>
-          <w:szCs w:val="24"/>
-        </w:rPr>
-      </w:pPr>
-      <w:r>
-        <w:rPr>
-          <w:rFonts w:ascii="Times New Roman" w:hAnsi="Times New Roman" w:cs="Times New Roman"/>
-          <w:sz w:val="24"/>
-          <w:szCs w:val="24"/>
-        </w:rPr>
-        <w:t>This tool automatically turns your inspection data and photos into professional PowerPoint presentations to send to clients.</w:t>
-      </w:r>
-    </w:p>
-    <w:p>
-      <w:pPr>
-        <w:rPr>
-          <w:rFonts w:ascii="Times New Roman" w:hAnsi="Times New Roman" w:cs="Times New Roman"/>
-          <w:sz w:val="24"/>
-          <w:szCs w:val="24"/>
-        </w:rPr>
-      </w:pPr>
-      <w:r>
-        <w:rPr>
-          <w:rFonts w:ascii="Times New Roman" w:hAnsi="Times New Roman" w:cs="Times New Roman"/>
-          <w:sz w:val="24"/>
-          <w:szCs w:val="24"/>
-        </w:rPr>
-        <w:t>How it Works:</w:t>
-      </w:r>
-    </w:p>
-    <w:p>
-      <w:pPr>
-        <w:numPr>
-          <w:ilvl w:val="0"/>
-          <w:numId w:val="10"/>
-        </w:numPr>
-        <w:rPr>
-          <w:rFonts w:ascii="Times New Roman" w:hAnsi="Times New Roman" w:cs="Times New Roman"/>
-          <w:sz w:val="24"/>
-          <w:szCs w:val="24"/>
-        </w:rPr>
-      </w:pPr>
-      <w:r>
-        <w:rPr>
-          <w:rFonts w:ascii="Times New Roman" w:hAnsi="Times New Roman" w:cs="Times New Roman"/>
-          <w:b/>
-          <w:bCs/>
-          <w:sz w:val="24"/>
-          <w:szCs w:val="24"/>
-        </w:rPr>
-        <w:t>Select Tank</w:t>
-      </w:r>
-      <w:r>
-        <w:rPr>
-          <w:rFonts w:ascii="Times New Roman" w:hAnsi="Times New Roman" w:cs="Times New Roman"/>
-          <w:sz w:val="24"/>
-          <w:szCs w:val="24"/>
-        </w:rPr>
-        <w:t>: Use the dropdown menu (which has a built-in search bar) to find the tank you need.</w:t>
-      </w:r>
-    </w:p>
-    <w:p>
-      <w:pPr>
-        <w:numPr>
-          <w:ilvl w:val="0"/>
-          <w:numId w:val="10"/>
-        </w:numPr>
-        <w:rPr>
-          <w:rFonts w:ascii="Times New Roman" w:hAnsi="Times New Roman" w:cs="Times New Roman"/>
-          <w:sz w:val="24"/>
-          <w:szCs w:val="24"/>
-        </w:rPr>
-      </w:pPr>
-      <w:r>
-        <w:rPr>
-          <w:rFonts w:ascii="Times New Roman" w:hAnsi="Times New Roman" w:cs="Times New Roman"/>
-          <w:b/>
-          <w:bCs/>
-          <w:sz w:val="24"/>
-          <w:szCs w:val="24"/>
-        </w:rPr>
-        <w:t>Report Number (Submission Required)</w:t>
-      </w:r>
-      <w:r>
-        <w:rPr>
-          <w:rFonts w:ascii="Times New Roman" w:hAnsi="Times New Roman" w:cs="Times New Roman"/>
-          <w:sz w:val="24"/>
-          <w:szCs w:val="24"/>
-        </w:rPr>
-        <w:t>: The second dropdown will show reports linked to that tank. </w:t>
-      </w:r>
-      <w:r>
-        <w:rPr>
-          <w:rFonts w:ascii="Times New Roman" w:hAnsi="Times New Roman" w:cs="Times New Roman"/>
-          <w:b/>
-          <w:bCs/>
-          <w:sz w:val="24"/>
-          <w:szCs w:val="24"/>
-        </w:rPr>
-        <w:t>Important:</w:t>
-      </w:r>
-      <w:r>
-        <w:rPr>
-          <w:rFonts w:ascii="Times New Roman" w:hAnsi="Times New Roman" w:cs="Times New Roman"/>
-          <w:sz w:val="24"/>
-          <w:szCs w:val="24"/>
-        </w:rPr>
-        <w:t> Only reports that have been completely submitted will appear in this list. Drafts cannot be used to generate a presentation.</w:t>
-      </w:r>
-    </w:p>
-    <w:p>
-      <w:pPr>
-        <w:numPr>
-          <w:ilvl w:val="0"/>
-          <w:numId w:val="10"/>
-        </w:numPr>
-        <w:rPr>
-          <w:rFonts w:ascii="Times New Roman" w:hAnsi="Times New Roman" w:cs="Times New Roman"/>
-          <w:sz w:val="24"/>
-          <w:szCs w:val="24"/>
-        </w:rPr>
-      </w:pPr>
-      <w:r>
-        <w:rPr>
-          <w:rFonts w:ascii="Times New Roman" w:hAnsi="Times New Roman" w:cs="Times New Roman"/>
-          <w:b/>
-          <w:bCs/>
-          <w:sz w:val="24"/>
-          <w:szCs w:val="24"/>
-        </w:rPr>
-        <w:t>Generate</w:t>
-      </w:r>
-      <w:r>
-        <w:rPr>
-          <w:rFonts w:ascii="Times New Roman" w:hAnsi="Times New Roman" w:cs="Times New Roman"/>
-          <w:sz w:val="24"/>
-          <w:szCs w:val="24"/>
-        </w:rPr>
-        <w:t>: After selecting a report, click "Generate PPT". The system will instantly build a PowerPoint file (.pptx) and download it to your computer.</w:t>
-      </w:r>
-    </w:p>
-    <w:p>
-      <w:pPr>
-        <w:rPr>
-          <w:rFonts w:ascii="Times New Roman" w:hAnsi="Times New Roman" w:cs="Times New Roman"/>
-          <w:sz w:val="24"/>
-          <w:szCs w:val="24"/>
-        </w:rPr>
-      </w:pPr>
-      <w:r>
-        <w:rPr>
-          <w:rFonts w:ascii="Times New Roman" w:hAnsi="Times New Roman" w:cs="Times New Roman"/>
-          <w:sz w:val="24"/>
-          <w:szCs w:val="24"/>
-        </w:rPr>
-        <w:t>How the Presentation Looks:</w:t>
-      </w:r>
-    </w:p>
-    <w:p>
-      <w:pPr>
-        <w:rPr>
-          <w:rFonts w:ascii="Times New Roman" w:hAnsi="Times New Roman" w:cs="Times New Roman"/>
-          <w:sz w:val="24"/>
-          <w:szCs w:val="24"/>
-        </w:rPr>
-      </w:pPr>
-      <w:r>
-        <w:rPr>
-          <w:rFonts w:ascii="Times New Roman" w:hAnsi="Times New Roman" w:cs="Times New Roman"/>
-          <w:sz w:val="24"/>
-          <w:szCs w:val="24"/>
-        </w:rPr>
-        <w:t>The software builds the slides automatically so you don't have to:</w:t>
-      </w:r>
-    </w:p>
-    <w:p>
-      <w:pPr>
-        <w:numPr>
-          <w:ilvl w:val="0"/>
-          <w:numId w:val="11"/>
-        </w:numPr>
-        <w:rPr>
-          <w:rFonts w:ascii="Times New Roman" w:hAnsi="Times New Roman" w:cs="Times New Roman"/>
-          <w:sz w:val="24"/>
-          <w:szCs w:val="24"/>
-        </w:rPr>
-      </w:pPr>
-      <w:r>
-        <w:rPr>
-          <w:rFonts w:ascii="Times New Roman" w:hAnsi="Times New Roman" w:cs="Times New Roman"/>
-          <w:b/>
-          <w:bCs/>
-          <w:sz w:val="24"/>
-          <w:szCs w:val="24"/>
-        </w:rPr>
-        <w:t>Opening Slides (1-3)</w:t>
-      </w:r>
-      <w:r>
-        <w:rPr>
-          <w:rFonts w:ascii="Times New Roman" w:hAnsi="Times New Roman" w:cs="Times New Roman"/>
-          <w:sz w:val="24"/>
-          <w:szCs w:val="24"/>
-        </w:rPr>
-        <w:t>: Creates title and detail pages automatically filled with the Tank Master information (Tank Number, Manufacturing Date, Capacity, etc.).</w:t>
-      </w:r>
-    </w:p>
-    <w:p>
-      <w:pPr>
-        <w:numPr>
-          <w:ilvl w:val="0"/>
-          <w:numId w:val="11"/>
-        </w:numPr>
-        <w:rPr>
-          <w:rFonts w:ascii="Times New Roman" w:hAnsi="Times New Roman" w:cs="Times New Roman"/>
-          <w:sz w:val="24"/>
-          <w:szCs w:val="24"/>
-        </w:rPr>
-      </w:pPr>
-      <w:r>
-        <w:rPr>
-          <w:rFonts w:ascii="Times New Roman" w:hAnsi="Times New Roman" w:cs="Times New Roman"/>
-          <w:b/>
-          <w:bCs/>
-          <w:sz w:val="24"/>
-          <w:szCs w:val="24"/>
-        </w:rPr>
-        <w:t>Middle Slides</w:t>
-      </w:r>
-      <w:r>
-        <w:rPr>
-          <w:rFonts w:ascii="Times New Roman" w:hAnsi="Times New Roman" w:cs="Times New Roman"/>
-          <w:sz w:val="24"/>
-          <w:szCs w:val="24"/>
-        </w:rPr>
-        <w:t>: Takes the photos you uploaded in the "Upload Photos" part of the inspection report and automatically puts one perfectly sized photo onto each slide, titled automatically.</w:t>
-      </w:r>
-    </w:p>
-    <w:p>
-      <w:pPr>
-        <w:numPr>
-          <w:ilvl w:val="0"/>
-          <w:numId w:val="11"/>
-        </w:numPr>
-        <w:rPr>
-          <w:rFonts w:ascii="Times New Roman" w:hAnsi="Times New Roman" w:cs="Times New Roman"/>
-          <w:sz w:val="24"/>
-          <w:szCs w:val="24"/>
-        </w:rPr>
-      </w:pPr>
-      <w:r>
-        <w:rPr>
-          <w:rFonts w:ascii="Times New Roman" w:hAnsi="Times New Roman" w:cs="Times New Roman"/>
-          <w:b/>
-          <w:bCs/>
-          <w:sz w:val="24"/>
-          <w:szCs w:val="24"/>
-        </w:rPr>
-        <w:lastRenderedPageBreak/>
-        <w:t>Closing Slides</w:t>
-      </w:r>
-      <w:r>
-        <w:rPr>
-          <w:rFonts w:ascii="Times New Roman" w:hAnsi="Times New Roman" w:cs="Times New Roman"/>
-          <w:sz w:val="24"/>
-          <w:szCs w:val="24"/>
-        </w:rPr>
-        <w:t>: Displays a final summary of the tank's characteristics at the end of the presentation.</w:t>
-      </w:r>
-    </w:p>
-    <w:p>
-      <w:pPr>
-        <w:rPr>
-          <w:rFonts w:ascii="Times New Roman" w:hAnsi="Times New Roman" w:cs="Times New Roman"/>
-          <w:sz w:val="24"/>
-          <w:szCs w:val="24"/>
-        </w:rPr>
-      </w:pPr>
-      <w:r>
-        <w:rPr>
-          <w:rFonts w:ascii="Times New Roman" w:hAnsi="Times New Roman" w:cs="Times New Roman"/>
-          <w:sz w:val="24"/>
-          <w:szCs w:val="24"/>
-        </w:rPr>
-        <w:pict w14:anchorId="4D7C2AD7">
-          <v:rect id="_x0000_i1028" style="width:250.5pt;height:.75pt" o:hrpct="0" o:hralign="center" o:hrstd="t" o:hr="t" fillcolor="#a0a0a0" stroked="f"/>
-        </w:pict>
-      </w:r>
-    </w:p>
-    <w:p>
-      <w:pPr>
-        <w:rPr>
-          <w:rFonts w:ascii="Times New Roman" w:hAnsi="Times New Roman" w:cs="Times New Roman"/>
-          <w:b/>
-          <w:bCs/>
-          <w:sz w:val="26"/>
-          <w:szCs w:val="26"/>
-        </w:rPr>
-      </w:pPr>
-      <w:r>
-        <w:rPr>
-          <w:rFonts w:ascii="Times New Roman" w:hAnsi="Times New Roman" w:cs="Times New Roman"/>
-          <w:b/>
-          <w:bCs/>
-          <w:sz w:val="26"/>
-          <w:szCs w:val="26"/>
-        </w:rPr>
-        <w:t>5. Security and Access</w:t>
-      </w:r>
-      <w:r>
-        <w:rPr>
-          <w:rFonts w:ascii="Times New Roman" w:hAnsi="Times New Roman" w:cs="Times New Roman"/>
-          <w:b/>
-          <w:bCs/>
-          <w:sz w:val="26"/>
-          <w:szCs w:val="26"/>
-        </w:rPr>
-        <w:t>:</w:t>
-      </w:r>
-    </w:p>
-    <w:p>
-      <w:pPr>
-        <w:numPr>
-          <w:ilvl w:val="0"/>
-          <w:numId w:val="12"/>
-        </w:numPr>
-        <w:rPr>
-          <w:rFonts w:ascii="Times New Roman" w:hAnsi="Times New Roman" w:cs="Times New Roman"/>
-          <w:sz w:val="24"/>
-          <w:szCs w:val="24"/>
-        </w:rPr>
-      </w:pPr>
-      <w:r>
-        <w:rPr>
-          <w:rFonts w:ascii="Times New Roman" w:hAnsi="Times New Roman" w:cs="Times New Roman"/>
-          <w:b/>
-          <w:bCs/>
-          <w:sz w:val="24"/>
-          <w:szCs w:val="24"/>
-        </w:rPr>
-        <w:t>Staying Logged In</w:t>
-      </w:r>
-      <w:r>
-        <w:rPr>
-          <w:rFonts w:ascii="Times New Roman" w:hAnsi="Times New Roman" w:cs="Times New Roman"/>
-          <w:sz w:val="24"/>
-          <w:szCs w:val="24"/>
-        </w:rPr>
-        <w:t>: The system securely remembers who you are. If you close your browser window by accident, you can usually come right back without having to type your password again.</w:t>
-      </w:r>
-    </w:p>
-    <w:p>
-      <w:pPr>
-        <w:numPr>
-          <w:ilvl w:val="0"/>
-          <w:numId w:val="12"/>
-        </w:numPr>
-        <w:rPr>
-          <w:rFonts w:ascii="Times New Roman" w:hAnsi="Times New Roman" w:cs="Times New Roman"/>
-          <w:sz w:val="24"/>
-          <w:szCs w:val="24"/>
-        </w:rPr>
-      </w:pPr>
-      <w:r>
-        <w:rPr>
-          <w:rFonts w:ascii="Times New Roman" w:hAnsi="Times New Roman" w:cs="Times New Roman"/>
-          <w:b/>
-          <w:bCs/>
-          <w:sz w:val="24"/>
-          <w:szCs w:val="24"/>
-        </w:rPr>
-        <w:t>Change Password</w:t>
-      </w:r>
-      <w:r>
-        <w:rPr>
-          <w:rFonts w:ascii="Times New Roman" w:hAnsi="Times New Roman" w:cs="Times New Roman"/>
-          <w:sz w:val="24"/>
-          <w:szCs w:val="24"/>
-        </w:rPr>
-        <w:t>: You can update your login password at any time by clicking the option at the bottom of the navigation sidebar.</w:t>
-      </w:r>
-    </w:p>
-    <w:p>
-      <w:pPr>
-        <w:numPr>
-          <w:ilvl w:val="0"/>
-          <w:numId w:val="12"/>
-        </w:numPr>
-        <w:rPr>
-          <w:rFonts w:ascii="Times New Roman" w:hAnsi="Times New Roman" w:cs="Times New Roman"/>
-          <w:sz w:val="24"/>
-          <w:szCs w:val="24"/>
-        </w:rPr>
-      </w:pPr>
-      <w:r>
-        <w:rPr>
-          <w:rFonts w:ascii="Times New Roman" w:hAnsi="Times New Roman" w:cs="Times New Roman"/>
-          <w:b/>
-          <w:bCs/>
-          <w:sz w:val="24"/>
-          <w:szCs w:val="24"/>
-        </w:rPr>
-        <w:t>Access Limits</w:t>
-      </w:r>
-      <w:r>
-        <w:rPr>
-          <w:rFonts w:ascii="Times New Roman" w:hAnsi="Times New Roman" w:cs="Times New Roman"/>
-          <w:sz w:val="24"/>
-          <w:szCs w:val="24"/>
-        </w:rPr>
-        <w:t>: Depending on what the IT team has set up for your specific account, you might find that some pages are "Read-Only" (you can look but not click) or fully editable.</w:t>
-      </w:r>
-    </w:p>
-    <w:p>
-      <w:pPr>
+        <w:spacing w:line="360" w:lineRule="auto"/>
+        <w:jc w:val="both"/>
+        <w:rPr>
+          <w:rFonts w:ascii="Times New Roman" w:hAnsi="Times New Roman" w:cs="Times New Roman"/>
+          <w:sz w:val="24"/>
+          <w:szCs w:val="24"/>
+        </w:rPr>
+      </w:pPr>
+      <w:r>
+        <w:rPr>
+          <w:rFonts w:ascii="Times New Roman" w:hAnsi="Times New Roman" w:cs="Times New Roman"/>
+          <w:sz w:val="24"/>
+          <w:szCs w:val="24"/>
+        </w:rPr>
+        <w:t>Safe Logout: Using the "Logout" button safely terminates backend tokens to prevent unauthorized entry on shared devices.</w:t>
+      </w:r>
+    </w:p>
+    <w:p>
+      <w:pPr>
+        <w:spacing w:line="360" w:lineRule="auto"/>
+        <w:jc w:val="both"/>
         <w:rPr>
           <w:rFonts w:ascii="Times New Roman" w:hAnsi="Times New Roman" w:cs="Times New Roman"/>
           <w:sz w:val="24"/>
@@ -3524,6 +3681,530 @@
 <file path=word/numbering.xml><?xml version="1.0" encoding="utf-8"?>
 <w:numbering xmlns:wpc="http://schemas.microsoft.com/office/word/2010/wordprocessingCanvas" xmlns:cx="http://schemas.microsoft.com/office/drawing/2014/chartex" xmlns:cx1="http://schemas.microsoft.com/office/drawing/2015/9/8/chartex" xmlns:cx2="http://schemas.microsoft.com/office/drawing/2015/10/21/chartex" xmlns:cx3="http://schemas.microsoft.com/office/drawing/2016/5/9/chartex" xmlns:cx4="http://schemas.microsoft.com/office/drawing/2016/5/10/chartex" xmlns:cx5="http://schemas.microsoft.com/office/drawing/2016/5/11/chartex" xmlns:cx6="http://schemas.microsoft.com/office/drawing/2016/5/12/chartex" xmlns:cx7="http://schemas.microsoft.com/office/drawing/2016/5/13/chartex" xmlns:cx8="http://schemas.microsoft.com/office/drawing/2016/5/14/chartex" xmlns:mc="http://schemas.openxmlformats.org/markup-compatibility/2006" xmlns:aink="http://schemas.microsoft.com/office/drawing/2016/ink" xmlns:am3d="http://schemas.microsoft.com/office/drawing/2017/model3d" xmlns:o="urn:schemas-microsoft-com:office:office" xmlns:oel="http://schemas.microsoft.com/office/2019/extlst" xmlns:r="http://schemas.openxmlformats.org/officeDocument/2006/relationships" xmlns:m="http://schemas.openxmlformats.org/officeDocument/2006/math" xmlns:v="urn:schemas-microsoft-com:vml" xmlns:wp14="http://schemas.microsoft.com/office/word/2010/wordprocessingDrawing" xmlns:wp="http://schemas.openxmlformats.org/drawingml/2006/wordprocessingDrawing" xmlns:w10="urn:schemas-microsoft-com:office:word" xmlns:w="http://schemas.openxmlformats.org/wordprocessingml/2006/main" xmlns:w14="http://schemas.microsoft.com/office/word/2010/wordml" xmlns:w15="http://schemas.microsoft.com/office/word/2012/wordml" xmlns:w16cex="http://schemas.microsoft.com/office/word/2018/wordml/cex" xmlns:w16cid="http://schemas.microsoft.com/office/word/2016/wordml/cid" xmlns:w16="http://schemas.microsoft.com/office/word/2018/wordml" xmlns:w16du="http://schemas.microsoft.com/office/word/2023/wordml/word16du" xmlns:w16sdtdh="http://schemas.microsoft.com/office/word/2020/wordml/sdtdatahash" xmlns:w16sdtfl="http://schemas.microsoft.com/office/word/2024/wordml/sdtformatlock" xmlns:w16se="http://schemas.microsoft.com/office/word/2015/wordml/symex" xmlns:wpg="http://schemas.microsoft.com/office/word/2010/wordprocessingGroup" xmlns:wpi="http://schemas.microsoft.com/office/word/2010/wordprocessingInk" xmlns:wne="http://schemas.microsoft.com/office/word/2006/wordml" xmlns:wps="http://schemas.microsoft.com/office/word/2010/wordprocessingShape" mc:Ignorable="w14 w15 w16se w16cid w16 w16cex w16sdtdh w16sdtfl w16du wp14">
   <w:abstractNum w:abstractNumId="0" w15:restartNumberingAfterBreak="0">
+    <w:nsid w:val="01210251"/>
+    <w:multiLevelType w:val="multilevel"/>
+    <w:tmpl w:val="16E48156"/>
+    <w:lvl w:ilvl="0">
+      <w:start w:val="1"/>
+      <w:numFmt w:val="decimal"/>
+      <w:lvlText w:val="%1."/>
+      <w:lvlJc w:val="left"/>
+      <w:pPr>
+        <w:tabs>
+          <w:tab w:val="num" w:pos="720"/>
+        </w:tabs>
+        <w:ind w:left="720" w:hanging="360"/>
+      </w:pPr>
+    </w:lvl>
+    <w:lvl w:ilvl="1" w:tentative="1">
+      <w:start w:val="1"/>
+      <w:numFmt w:val="decimal"/>
+      <w:lvlText w:val="%2."/>
+      <w:lvlJc w:val="left"/>
+      <w:pPr>
+        <w:tabs>
+          <w:tab w:val="num" w:pos="1440"/>
+        </w:tabs>
+        <w:ind w:left="1440" w:hanging="360"/>
+      </w:pPr>
+    </w:lvl>
+    <w:lvl w:ilvl="2" w:tentative="1">
+      <w:start w:val="1"/>
+      <w:numFmt w:val="decimal"/>
+      <w:lvlText w:val="%3."/>
+      <w:lvlJc w:val="left"/>
+      <w:pPr>
+        <w:tabs>
+          <w:tab w:val="num" w:pos="2160"/>
+        </w:tabs>
+        <w:ind w:left="2160" w:hanging="360"/>
+      </w:pPr>
+    </w:lvl>
+    <w:lvl w:ilvl="3" w:tentative="1">
+      <w:start w:val="1"/>
+      <w:numFmt w:val="decimal"/>
+      <w:lvlText w:val="%4."/>
+      <w:lvlJc w:val="left"/>
+      <w:pPr>
+        <w:tabs>
+          <w:tab w:val="num" w:pos="2880"/>
+        </w:tabs>
+        <w:ind w:left="2880" w:hanging="360"/>
+      </w:pPr>
+    </w:lvl>
+    <w:lvl w:ilvl="4" w:tentative="1">
+      <w:start w:val="1"/>
+      <w:numFmt w:val="decimal"/>
+      <w:lvlText w:val="%5."/>
+      <w:lvlJc w:val="left"/>
+      <w:pPr>
+        <w:tabs>
+          <w:tab w:val="num" w:pos="3600"/>
+        </w:tabs>
+        <w:ind w:left="3600" w:hanging="360"/>
+      </w:pPr>
+    </w:lvl>
+    <w:lvl w:ilvl="5" w:tentative="1">
+      <w:start w:val="1"/>
+      <w:numFmt w:val="decimal"/>
+      <w:lvlText w:val="%6."/>
+      <w:lvlJc w:val="left"/>
+      <w:pPr>
+        <w:tabs>
+          <w:tab w:val="num" w:pos="4320"/>
+        </w:tabs>
+        <w:ind w:left="4320" w:hanging="360"/>
+      </w:pPr>
+    </w:lvl>
+    <w:lvl w:ilvl="6" w:tentative="1">
+      <w:start w:val="1"/>
+      <w:numFmt w:val="decimal"/>
+      <w:lvlText w:val="%7."/>
+      <w:lvlJc w:val="left"/>
+      <w:pPr>
+        <w:tabs>
+          <w:tab w:val="num" w:pos="5040"/>
+        </w:tabs>
+        <w:ind w:left="5040" w:hanging="360"/>
+      </w:pPr>
+    </w:lvl>
+    <w:lvl w:ilvl="7" w:tentative="1">
+      <w:start w:val="1"/>
+      <w:numFmt w:val="decimal"/>
+      <w:lvlText w:val="%8."/>
+      <w:lvlJc w:val="left"/>
+      <w:pPr>
+        <w:tabs>
+          <w:tab w:val="num" w:pos="5760"/>
+        </w:tabs>
+        <w:ind w:left="5760" w:hanging="360"/>
+      </w:pPr>
+    </w:lvl>
+    <w:lvl w:ilvl="8" w:tentative="1">
+      <w:start w:val="1"/>
+      <w:numFmt w:val="decimal"/>
+      <w:lvlText w:val="%9."/>
+      <w:lvlJc w:val="left"/>
+      <w:pPr>
+        <w:tabs>
+          <w:tab w:val="num" w:pos="6480"/>
+        </w:tabs>
+        <w:ind w:left="6480" w:hanging="360"/>
+      </w:pPr>
+    </w:lvl>
+  </w:abstractNum>
+  <w:abstractNum w:abstractNumId="1" w15:restartNumberingAfterBreak="0">
+    <w:nsid w:val="01332BA9"/>
+    <w:multiLevelType w:val="multilevel"/>
+    <w:tmpl w:val="40CAD3D4"/>
+    <w:lvl w:ilvl="0">
+      <w:start w:val="1"/>
+      <w:numFmt w:val="bullet"/>
+      <w:lvlText w:val=""/>
+      <w:lvlJc w:val="left"/>
+      <w:pPr>
+        <w:tabs>
+          <w:tab w:val="num" w:pos="720"/>
+        </w:tabs>
+        <w:ind w:left="720" w:hanging="360"/>
+      </w:pPr>
+      <w:rPr>
+        <w:rFonts w:ascii="Symbol" w:hAnsi="Symbol" w:hint="default"/>
+        <w:sz w:val="20"/>
+      </w:rPr>
+    </w:lvl>
+    <w:lvl w:ilvl="1" w:tentative="1">
+      <w:start w:val="1"/>
+      <w:numFmt w:val="bullet"/>
+      <w:lvlText w:val=""/>
+      <w:lvlJc w:val="left"/>
+      <w:pPr>
+        <w:tabs>
+          <w:tab w:val="num" w:pos="1440"/>
+        </w:tabs>
+        <w:ind w:left="1440" w:hanging="360"/>
+      </w:pPr>
+      <w:rPr>
+        <w:rFonts w:ascii="Symbol" w:hAnsi="Symbol" w:hint="default"/>
+        <w:sz w:val="20"/>
+      </w:rPr>
+    </w:lvl>
+    <w:lvl w:ilvl="2" w:tentative="1">
+      <w:start w:val="1"/>
+      <w:numFmt w:val="bullet"/>
+      <w:lvlText w:val=""/>
+      <w:lvlJc w:val="left"/>
+      <w:pPr>
+        <w:tabs>
+          <w:tab w:val="num" w:pos="2160"/>
+        </w:tabs>
+        <w:ind w:left="2160" w:hanging="360"/>
+      </w:pPr>
+      <w:rPr>
+        <w:rFonts w:ascii="Symbol" w:hAnsi="Symbol" w:hint="default"/>
+        <w:sz w:val="20"/>
+      </w:rPr>
+    </w:lvl>
+    <w:lvl w:ilvl="3" w:tentative="1">
+      <w:start w:val="1"/>
+      <w:numFmt w:val="bullet"/>
+      <w:lvlText w:val=""/>
+      <w:lvlJc w:val="left"/>
+      <w:pPr>
+        <w:tabs>
+          <w:tab w:val="num" w:pos="2880"/>
+        </w:tabs>
+        <w:ind w:left="2880" w:hanging="360"/>
+      </w:pPr>
+      <w:rPr>
+        <w:rFonts w:ascii="Symbol" w:hAnsi="Symbol" w:hint="default"/>
+        <w:sz w:val="20"/>
+      </w:rPr>
+    </w:lvl>
+    <w:lvl w:ilvl="4" w:tentative="1">
+      <w:start w:val="1"/>
+      <w:numFmt w:val="bullet"/>
+      <w:lvlText w:val=""/>
+      <w:lvlJc w:val="left"/>
+      <w:pPr>
+        <w:tabs>
+          <w:tab w:val="num" w:pos="3600"/>
+        </w:tabs>
+        <w:ind w:left="3600" w:hanging="360"/>
+      </w:pPr>
+      <w:rPr>
+        <w:rFonts w:ascii="Symbol" w:hAnsi="Symbol" w:hint="default"/>
+        <w:sz w:val="20"/>
+      </w:rPr>
+    </w:lvl>
+    <w:lvl w:ilvl="5" w:tentative="1">
+      <w:start w:val="1"/>
+      <w:numFmt w:val="bullet"/>
+      <w:lvlText w:val=""/>
+      <w:lvlJc w:val="left"/>
+      <w:pPr>
+        <w:tabs>
+          <w:tab w:val="num" w:pos="4320"/>
+        </w:tabs>
+        <w:ind w:left="4320" w:hanging="360"/>
+      </w:pPr>
+      <w:rPr>
+        <w:rFonts w:ascii="Symbol" w:hAnsi="Symbol" w:hint="default"/>
+        <w:sz w:val="20"/>
+      </w:rPr>
+    </w:lvl>
+    <w:lvl w:ilvl="6" w:tentative="1">
+      <w:start w:val="1"/>
+      <w:numFmt w:val="bullet"/>
+      <w:lvlText w:val=""/>
+      <w:lvlJc w:val="left"/>
+      <w:pPr>
+        <w:tabs>
+          <w:tab w:val="num" w:pos="5040"/>
+        </w:tabs>
+        <w:ind w:left="5040" w:hanging="360"/>
+      </w:pPr>
+      <w:rPr>
+        <w:rFonts w:ascii="Symbol" w:hAnsi="Symbol" w:hint="default"/>
+        <w:sz w:val="20"/>
+      </w:rPr>
+    </w:lvl>
+    <w:lvl w:ilvl="7" w:tentative="1">
+      <w:start w:val="1"/>
+      <w:numFmt w:val="bullet"/>
+      <w:lvlText w:val=""/>
+      <w:lvlJc w:val="left"/>
+      <w:pPr>
+        <w:tabs>
+          <w:tab w:val="num" w:pos="5760"/>
+        </w:tabs>
+        <w:ind w:left="5760" w:hanging="360"/>
+      </w:pPr>
+      <w:rPr>
+        <w:rFonts w:ascii="Symbol" w:hAnsi="Symbol" w:hint="default"/>
+        <w:sz w:val="20"/>
+      </w:rPr>
+    </w:lvl>
+    <w:lvl w:ilvl="8" w:tentative="1">
+      <w:start w:val="1"/>
+      <w:numFmt w:val="bullet"/>
+      <w:lvlText w:val=""/>
+      <w:lvlJc w:val="left"/>
+      <w:pPr>
+        <w:tabs>
+          <w:tab w:val="num" w:pos="6480"/>
+        </w:tabs>
+        <w:ind w:left="6480" w:hanging="360"/>
+      </w:pPr>
+      <w:rPr>
+        <w:rFonts w:ascii="Symbol" w:hAnsi="Symbol" w:hint="default"/>
+        <w:sz w:val="20"/>
+      </w:rPr>
+    </w:lvl>
+  </w:abstractNum>
+  <w:abstractNum w:abstractNumId="2" w15:restartNumberingAfterBreak="0">
+    <w:nsid w:val="07740D4F"/>
+    <w:multiLevelType w:val="multilevel"/>
+    <w:tmpl w:val="5EC06320"/>
+    <w:lvl w:ilvl="0">
+      <w:start w:val="1"/>
+      <w:numFmt w:val="decimal"/>
+      <w:lvlText w:val="%1."/>
+      <w:lvlJc w:val="left"/>
+      <w:pPr>
+        <w:tabs>
+          <w:tab w:val="num" w:pos="720"/>
+        </w:tabs>
+        <w:ind w:left="720" w:hanging="360"/>
+      </w:pPr>
+    </w:lvl>
+    <w:lvl w:ilvl="1" w:tentative="1">
+      <w:start w:val="1"/>
+      <w:numFmt w:val="decimal"/>
+      <w:lvlText w:val="%2."/>
+      <w:lvlJc w:val="left"/>
+      <w:pPr>
+        <w:tabs>
+          <w:tab w:val="num" w:pos="1440"/>
+        </w:tabs>
+        <w:ind w:left="1440" w:hanging="360"/>
+      </w:pPr>
+    </w:lvl>
+    <w:lvl w:ilvl="2" w:tentative="1">
+      <w:start w:val="1"/>
+      <w:numFmt w:val="decimal"/>
+      <w:lvlText w:val="%3."/>
+      <w:lvlJc w:val="left"/>
+      <w:pPr>
+        <w:tabs>
+          <w:tab w:val="num" w:pos="2160"/>
+        </w:tabs>
+        <w:ind w:left="2160" w:hanging="360"/>
+      </w:pPr>
+    </w:lvl>
+    <w:lvl w:ilvl="3" w:tentative="1">
+      <w:start w:val="1"/>
+      <w:numFmt w:val="decimal"/>
+      <w:lvlText w:val="%4."/>
+      <w:lvlJc w:val="left"/>
+      <w:pPr>
+        <w:tabs>
+          <w:tab w:val="num" w:pos="2880"/>
+        </w:tabs>
+        <w:ind w:left="2880" w:hanging="360"/>
+      </w:pPr>
+    </w:lvl>
+    <w:lvl w:ilvl="4" w:tentative="1">
+      <w:start w:val="1"/>
+      <w:numFmt w:val="decimal"/>
+      <w:lvlText w:val="%5."/>
+      <w:lvlJc w:val="left"/>
+      <w:pPr>
+        <w:tabs>
+          <w:tab w:val="num" w:pos="3600"/>
+        </w:tabs>
+        <w:ind w:left="3600" w:hanging="360"/>
+      </w:pPr>
+    </w:lvl>
+    <w:lvl w:ilvl="5" w:tentative="1">
+      <w:start w:val="1"/>
+      <w:numFmt w:val="decimal"/>
+      <w:lvlText w:val="%6."/>
+      <w:lvlJc w:val="left"/>
+      <w:pPr>
+        <w:tabs>
+          <w:tab w:val="num" w:pos="4320"/>
+        </w:tabs>
+        <w:ind w:left="4320" w:hanging="360"/>
+      </w:pPr>
+    </w:lvl>
+    <w:lvl w:ilvl="6" w:tentative="1">
+      <w:start w:val="1"/>
+      <w:numFmt w:val="decimal"/>
+      <w:lvlText w:val="%7."/>
+      <w:lvlJc w:val="left"/>
+      <w:pPr>
+        <w:tabs>
+          <w:tab w:val="num" w:pos="5040"/>
+        </w:tabs>
+        <w:ind w:left="5040" w:hanging="360"/>
+      </w:pPr>
+    </w:lvl>
+    <w:lvl w:ilvl="7" w:tentative="1">
+      <w:start w:val="1"/>
+      <w:numFmt w:val="decimal"/>
+      <w:lvlText w:val="%8."/>
+      <w:lvlJc w:val="left"/>
+      <w:pPr>
+        <w:tabs>
+          <w:tab w:val="num" w:pos="5760"/>
+        </w:tabs>
+        <w:ind w:left="5760" w:hanging="360"/>
+      </w:pPr>
+    </w:lvl>
+    <w:lvl w:ilvl="8" w:tentative="1">
+      <w:start w:val="1"/>
+      <w:numFmt w:val="decimal"/>
+      <w:lvlText w:val="%9."/>
+      <w:lvlJc w:val="left"/>
+      <w:pPr>
+        <w:tabs>
+          <w:tab w:val="num" w:pos="6480"/>
+        </w:tabs>
+        <w:ind w:left="6480" w:hanging="360"/>
+      </w:pPr>
+    </w:lvl>
+  </w:abstractNum>
+  <w:abstractNum w:abstractNumId="3" w15:restartNumberingAfterBreak="0">
+    <w:nsid w:val="0A9E0C5D"/>
+    <w:multiLevelType w:val="multilevel"/>
+    <w:tmpl w:val="E4B0E6FA"/>
+    <w:lvl w:ilvl="0">
+      <w:start w:val="1"/>
+      <w:numFmt w:val="bullet"/>
+      <w:lvlText w:val=""/>
+      <w:lvlJc w:val="left"/>
+      <w:pPr>
+        <w:tabs>
+          <w:tab w:val="num" w:pos="720"/>
+        </w:tabs>
+        <w:ind w:left="720" w:hanging="360"/>
+      </w:pPr>
+      <w:rPr>
+        <w:rFonts w:ascii="Symbol" w:hAnsi="Symbol" w:hint="default"/>
+        <w:sz w:val="20"/>
+      </w:rPr>
+    </w:lvl>
+    <w:lvl w:ilvl="1" w:tentative="1">
+      <w:start w:val="1"/>
+      <w:numFmt w:val="bullet"/>
+      <w:lvlText w:val=""/>
+      <w:lvlJc w:val="left"/>
+      <w:pPr>
+        <w:tabs>
+          <w:tab w:val="num" w:pos="1440"/>
+        </w:tabs>
+        <w:ind w:left="1440" w:hanging="360"/>
+      </w:pPr>
+      <w:rPr>
+        <w:rFonts w:ascii="Symbol" w:hAnsi="Symbol" w:hint="default"/>
+        <w:sz w:val="20"/>
+      </w:rPr>
+    </w:lvl>
+    <w:lvl w:ilvl="2" w:tentative="1">
+      <w:start w:val="1"/>
+      <w:numFmt w:val="bullet"/>
+      <w:lvlText w:val=""/>
+      <w:lvlJc w:val="left"/>
+      <w:pPr>
+        <w:tabs>
+          <w:tab w:val="num" w:pos="2160"/>
+        </w:tabs>
+        <w:ind w:left="2160" w:hanging="360"/>
+      </w:pPr>
+      <w:rPr>
+        <w:rFonts w:ascii="Symbol" w:hAnsi="Symbol" w:hint="default"/>
+        <w:sz w:val="20"/>
+      </w:rPr>
+    </w:lvl>
+    <w:lvl w:ilvl="3" w:tentative="1">
+      <w:start w:val="1"/>
+      <w:numFmt w:val="bullet"/>
+      <w:lvlText w:val=""/>
+      <w:lvlJc w:val="left"/>
+      <w:pPr>
+        <w:tabs>
+          <w:tab w:val="num" w:pos="2880"/>
+        </w:tabs>
+        <w:ind w:left="2880" w:hanging="360"/>
+      </w:pPr>
+      <w:rPr>
+        <w:rFonts w:ascii="Symbol" w:hAnsi="Symbol" w:hint="default"/>
+        <w:sz w:val="20"/>
+      </w:rPr>
+    </w:lvl>
+    <w:lvl w:ilvl="4" w:tentative="1">
+      <w:start w:val="1"/>
+      <w:numFmt w:val="bullet"/>
+      <w:lvlText w:val=""/>
+      <w:lvlJc w:val="left"/>
+      <w:pPr>
+        <w:tabs>
+          <w:tab w:val="num" w:pos="3600"/>
+        </w:tabs>
+        <w:ind w:left="3600" w:hanging="360"/>
+      </w:pPr>
+      <w:rPr>
+        <w:rFonts w:ascii="Symbol" w:hAnsi="Symbol" w:hint="default"/>
+        <w:sz w:val="20"/>
+      </w:rPr>
+    </w:lvl>
+    <w:lvl w:ilvl="5" w:tentative="1">
+      <w:start w:val="1"/>
+      <w:numFmt w:val="bullet"/>
+      <w:lvlText w:val=""/>
+      <w:lvlJc w:val="left"/>
+      <w:pPr>
+        <w:tabs>
+          <w:tab w:val="num" w:pos="4320"/>
+        </w:tabs>
+        <w:ind w:left="4320" w:hanging="360"/>
+      </w:pPr>
+      <w:rPr>
+        <w:rFonts w:ascii="Symbol" w:hAnsi="Symbol" w:hint="default"/>
+        <w:sz w:val="20"/>
+      </w:rPr>
+    </w:lvl>
+    <w:lvl w:ilvl="6" w:tentative="1">
+      <w:start w:val="1"/>
+      <w:numFmt w:val="bullet"/>
+      <w:lvlText w:val=""/>
+      <w:lvlJc w:val="left"/>
+      <w:pPr>
+        <w:tabs>
+          <w:tab w:val="num" w:pos="5040"/>
+        </w:tabs>
+        <w:ind w:left="5040" w:hanging="360"/>
+      </w:pPr>
+      <w:rPr>
+        <w:rFonts w:ascii="Symbol" w:hAnsi="Symbol" w:hint="default"/>
+        <w:sz w:val="20"/>
+      </w:rPr>
+    </w:lvl>
+    <w:lvl w:ilvl="7" w:tentative="1">
+      <w:start w:val="1"/>
+      <w:numFmt w:val="bullet"/>
+      <w:lvlText w:val=""/>
+      <w:lvlJc w:val="left"/>
+      <w:pPr>
+        <w:tabs>
+          <w:tab w:val="num" w:pos="5760"/>
+        </w:tabs>
+        <w:ind w:left="5760" w:hanging="360"/>
+      </w:pPr>
+      <w:rPr>
+        <w:rFonts w:ascii="Symbol" w:hAnsi="Symbol" w:hint="default"/>
+        <w:sz w:val="20"/>
+      </w:rPr>
+    </w:lvl>
+    <w:lvl w:ilvl="8" w:tentative="1">
+      <w:start w:val="1"/>
+      <w:numFmt w:val="bullet"/>
+      <w:lvlText w:val=""/>
+      <w:lvlJc w:val="left"/>
+      <w:pPr>
+        <w:tabs>
+          <w:tab w:val="num" w:pos="6480"/>
+        </w:tabs>
+        <w:ind w:left="6480" w:hanging="360"/>
+      </w:pPr>
+      <w:rPr>
+        <w:rFonts w:ascii="Symbol" w:hAnsi="Symbol" w:hint="default"/>
+        <w:sz w:val="20"/>
+      </w:rPr>
+    </w:lvl>
+  </w:abstractNum>
+  <w:abstractNum w:abstractNumId="4" w15:restartNumberingAfterBreak="0">
     <w:nsid w:val="131011A1"/>
     <w:multiLevelType w:val="multilevel"/>
     <w:tmpl w:val="DBC6DCD4"/>
@@ -3636,7 +4317,422 @@
       </w:pPr>
     </w:lvl>
   </w:abstractNum>
-  <w:abstractNum w:abstractNumId="1" w15:restartNumberingAfterBreak="0">
+  <w:abstractNum w:abstractNumId="5" w15:restartNumberingAfterBreak="0">
+    <w:nsid w:val="18E00F97"/>
+    <w:multiLevelType w:val="multilevel"/>
+    <w:tmpl w:val="7B389C24"/>
+    <w:lvl w:ilvl="0">
+      <w:start w:val="1"/>
+      <w:numFmt w:val="bullet"/>
+      <w:lvlText w:val=""/>
+      <w:lvlJc w:val="left"/>
+      <w:pPr>
+        <w:tabs>
+          <w:tab w:val="num" w:pos="720"/>
+        </w:tabs>
+        <w:ind w:left="720" w:hanging="360"/>
+      </w:pPr>
+      <w:rPr>
+        <w:rFonts w:ascii="Symbol" w:hAnsi="Symbol" w:hint="default"/>
+        <w:sz w:val="20"/>
+      </w:rPr>
+    </w:lvl>
+    <w:lvl w:ilvl="1" w:tentative="1">
+      <w:start w:val="1"/>
+      <w:numFmt w:val="bullet"/>
+      <w:lvlText w:val=""/>
+      <w:lvlJc w:val="left"/>
+      <w:pPr>
+        <w:tabs>
+          <w:tab w:val="num" w:pos="1440"/>
+        </w:tabs>
+        <w:ind w:left="1440" w:hanging="360"/>
+      </w:pPr>
+      <w:rPr>
+        <w:rFonts w:ascii="Symbol" w:hAnsi="Symbol" w:hint="default"/>
+        <w:sz w:val="20"/>
+      </w:rPr>
+    </w:lvl>
+    <w:lvl w:ilvl="2" w:tentative="1">
+      <w:start w:val="1"/>
+      <w:numFmt w:val="bullet"/>
+      <w:lvlText w:val=""/>
+      <w:lvlJc w:val="left"/>
+      <w:pPr>
+        <w:tabs>
+          <w:tab w:val="num" w:pos="2160"/>
+        </w:tabs>
+        <w:ind w:left="2160" w:hanging="360"/>
+      </w:pPr>
+      <w:rPr>
+        <w:rFonts w:ascii="Symbol" w:hAnsi="Symbol" w:hint="default"/>
+        <w:sz w:val="20"/>
+      </w:rPr>
+    </w:lvl>
+    <w:lvl w:ilvl="3" w:tentative="1">
+      <w:start w:val="1"/>
+      <w:numFmt w:val="bullet"/>
+      <w:lvlText w:val=""/>
+      <w:lvlJc w:val="left"/>
+      <w:pPr>
+        <w:tabs>
+          <w:tab w:val="num" w:pos="2880"/>
+        </w:tabs>
+        <w:ind w:left="2880" w:hanging="360"/>
+      </w:pPr>
+      <w:rPr>
+        <w:rFonts w:ascii="Symbol" w:hAnsi="Symbol" w:hint="default"/>
+        <w:sz w:val="20"/>
+      </w:rPr>
+    </w:lvl>
+    <w:lvl w:ilvl="4" w:tentative="1">
+      <w:start w:val="1"/>
+      <w:numFmt w:val="bullet"/>
+      <w:lvlText w:val=""/>
+      <w:lvlJc w:val="left"/>
+      <w:pPr>
+        <w:tabs>
+          <w:tab w:val="num" w:pos="3600"/>
+        </w:tabs>
+        <w:ind w:left="3600" w:hanging="360"/>
+      </w:pPr>
+      <w:rPr>
+        <w:rFonts w:ascii="Symbol" w:hAnsi="Symbol" w:hint="default"/>
+        <w:sz w:val="20"/>
+      </w:rPr>
+    </w:lvl>
+    <w:lvl w:ilvl="5" w:tentative="1">
+      <w:start w:val="1"/>
+      <w:numFmt w:val="bullet"/>
+      <w:lvlText w:val=""/>
+      <w:lvlJc w:val="left"/>
+      <w:pPr>
+        <w:tabs>
+          <w:tab w:val="num" w:pos="4320"/>
+        </w:tabs>
+        <w:ind w:left="4320" w:hanging="360"/>
+      </w:pPr>
+      <w:rPr>
+        <w:rFonts w:ascii="Symbol" w:hAnsi="Symbol" w:hint="default"/>
+        <w:sz w:val="20"/>
+      </w:rPr>
+    </w:lvl>
+    <w:lvl w:ilvl="6" w:tentative="1">
+      <w:start w:val="1"/>
+      <w:numFmt w:val="bullet"/>
+      <w:lvlText w:val=""/>
+      <w:lvlJc w:val="left"/>
+      <w:pPr>
+        <w:tabs>
+          <w:tab w:val="num" w:pos="5040"/>
+        </w:tabs>
+        <w:ind w:left="5040" w:hanging="360"/>
+      </w:pPr>
+      <w:rPr>
+        <w:rFonts w:ascii="Symbol" w:hAnsi="Symbol" w:hint="default"/>
+        <w:sz w:val="20"/>
+      </w:rPr>
+    </w:lvl>
+    <w:lvl w:ilvl="7" w:tentative="1">
+      <w:start w:val="1"/>
+      <w:numFmt w:val="bullet"/>
+      <w:lvlText w:val=""/>
+      <w:lvlJc w:val="left"/>
+      <w:pPr>
+        <w:tabs>
+          <w:tab w:val="num" w:pos="5760"/>
+        </w:tabs>
+        <w:ind w:left="5760" w:hanging="360"/>
+      </w:pPr>
+      <w:rPr>
+        <w:rFonts w:ascii="Symbol" w:hAnsi="Symbol" w:hint="default"/>
+        <w:sz w:val="20"/>
+      </w:rPr>
+    </w:lvl>
+    <w:lvl w:ilvl="8" w:tentative="1">
+      <w:start w:val="1"/>
+      <w:numFmt w:val="bullet"/>
+      <w:lvlText w:val=""/>
+      <w:lvlJc w:val="left"/>
+      <w:pPr>
+        <w:tabs>
+          <w:tab w:val="num" w:pos="6480"/>
+        </w:tabs>
+        <w:ind w:left="6480" w:hanging="360"/>
+      </w:pPr>
+      <w:rPr>
+        <w:rFonts w:ascii="Symbol" w:hAnsi="Symbol" w:hint="default"/>
+        <w:sz w:val="20"/>
+      </w:rPr>
+    </w:lvl>
+  </w:abstractNum>
+  <w:abstractNum w:abstractNumId="6" w15:restartNumberingAfterBreak="0">
+    <w:nsid w:val="1A740321"/>
+    <w:multiLevelType w:val="multilevel"/>
+    <w:tmpl w:val="92D8CABE"/>
+    <w:lvl w:ilvl="0">
+      <w:start w:val="1"/>
+      <w:numFmt w:val="bullet"/>
+      <w:lvlText w:val=""/>
+      <w:lvlJc w:val="left"/>
+      <w:pPr>
+        <w:tabs>
+          <w:tab w:val="num" w:pos="720"/>
+        </w:tabs>
+        <w:ind w:left="720" w:hanging="360"/>
+      </w:pPr>
+      <w:rPr>
+        <w:rFonts w:ascii="Symbol" w:hAnsi="Symbol" w:hint="default"/>
+        <w:sz w:val="20"/>
+      </w:rPr>
+    </w:lvl>
+    <w:lvl w:ilvl="1" w:tentative="1">
+      <w:start w:val="1"/>
+      <w:numFmt w:val="bullet"/>
+      <w:lvlText w:val=""/>
+      <w:lvlJc w:val="left"/>
+      <w:pPr>
+        <w:tabs>
+          <w:tab w:val="num" w:pos="1440"/>
+        </w:tabs>
+        <w:ind w:left="1440" w:hanging="360"/>
+      </w:pPr>
+      <w:rPr>
+        <w:rFonts w:ascii="Symbol" w:hAnsi="Symbol" w:hint="default"/>
+        <w:sz w:val="20"/>
+      </w:rPr>
+    </w:lvl>
+    <w:lvl w:ilvl="2" w:tentative="1">
+      <w:start w:val="1"/>
+      <w:numFmt w:val="bullet"/>
+      <w:lvlText w:val=""/>
+      <w:lvlJc w:val="left"/>
+      <w:pPr>
+        <w:tabs>
+          <w:tab w:val="num" w:pos="2160"/>
+        </w:tabs>
+        <w:ind w:left="2160" w:hanging="360"/>
+      </w:pPr>
+      <w:rPr>
+        <w:rFonts w:ascii="Symbol" w:hAnsi="Symbol" w:hint="default"/>
+        <w:sz w:val="20"/>
+      </w:rPr>
+    </w:lvl>
+    <w:lvl w:ilvl="3" w:tentative="1">
+      <w:start w:val="1"/>
+      <w:numFmt w:val="bullet"/>
+      <w:lvlText w:val=""/>
+      <w:lvlJc w:val="left"/>
+      <w:pPr>
+        <w:tabs>
+          <w:tab w:val="num" w:pos="2880"/>
+        </w:tabs>
+        <w:ind w:left="2880" w:hanging="360"/>
+      </w:pPr>
+      <w:rPr>
+        <w:rFonts w:ascii="Symbol" w:hAnsi="Symbol" w:hint="default"/>
+        <w:sz w:val="20"/>
+      </w:rPr>
+    </w:lvl>
+    <w:lvl w:ilvl="4" w:tentative="1">
+      <w:start w:val="1"/>
+      <w:numFmt w:val="bullet"/>
+      <w:lvlText w:val=""/>
+      <w:lvlJc w:val="left"/>
+      <w:pPr>
+        <w:tabs>
+          <w:tab w:val="num" w:pos="3600"/>
+        </w:tabs>
+        <w:ind w:left="3600" w:hanging="360"/>
+      </w:pPr>
+      <w:rPr>
+        <w:rFonts w:ascii="Symbol" w:hAnsi="Symbol" w:hint="default"/>
+        <w:sz w:val="20"/>
+      </w:rPr>
+    </w:lvl>
+    <w:lvl w:ilvl="5" w:tentative="1">
+      <w:start w:val="1"/>
+      <w:numFmt w:val="bullet"/>
+      <w:lvlText w:val=""/>
+      <w:lvlJc w:val="left"/>
+      <w:pPr>
+        <w:tabs>
+          <w:tab w:val="num" w:pos="4320"/>
+        </w:tabs>
+        <w:ind w:left="4320" w:hanging="360"/>
+      </w:pPr>
+      <w:rPr>
+        <w:rFonts w:ascii="Symbol" w:hAnsi="Symbol" w:hint="default"/>
+        <w:sz w:val="20"/>
+      </w:rPr>
+    </w:lvl>
+    <w:lvl w:ilvl="6" w:tentative="1">
+      <w:start w:val="1"/>
+      <w:numFmt w:val="bullet"/>
+      <w:lvlText w:val=""/>
+      <w:lvlJc w:val="left"/>
+      <w:pPr>
+        <w:tabs>
+          <w:tab w:val="num" w:pos="5040"/>
+        </w:tabs>
+        <w:ind w:left="5040" w:hanging="360"/>
+      </w:pPr>
+      <w:rPr>
+        <w:rFonts w:ascii="Symbol" w:hAnsi="Symbol" w:hint="default"/>
+        <w:sz w:val="20"/>
+      </w:rPr>
+    </w:lvl>
+    <w:lvl w:ilvl="7" w:tentative="1">
+      <w:start w:val="1"/>
+      <w:numFmt w:val="bullet"/>
+      <w:lvlText w:val=""/>
+      <w:lvlJc w:val="left"/>
+      <w:pPr>
+        <w:tabs>
+          <w:tab w:val="num" w:pos="5760"/>
+        </w:tabs>
+        <w:ind w:left="5760" w:hanging="360"/>
+      </w:pPr>
+      <w:rPr>
+        <w:rFonts w:ascii="Symbol" w:hAnsi="Symbol" w:hint="default"/>
+        <w:sz w:val="20"/>
+      </w:rPr>
+    </w:lvl>
+    <w:lvl w:ilvl="8" w:tentative="1">
+      <w:start w:val="1"/>
+      <w:numFmt w:val="bullet"/>
+      <w:lvlText w:val=""/>
+      <w:lvlJc w:val="left"/>
+      <w:pPr>
+        <w:tabs>
+          <w:tab w:val="num" w:pos="6480"/>
+        </w:tabs>
+        <w:ind w:left="6480" w:hanging="360"/>
+      </w:pPr>
+      <w:rPr>
+        <w:rFonts w:ascii="Symbol" w:hAnsi="Symbol" w:hint="default"/>
+        <w:sz w:val="20"/>
+      </w:rPr>
+    </w:lvl>
+  </w:abstractNum>
+  <w:abstractNum w:abstractNumId="7" w15:restartNumberingAfterBreak="0">
+    <w:nsid w:val="1C2C7957"/>
+    <w:multiLevelType w:val="multilevel"/>
+    <w:tmpl w:val="9FAE5E98"/>
+    <w:lvl w:ilvl="0">
+      <w:start w:val="1"/>
+      <w:numFmt w:val="decimal"/>
+      <w:lvlText w:val="%1."/>
+      <w:lvlJc w:val="left"/>
+      <w:pPr>
+        <w:tabs>
+          <w:tab w:val="num" w:pos="720"/>
+        </w:tabs>
+        <w:ind w:left="720" w:hanging="360"/>
+      </w:pPr>
+    </w:lvl>
+    <w:lvl w:ilvl="1">
+      <w:start w:val="1"/>
+      <w:numFmt w:val="bullet"/>
+      <w:lvlText w:val=""/>
+      <w:lvlJc w:val="left"/>
+      <w:pPr>
+        <w:tabs>
+          <w:tab w:val="num" w:pos="1440"/>
+        </w:tabs>
+        <w:ind w:left="1440" w:hanging="360"/>
+      </w:pPr>
+      <w:rPr>
+        <w:rFonts w:ascii="Symbol" w:hAnsi="Symbol" w:hint="default"/>
+        <w:sz w:val="20"/>
+      </w:rPr>
+    </w:lvl>
+    <w:lvl w:ilvl="2" w:tentative="1">
+      <w:start w:val="1"/>
+      <w:numFmt w:val="decimal"/>
+      <w:lvlText w:val="%3."/>
+      <w:lvlJc w:val="left"/>
+      <w:pPr>
+        <w:tabs>
+          <w:tab w:val="num" w:pos="2160"/>
+        </w:tabs>
+        <w:ind w:left="2160" w:hanging="360"/>
+      </w:pPr>
+    </w:lvl>
+    <w:lvl w:ilvl="3" w:tentative="1">
+      <w:start w:val="1"/>
+      <w:numFmt w:val="decimal"/>
+      <w:lvlText w:val="%4."/>
+      <w:lvlJc w:val="left"/>
+      <w:pPr>
+        <w:tabs>
+          <w:tab w:val="num" w:pos="2880"/>
+        </w:tabs>
+        <w:ind w:left="2880" w:hanging="360"/>
+      </w:pPr>
+    </w:lvl>
+    <w:lvl w:ilvl="4" w:tentative="1">
+      <w:start w:val="1"/>
+      <w:numFmt w:val="decimal"/>
+      <w:lvlText w:val="%5."/>
+      <w:lvlJc w:val="left"/>
+      <w:pPr>
+        <w:tabs>
+          <w:tab w:val="num" w:pos="3600"/>
+        </w:tabs>
+        <w:ind w:left="3600" w:hanging="360"/>
+      </w:pPr>
+    </w:lvl>
+    <w:lvl w:ilvl="5" w:tentative="1">
+      <w:start w:val="1"/>
+      <w:numFmt w:val="decimal"/>
+      <w:lvlText w:val="%6."/>
+      <w:lvlJc w:val="left"/>
+      <w:pPr>
+        <w:tabs>
+          <w:tab w:val="num" w:pos="4320"/>
+        </w:tabs>
+        <w:ind w:left="4320" w:hanging="360"/>
+      </w:pPr>
+    </w:lvl>
+    <w:lvl w:ilvl="6" w:tentative="1">
+      <w:start w:val="1"/>
+      <w:numFmt w:val="decimal"/>
+      <w:lvlText w:val="%7."/>
+      <w:lvlJc w:val="left"/>
+      <w:pPr>
+        <w:tabs>
+          <w:tab w:val="num" w:pos="5040"/>
+        </w:tabs>
+        <w:ind w:left="5040" w:hanging="360"/>
+      </w:pPr>
+    </w:lvl>
+    <w:lvl w:ilvl="7" w:tentative="1">
+      <w:start w:val="1"/>
+      <w:numFmt w:val="decimal"/>
+      <w:lvlText w:val="%8."/>
+      <w:lvlJc w:val="left"/>
+      <w:pPr>
+        <w:tabs>
+          <w:tab w:val="num" w:pos="5760"/>
+        </w:tabs>
+        <w:ind w:left="5760" w:hanging="360"/>
+      </w:pPr>
+    </w:lvl>
+    <w:lvl w:ilvl="8" w:tentative="1">
+      <w:start w:val="1"/>
+      <w:numFmt w:val="decimal"/>
+      <w:lvlText w:val="%9."/>
+      <w:lvlJc w:val="left"/>
+      <w:pPr>
+        <w:tabs>
+          <w:tab w:val="num" w:pos="6480"/>
+        </w:tabs>
+        <w:ind w:left="6480" w:hanging="360"/>
+      </w:pPr>
+    </w:lvl>
+  </w:abstractNum>
+  <w:abstractNum w:abstractNumId="8" w15:restartNumberingAfterBreak="0">
     <w:nsid w:val="1FAA7249"/>
     <w:multiLevelType w:val="multilevel"/>
     <w:tmpl w:val="5FEC5552"/>
@@ -3781,7 +4877,120 @@
       </w:rPr>
     </w:lvl>
   </w:abstractNum>
-  <w:abstractNum w:abstractNumId="2" w15:restartNumberingAfterBreak="0">
+  <w:abstractNum w:abstractNumId="9" w15:restartNumberingAfterBreak="0">
+    <w:nsid w:val="200C2662"/>
+    <w:multiLevelType w:val="multilevel"/>
+    <w:tmpl w:val="5DE24252"/>
+    <w:lvl w:ilvl="0">
+      <w:start w:val="2"/>
+      <w:numFmt w:val="decimal"/>
+      <w:lvlText w:val="%1"/>
+      <w:lvlJc w:val="left"/>
+      <w:pPr>
+        <w:ind w:left="360" w:hanging="360"/>
+      </w:pPr>
+      <w:rPr>
+        <w:rFonts w:hint="default"/>
+      </w:rPr>
+    </w:lvl>
+    <w:lvl w:ilvl="1">
+      <w:start w:val="1"/>
+      <w:numFmt w:val="decimal"/>
+      <w:lvlText w:val="%1.%2"/>
+      <w:lvlJc w:val="left"/>
+      <w:pPr>
+        <w:ind w:left="1080" w:hanging="360"/>
+      </w:pPr>
+      <w:rPr>
+        <w:rFonts w:hint="default"/>
+      </w:rPr>
+    </w:lvl>
+    <w:lvl w:ilvl="2">
+      <w:start w:val="1"/>
+      <w:numFmt w:val="decimal"/>
+      <w:lvlText w:val="%1.%2.%3"/>
+      <w:lvlJc w:val="left"/>
+      <w:pPr>
+        <w:ind w:left="2160" w:hanging="720"/>
+      </w:pPr>
+      <w:rPr>
+        <w:rFonts w:hint="default"/>
+      </w:rPr>
+    </w:lvl>
+    <w:lvl w:ilvl="3">
+      <w:start w:val="1"/>
+      <w:numFmt w:val="decimal"/>
+      <w:lvlText w:val="%1.%2.%3.%4"/>
+      <w:lvlJc w:val="left"/>
+      <w:pPr>
+        <w:ind w:left="3240" w:hanging="1080"/>
+      </w:pPr>
+      <w:rPr>
+        <w:rFonts w:hint="default"/>
+      </w:rPr>
+    </w:lvl>
+    <w:lvl w:ilvl="4">
+      <w:start w:val="1"/>
+      <w:numFmt w:val="decimal"/>
+      <w:lvlText w:val="%1.%2.%3.%4.%5"/>
+      <w:lvlJc w:val="left"/>
+      <w:pPr>
+        <w:ind w:left="3960" w:hanging="1080"/>
+      </w:pPr>
+      <w:rPr>
+        <w:rFonts w:hint="default"/>
+      </w:rPr>
+    </w:lvl>
+    <w:lvl w:ilvl="5">
+      <w:start w:val="1"/>
+      <w:numFmt w:val="decimal"/>
+      <w:lvlText w:val="%1.%2.%3.%4.%5.%6"/>
+      <w:lvlJc w:val="left"/>
+      <w:pPr>
+        <w:ind w:left="5040" w:hanging="1440"/>
+      </w:pPr>
+      <w:rPr>
+        <w:rFonts w:hint="default"/>
+      </w:rPr>
+    </w:lvl>
+    <w:lvl w:ilvl="6">
+      <w:start w:val="1"/>
+      <w:numFmt w:val="decimal"/>
+      <w:lvlText w:val="%1.%2.%3.%4.%5.%6.%7"/>
+      <w:lvlJc w:val="left"/>
+      <w:pPr>
+        <w:ind w:left="5760" w:hanging="1440"/>
+      </w:pPr>
+      <w:rPr>
+        <w:rFonts w:hint="default"/>
+      </w:rPr>
+    </w:lvl>
+    <w:lvl w:ilvl="7">
+      <w:start w:val="1"/>
+      <w:numFmt w:val="decimal"/>
+      <w:lvlText w:val="%1.%2.%3.%4.%5.%6.%7.%8"/>
+      <w:lvlJc w:val="left"/>
+      <w:pPr>
+        <w:ind w:left="6840" w:hanging="1800"/>
+      </w:pPr>
+      <w:rPr>
+        <w:rFonts w:hint="default"/>
+      </w:rPr>
+    </w:lvl>
+    <w:lvl w:ilvl="8">
+      <w:start w:val="1"/>
+      <w:numFmt w:val="decimal"/>
+      <w:lvlText w:val="%1.%2.%3.%4.%5.%6.%7.%8.%9"/>
+      <w:lvlJc w:val="left"/>
+      <w:pPr>
+        <w:ind w:left="7920" w:hanging="2160"/>
+      </w:pPr>
+      <w:rPr>
+        <w:rFonts w:hint="default"/>
+      </w:rPr>
+    </w:lvl>
+  </w:abstractNum>
+  <w:abstractNum w:abstractNumId="10" w15:restartNumberingAfterBreak="0">
     <w:nsid w:val="26E83EF2"/>
     <w:multiLevelType w:val="multilevel"/>
     <w:tmpl w:val="2FF087A6"/>
@@ -3930,7 +5139,269 @@
       </w:rPr>
     </w:lvl>
   </w:abstractNum>
-  <w:abstractNum w:abstractNumId="3" w15:restartNumberingAfterBreak="0">
+  <w:abstractNum w:abstractNumId="11" w15:restartNumberingAfterBreak="0">
+    <w:nsid w:val="2712235A"/>
+    <w:multiLevelType w:val="multilevel"/>
+    <w:tmpl w:val="DCAA297A"/>
+    <w:lvl w:ilvl="0">
+      <w:start w:val="1"/>
+      <w:numFmt w:val="decimal"/>
+      <w:lvlText w:val="%1."/>
+      <w:lvlJc w:val="left"/>
+      <w:pPr>
+        <w:tabs>
+          <w:tab w:val="num" w:pos="720"/>
+        </w:tabs>
+        <w:ind w:left="720" w:hanging="360"/>
+      </w:pPr>
+    </w:lvl>
+    <w:lvl w:ilvl="1" w:tentative="1">
+      <w:start w:val="1"/>
+      <w:numFmt w:val="decimal"/>
+      <w:lvlText w:val="%2."/>
+      <w:lvlJc w:val="left"/>
+      <w:pPr>
+        <w:tabs>
+          <w:tab w:val="num" w:pos="1440"/>
+        </w:tabs>
+        <w:ind w:left="1440" w:hanging="360"/>
+      </w:pPr>
+    </w:lvl>
+    <w:lvl w:ilvl="2" w:tentative="1">
+      <w:start w:val="1"/>
+      <w:numFmt w:val="decimal"/>
+      <w:lvlText w:val="%3."/>
+      <w:lvlJc w:val="left"/>
+      <w:pPr>
+        <w:tabs>
+          <w:tab w:val="num" w:pos="2160"/>
+        </w:tabs>
+        <w:ind w:left="2160" w:hanging="360"/>
+      </w:pPr>
+    </w:lvl>
+    <w:lvl w:ilvl="3" w:tentative="1">
+      <w:start w:val="1"/>
+      <w:numFmt w:val="decimal"/>
+      <w:lvlText w:val="%4."/>
+      <w:lvlJc w:val="left"/>
+      <w:pPr>
+        <w:tabs>
+          <w:tab w:val="num" w:pos="2880"/>
+        </w:tabs>
+        <w:ind w:left="2880" w:hanging="360"/>
+      </w:pPr>
+    </w:lvl>
+    <w:lvl w:ilvl="4" w:tentative="1">
+      <w:start w:val="1"/>
+      <w:numFmt w:val="decimal"/>
+      <w:lvlText w:val="%5."/>
+      <w:lvlJc w:val="left"/>
+      <w:pPr>
+        <w:tabs>
+          <w:tab w:val="num" w:pos="3600"/>
+        </w:tabs>
+        <w:ind w:left="3600" w:hanging="360"/>
+      </w:pPr>
+    </w:lvl>
+    <w:lvl w:ilvl="5" w:tentative="1">
+      <w:start w:val="1"/>
+      <w:numFmt w:val="decimal"/>
+      <w:lvlText w:val="%6."/>
+      <w:lvlJc w:val="left"/>
+      <w:pPr>
+        <w:tabs>
+          <w:tab w:val="num" w:pos="4320"/>
+        </w:tabs>
+        <w:ind w:left="4320" w:hanging="360"/>
+      </w:pPr>
+    </w:lvl>
+    <w:lvl w:ilvl="6" w:tentative="1">
+      <w:start w:val="1"/>
+      <w:numFmt w:val="decimal"/>
+      <w:lvlText w:val="%7."/>
+      <w:lvlJc w:val="left"/>
+      <w:pPr>
+        <w:tabs>
+          <w:tab w:val="num" w:pos="5040"/>
+        </w:tabs>
+        <w:ind w:left="5040" w:hanging="360"/>
+      </w:pPr>
+    </w:lvl>
+    <w:lvl w:ilvl="7" w:tentative="1">
+      <w:start w:val="1"/>
+      <w:numFmt w:val="decimal"/>
+      <w:lvlText w:val="%8."/>
+      <w:lvlJc w:val="left"/>
+      <w:pPr>
+        <w:tabs>
+          <w:tab w:val="num" w:pos="5760"/>
+        </w:tabs>
+        <w:ind w:left="5760" w:hanging="360"/>
+      </w:pPr>
+    </w:lvl>
+    <w:lvl w:ilvl="8" w:tentative="1">
+      <w:start w:val="1"/>
+      <w:numFmt w:val="decimal"/>
+      <w:lvlText w:val="%9."/>
+      <w:lvlJc w:val="left"/>
+      <w:pPr>
+        <w:tabs>
+          <w:tab w:val="num" w:pos="6480"/>
+        </w:tabs>
+        <w:ind w:left="6480" w:hanging="360"/>
+      </w:pPr>
+    </w:lvl>
+  </w:abstractNum>
+  <w:abstractNum w:abstractNumId="12" w15:restartNumberingAfterBreak="0">
+    <w:nsid w:val="2C612FC3"/>
+    <w:multiLevelType w:val="multilevel"/>
+    <w:tmpl w:val="191CD0F0"/>
+    <w:lvl w:ilvl="0">
+      <w:start w:val="1"/>
+      <w:numFmt w:val="bullet"/>
+      <w:lvlText w:val=""/>
+      <w:lvlJc w:val="left"/>
+      <w:pPr>
+        <w:tabs>
+          <w:tab w:val="num" w:pos="720"/>
+        </w:tabs>
+        <w:ind w:left="720" w:hanging="360"/>
+      </w:pPr>
+      <w:rPr>
+        <w:rFonts w:ascii="Symbol" w:hAnsi="Symbol" w:hint="default"/>
+        <w:sz w:val="20"/>
+      </w:rPr>
+    </w:lvl>
+    <w:lvl w:ilvl="1" w:tentative="1">
+      <w:start w:val="1"/>
+      <w:numFmt w:val="bullet"/>
+      <w:lvlText w:val=""/>
+      <w:lvlJc w:val="left"/>
+      <w:pPr>
+        <w:tabs>
+          <w:tab w:val="num" w:pos="1440"/>
+        </w:tabs>
+        <w:ind w:left="1440" w:hanging="360"/>
+      </w:pPr>
+      <w:rPr>
+        <w:rFonts w:ascii="Symbol" w:hAnsi="Symbol" w:hint="default"/>
+        <w:sz w:val="20"/>
+      </w:rPr>
+    </w:lvl>
+    <w:lvl w:ilvl="2" w:tentative="1">
+      <w:start w:val="1"/>
+      <w:numFmt w:val="bullet"/>
+      <w:lvlText w:val=""/>
+      <w:lvlJc w:val="left"/>
+      <w:pPr>
+        <w:tabs>
+          <w:tab w:val="num" w:pos="2160"/>
+        </w:tabs>
+        <w:ind w:left="2160" w:hanging="360"/>
+      </w:pPr>
+      <w:rPr>
+        <w:rFonts w:ascii="Symbol" w:hAnsi="Symbol" w:hint="default"/>
+        <w:sz w:val="20"/>
+      </w:rPr>
+    </w:lvl>
+    <w:lvl w:ilvl="3" w:tentative="1">
+      <w:start w:val="1"/>
+      <w:numFmt w:val="bullet"/>
+      <w:lvlText w:val=""/>
+      <w:lvlJc w:val="left"/>
+      <w:pPr>
+        <w:tabs>
+          <w:tab w:val="num" w:pos="2880"/>
+        </w:tabs>
+        <w:ind w:left="2880" w:hanging="360"/>
+      </w:pPr>
+      <w:rPr>
+        <w:rFonts w:ascii="Symbol" w:hAnsi="Symbol" w:hint="default"/>
+        <w:sz w:val="20"/>
+      </w:rPr>
+    </w:lvl>
+    <w:lvl w:ilvl="4" w:tentative="1">
+      <w:start w:val="1"/>
+      <w:numFmt w:val="bullet"/>
+      <w:lvlText w:val=""/>
+      <w:lvlJc w:val="left"/>
+      <w:pPr>
+        <w:tabs>
+          <w:tab w:val="num" w:pos="3600"/>
+        </w:tabs>
+        <w:ind w:left="3600" w:hanging="360"/>
+      </w:pPr>
+      <w:rPr>
+        <w:rFonts w:ascii="Symbol" w:hAnsi="Symbol" w:hint="default"/>
+        <w:sz w:val="20"/>
+      </w:rPr>
+    </w:lvl>
+    <w:lvl w:ilvl="5" w:tentative="1">
+      <w:start w:val="1"/>
+      <w:numFmt w:val="bullet"/>
+      <w:lvlText w:val=""/>
+      <w:lvlJc w:val="left"/>
+      <w:pPr>
+        <w:tabs>
+          <w:tab w:val="num" w:pos="4320"/>
+        </w:tabs>
+        <w:ind w:left="4320" w:hanging="360"/>
+      </w:pPr>
+      <w:rPr>
+        <w:rFonts w:ascii="Symbol" w:hAnsi="Symbol" w:hint="default"/>
+        <w:sz w:val="20"/>
+      </w:rPr>
+    </w:lvl>
+    <w:lvl w:ilvl="6" w:tentative="1">
+      <w:start w:val="1"/>
+      <w:numFmt w:val="bullet"/>
+      <w:lvlText w:val=""/>
+      <w:lvlJc w:val="left"/>
+      <w:pPr>
+        <w:tabs>
+          <w:tab w:val="num" w:pos="5040"/>
+        </w:tabs>
+        <w:ind w:left="5040" w:hanging="360"/>
+      </w:pPr>
+      <w:rPr>
+        <w:rFonts w:ascii="Symbol" w:hAnsi="Symbol" w:hint="default"/>
+        <w:sz w:val="20"/>
+      </w:rPr>
+    </w:lvl>
+    <w:lvl w:ilvl="7" w:tentative="1">
+      <w:start w:val="1"/>
+      <w:numFmt w:val="bullet"/>
+      <w:lvlText w:val=""/>
+      <w:lvlJc w:val="left"/>
+      <w:pPr>
+        <w:tabs>
+          <w:tab w:val="num" w:pos="5760"/>
+        </w:tabs>
+        <w:ind w:left="5760" w:hanging="360"/>
+      </w:pPr>
+      <w:rPr>
+        <w:rFonts w:ascii="Symbol" w:hAnsi="Symbol" w:hint="default"/>
+        <w:sz w:val="20"/>
+      </w:rPr>
+    </w:lvl>
+    <w:lvl w:ilvl="8" w:tentative="1">
+      <w:start w:val="1"/>
+      <w:numFmt w:val="bullet"/>
+      <w:lvlText w:val=""/>
+      <w:lvlJc w:val="left"/>
+      <w:pPr>
+        <w:tabs>
+          <w:tab w:val="num" w:pos="6480"/>
+        </w:tabs>
+        <w:ind w:left="6480" w:hanging="360"/>
+      </w:pPr>
+      <w:rPr>
+        <w:rFonts w:ascii="Symbol" w:hAnsi="Symbol" w:hint="default"/>
+        <w:sz w:val="20"/>
+      </w:rPr>
+    </w:lvl>
+  </w:abstractNum>
+  <w:abstractNum w:abstractNumId="13" w15:restartNumberingAfterBreak="0">
     <w:nsid w:val="35734BCA"/>
     <w:multiLevelType w:val="multilevel"/>
     <w:tmpl w:val="AA040F32"/>
@@ -4079,7 +5550,7 @@
       </w:rPr>
     </w:lvl>
   </w:abstractNum>
-  <w:abstractNum w:abstractNumId="4" w15:restartNumberingAfterBreak="0">
+  <w:abstractNum w:abstractNumId="14" w15:restartNumberingAfterBreak="0">
     <w:nsid w:val="365C134B"/>
     <w:multiLevelType w:val="multilevel"/>
     <w:tmpl w:val="C054EC5E"/>
@@ -4228,7 +5699,7 @@
       </w:rPr>
     </w:lvl>
   </w:abstractNum>
-  <w:abstractNum w:abstractNumId="5" w15:restartNumberingAfterBreak="0">
+  <w:abstractNum w:abstractNumId="15" w15:restartNumberingAfterBreak="0">
     <w:nsid w:val="3F4F774B"/>
     <w:multiLevelType w:val="multilevel"/>
     <w:tmpl w:val="8B526804"/>
@@ -4341,7 +5812,124 @@
       </w:pPr>
     </w:lvl>
   </w:abstractNum>
-  <w:abstractNum w:abstractNumId="6" w15:restartNumberingAfterBreak="0">
+  <w:abstractNum w:abstractNumId="16" w15:restartNumberingAfterBreak="0">
+    <w:nsid w:val="41076A9B"/>
+    <w:multiLevelType w:val="multilevel"/>
+    <w:tmpl w:val="08BC918C"/>
+    <w:lvl w:ilvl="0">
+      <w:start w:val="1"/>
+      <w:numFmt w:val="decimal"/>
+      <w:lvlText w:val="%1."/>
+      <w:lvlJc w:val="left"/>
+      <w:pPr>
+        <w:tabs>
+          <w:tab w:val="num" w:pos="720"/>
+        </w:tabs>
+        <w:ind w:left="720" w:hanging="360"/>
+      </w:pPr>
+    </w:lvl>
+    <w:lvl w:ilvl="1">
+      <w:start w:val="1"/>
+      <w:numFmt w:val="bullet"/>
+      <w:lvlText w:val=""/>
+      <w:lvlJc w:val="left"/>
+      <w:pPr>
+        <w:tabs>
+          <w:tab w:val="num" w:pos="1440"/>
+        </w:tabs>
+        <w:ind w:left="1440" w:hanging="360"/>
+      </w:pPr>
+      <w:rPr>
+        <w:rFonts w:ascii="Symbol" w:hAnsi="Symbol" w:hint="default"/>
+        <w:sz w:val="20"/>
+      </w:rPr>
+    </w:lvl>
+    <w:lvl w:ilvl="2" w:tentative="1">
+      <w:start w:val="1"/>
+      <w:numFmt w:val="decimal"/>
+      <w:lvlText w:val="%3."/>
+      <w:lvlJc w:val="left"/>
+      <w:pPr>
+        <w:tabs>
+          <w:tab w:val="num" w:pos="2160"/>
+        </w:tabs>
+        <w:ind w:left="2160" w:hanging="360"/>
+      </w:pPr>
+    </w:lvl>
+    <w:lvl w:ilvl="3" w:tentative="1">
+      <w:start w:val="1"/>
+      <w:numFmt w:val="decimal"/>
+      <w:lvlText w:val="%4."/>
+      <w:lvlJc w:val="left"/>
+      <w:pPr>
+        <w:tabs>
+          <w:tab w:val="num" w:pos="2880"/>
+        </w:tabs>
+        <w:ind w:left="2880" w:hanging="360"/>
+      </w:pPr>
+    </w:lvl>
+    <w:lvl w:ilvl="4" w:tentative="1">
+      <w:start w:val="1"/>
+      <w:numFmt w:val="decimal"/>
+      <w:lvlText w:val="%5."/>
+      <w:lvlJc w:val="left"/>
+      <w:pPr>
+        <w:tabs>
+          <w:tab w:val="num" w:pos="3600"/>
+        </w:tabs>
+        <w:ind w:left="3600" w:hanging="360"/>
+      </w:pPr>
+    </w:lvl>
+    <w:lvl w:ilvl="5" w:tentative="1">
+      <w:start w:val="1"/>
+      <w:numFmt w:val="decimal"/>
+      <w:lvlText w:val="%6."/>
+      <w:lvlJc w:val="left"/>
+      <w:pPr>
+        <w:tabs>
+          <w:tab w:val="num" w:pos="4320"/>
+        </w:tabs>
+        <w:ind w:left="4320" w:hanging="360"/>
+      </w:pPr>
+    </w:lvl>
+    <w:lvl w:ilvl="6" w:tentative="1">
+      <w:start w:val="1"/>
+      <w:numFmt w:val="decimal"/>
+      <w:lvlText w:val="%7."/>
+      <w:lvlJc w:val="left"/>
+      <w:pPr>
+        <w:tabs>
+          <w:tab w:val="num" w:pos="5040"/>
+        </w:tabs>
+        <w:ind w:left="5040" w:hanging="360"/>
+      </w:pPr>
+    </w:lvl>
+    <w:lvl w:ilvl="7" w:tentative="1">
+      <w:start w:val="1"/>
+      <w:numFmt w:val="decimal"/>
+      <w:lvlText w:val="%8."/>
+      <w:lvlJc w:val="left"/>
+      <w:pPr>
+        <w:tabs>
+          <w:tab w:val="num" w:pos="5760"/>
+        </w:tabs>
+        <w:ind w:left="5760" w:hanging="360"/>
+      </w:pPr>
+    </w:lvl>
+    <w:lvl w:ilvl="8" w:tentative="1">
+      <w:start w:val="1"/>
+      <w:numFmt w:val="decimal"/>
+      <w:lvlText w:val="%9."/>
+      <w:lvlJc w:val="left"/>
+      <w:pPr>
+        <w:tabs>
+          <w:tab w:val="num" w:pos="6480"/>
+        </w:tabs>
+        <w:ind w:left="6480" w:hanging="360"/>
+      </w:pPr>
+    </w:lvl>
+  </w:abstractNum>
+  <w:abstractNum w:abstractNumId="17" w15:restartNumberingAfterBreak="0">
     <w:nsid w:val="4BEB360D"/>
     <w:multiLevelType w:val="multilevel"/>
     <w:tmpl w:val="9342C32A"/>
@@ -4490,7 +6078,7 @@
       </w:rPr>
     </w:lvl>
   </w:abstractNum>
-  <w:abstractNum w:abstractNumId="7" w15:restartNumberingAfterBreak="0">
+  <w:abstractNum w:abstractNumId="18" w15:restartNumberingAfterBreak="0">
     <w:nsid w:val="4F7F03AD"/>
     <w:multiLevelType w:val="multilevel"/>
     <w:tmpl w:val="46629350"/>
@@ -4639,7 +6227,124 @@
       </w:rPr>
     </w:lvl>
   </w:abstractNum>
-  <w:abstractNum w:abstractNumId="8" w15:restartNumberingAfterBreak="0">
+  <w:abstractNum w:abstractNumId="19" w15:restartNumberingAfterBreak="0">
+    <w:nsid w:val="516C5C67"/>
+    <w:multiLevelType w:val="multilevel"/>
+    <w:tmpl w:val="52F016CE"/>
+    <w:lvl w:ilvl="0">
+      <w:start w:val="1"/>
+      <w:numFmt w:val="decimal"/>
+      <w:lvlText w:val="%1."/>
+      <w:lvlJc w:val="left"/>
+      <w:pPr>
+        <w:tabs>
+          <w:tab w:val="num" w:pos="720"/>
+        </w:tabs>
+        <w:ind w:left="720" w:hanging="360"/>
+      </w:pPr>
+    </w:lvl>
+    <w:lvl w:ilvl="1">
+      <w:start w:val="1"/>
+      <w:numFmt w:val="bullet"/>
+      <w:lvlText w:val=""/>
+      <w:lvlJc w:val="left"/>
+      <w:pPr>
+        <w:tabs>
+          <w:tab w:val="num" w:pos="1440"/>
+        </w:tabs>
+        <w:ind w:left="1440" w:hanging="360"/>
+      </w:pPr>
+      <w:rPr>
+        <w:rFonts w:ascii="Symbol" w:hAnsi="Symbol" w:hint="default"/>
+        <w:sz w:val="20"/>
+      </w:rPr>
+    </w:lvl>
+    <w:lvl w:ilvl="2">
+      <w:start w:val="1"/>
+      <w:numFmt w:val="decimal"/>
+      <w:lvlText w:val="%3."/>
+      <w:lvlJc w:val="left"/>
+      <w:pPr>
+        <w:tabs>
+          <w:tab w:val="num" w:pos="2160"/>
+        </w:tabs>
+        <w:ind w:left="2160" w:hanging="360"/>
+      </w:pPr>
+    </w:lvl>
+    <w:lvl w:ilvl="3" w:tentative="1">
+      <w:start w:val="1"/>
+      <w:numFmt w:val="decimal"/>
+      <w:lvlText w:val="%4."/>
+      <w:lvlJc w:val="left"/>
+      <w:pPr>
+        <w:tabs>
+          <w:tab w:val="num" w:pos="2880"/>
+        </w:tabs>
+        <w:ind w:left="2880" w:hanging="360"/>
+      </w:pPr>
+    </w:lvl>
+    <w:lvl w:ilvl="4" w:tentative="1">
+      <w:start w:val="1"/>
+      <w:numFmt w:val="decimal"/>
+      <w:lvlText w:val="%5."/>
+      <w:lvlJc w:val="left"/>
+      <w:pPr>
+        <w:tabs>
+          <w:tab w:val="num" w:pos="3600"/>
+        </w:tabs>
+        <w:ind w:left="3600" w:hanging="360"/>
+      </w:pPr>
+    </w:lvl>
+    <w:lvl w:ilvl="5" w:tentative="1">
+      <w:start w:val="1"/>
+      <w:numFmt w:val="decimal"/>
+      <w:lvlText w:val="%6."/>
+      <w:lvlJc w:val="left"/>
+      <w:pPr>
+        <w:tabs>
+          <w:tab w:val="num" w:pos="4320"/>
+        </w:tabs>
+        <w:ind w:left="4320" w:hanging="360"/>
+      </w:pPr>
+    </w:lvl>
+    <w:lvl w:ilvl="6" w:tentative="1">
+      <w:start w:val="1"/>
+      <w:numFmt w:val="decimal"/>
+      <w:lvlText w:val="%7."/>
+      <w:lvlJc w:val="left"/>
+      <w:pPr>
+        <w:tabs>
+          <w:tab w:val="num" w:pos="5040"/>
+        </w:tabs>
+        <w:ind w:left="5040" w:hanging="360"/>
+      </w:pPr>
+    </w:lvl>
+    <w:lvl w:ilvl="7" w:tentative="1">
+      <w:start w:val="1"/>
+      <w:numFmt w:val="decimal"/>
+      <w:lvlText w:val="%8."/>
+      <w:lvlJc w:val="left"/>
+      <w:pPr>
+        <w:tabs>
+          <w:tab w:val="num" w:pos="5760"/>
+        </w:tabs>
+        <w:ind w:left="5760" w:hanging="360"/>
+      </w:pPr>
+    </w:lvl>
+    <w:lvl w:ilvl="8" w:tentative="1">
+      <w:start w:val="1"/>
+      <w:numFmt w:val="decimal"/>
+      <w:lvlText w:val="%9."/>
+      <w:lvlJc w:val="left"/>
+      <w:pPr>
+        <w:tabs>
+          <w:tab w:val="num" w:pos="6480"/>
+        </w:tabs>
+        <w:ind w:left="6480" w:hanging="360"/>
+      </w:pPr>
+    </w:lvl>
+  </w:abstractNum>
+  <w:abstractNum w:abstractNumId="20" w15:restartNumberingAfterBreak="0">
     <w:nsid w:val="53BF1EA0"/>
     <w:multiLevelType w:val="multilevel"/>
     <w:tmpl w:val="278C8382"/>
@@ -4788,7 +6493,305 @@
       </w:rPr>
     </w:lvl>
   </w:abstractNum>
-  <w:abstractNum w:abstractNumId="9" w15:restartNumberingAfterBreak="0">
+  <w:abstractNum w:abstractNumId="21" w15:restartNumberingAfterBreak="0">
+    <w:nsid w:val="53F52F18"/>
+    <w:multiLevelType w:val="multilevel"/>
+    <w:tmpl w:val="B7944830"/>
+    <w:lvl w:ilvl="0">
+      <w:start w:val="1"/>
+      <w:numFmt w:val="bullet"/>
+      <w:lvlText w:val=""/>
+      <w:lvlJc w:val="left"/>
+      <w:pPr>
+        <w:tabs>
+          <w:tab w:val="num" w:pos="720"/>
+        </w:tabs>
+        <w:ind w:left="720" w:hanging="360"/>
+      </w:pPr>
+      <w:rPr>
+        <w:rFonts w:ascii="Symbol" w:hAnsi="Symbol" w:hint="default"/>
+        <w:sz w:val="20"/>
+      </w:rPr>
+    </w:lvl>
+    <w:lvl w:ilvl="1" w:tentative="1">
+      <w:start w:val="1"/>
+      <w:numFmt w:val="bullet"/>
+      <w:lvlText w:val=""/>
+      <w:lvlJc w:val="left"/>
+      <w:pPr>
+        <w:tabs>
+          <w:tab w:val="num" w:pos="1440"/>
+        </w:tabs>
+        <w:ind w:left="1440" w:hanging="360"/>
+      </w:pPr>
+      <w:rPr>
+        <w:rFonts w:ascii="Symbol" w:hAnsi="Symbol" w:hint="default"/>
+        <w:sz w:val="20"/>
+      </w:rPr>
+    </w:lvl>
+    <w:lvl w:ilvl="2" w:tentative="1">
+      <w:start w:val="1"/>
+      <w:numFmt w:val="bullet"/>
+      <w:lvlText w:val=""/>
+      <w:lvlJc w:val="left"/>
+      <w:pPr>
+        <w:tabs>
+          <w:tab w:val="num" w:pos="2160"/>
+        </w:tabs>
+        <w:ind w:left="2160" w:hanging="360"/>
+      </w:pPr>
+      <w:rPr>
+        <w:rFonts w:ascii="Symbol" w:hAnsi="Symbol" w:hint="default"/>
+        <w:sz w:val="20"/>
+      </w:rPr>
+    </w:lvl>
+    <w:lvl w:ilvl="3" w:tentative="1">
+      <w:start w:val="1"/>
+      <w:numFmt w:val="bullet"/>
+      <w:lvlText w:val=""/>
+      <w:lvlJc w:val="left"/>
+      <w:pPr>
+        <w:tabs>
+          <w:tab w:val="num" w:pos="2880"/>
+        </w:tabs>
+        <w:ind w:left="2880" w:hanging="360"/>
+      </w:pPr>
+      <w:rPr>
+        <w:rFonts w:ascii="Symbol" w:hAnsi="Symbol" w:hint="default"/>
+        <w:sz w:val="20"/>
+      </w:rPr>
+    </w:lvl>
+    <w:lvl w:ilvl="4" w:tentative="1">
+      <w:start w:val="1"/>
+      <w:numFmt w:val="bullet"/>
+      <w:lvlText w:val=""/>
+      <w:lvlJc w:val="left"/>
+      <w:pPr>
+        <w:tabs>
+          <w:tab w:val="num" w:pos="3600"/>
+        </w:tabs>
+        <w:ind w:left="3600" w:hanging="360"/>
+      </w:pPr>
+      <w:rPr>
+        <w:rFonts w:ascii="Symbol" w:hAnsi="Symbol" w:hint="default"/>
+        <w:sz w:val="20"/>
+      </w:rPr>
+    </w:lvl>
+    <w:lvl w:ilvl="5" w:tentative="1">
+      <w:start w:val="1"/>
+      <w:numFmt w:val="bullet"/>
+      <w:lvlText w:val=""/>
+      <w:lvlJc w:val="left"/>
+      <w:pPr>
+        <w:tabs>
+          <w:tab w:val="num" w:pos="4320"/>
+        </w:tabs>
+        <w:ind w:left="4320" w:hanging="360"/>
+      </w:pPr>
+      <w:rPr>
+        <w:rFonts w:ascii="Symbol" w:hAnsi="Symbol" w:hint="default"/>
+        <w:sz w:val="20"/>
+      </w:rPr>
+    </w:lvl>
+    <w:lvl w:ilvl="6" w:tentative="1">
+      <w:start w:val="1"/>
+      <w:numFmt w:val="bullet"/>
+      <w:lvlText w:val=""/>
+      <w:lvlJc w:val="left"/>
+      <w:pPr>
+        <w:tabs>
+          <w:tab w:val="num" w:pos="5040"/>
+        </w:tabs>
+        <w:ind w:left="5040" w:hanging="360"/>
+      </w:pPr>
+      <w:rPr>
+        <w:rFonts w:ascii="Symbol" w:hAnsi="Symbol" w:hint="default"/>
+        <w:sz w:val="20"/>
+      </w:rPr>
+    </w:lvl>
+    <w:lvl w:ilvl="7" w:tentative="1">
+      <w:start w:val="1"/>
+      <w:numFmt w:val="bullet"/>
+      <w:lvlText w:val=""/>
+      <w:lvlJc w:val="left"/>
+      <w:pPr>
+        <w:tabs>
+          <w:tab w:val="num" w:pos="5760"/>
+        </w:tabs>
+        <w:ind w:left="5760" w:hanging="360"/>
+      </w:pPr>
+      <w:rPr>
+        <w:rFonts w:ascii="Symbol" w:hAnsi="Symbol" w:hint="default"/>
+        <w:sz w:val="20"/>
+      </w:rPr>
+    </w:lvl>
+    <w:lvl w:ilvl="8" w:tentative="1">
+      <w:start w:val="1"/>
+      <w:numFmt w:val="bullet"/>
+      <w:lvlText w:val=""/>
+      <w:lvlJc w:val="left"/>
+      <w:pPr>
+        <w:tabs>
+          <w:tab w:val="num" w:pos="6480"/>
+        </w:tabs>
+        <w:ind w:left="6480" w:hanging="360"/>
+      </w:pPr>
+      <w:rPr>
+        <w:rFonts w:ascii="Symbol" w:hAnsi="Symbol" w:hint="default"/>
+        <w:sz w:val="20"/>
+      </w:rPr>
+    </w:lvl>
+  </w:abstractNum>
+  <w:abstractNum w:abstractNumId="22" w15:restartNumberingAfterBreak="0">
+    <w:nsid w:val="5B6C7C07"/>
+    <w:multiLevelType w:val="multilevel"/>
+    <w:tmpl w:val="C7FEFF48"/>
+    <w:lvl w:ilvl="0">
+      <w:start w:val="1"/>
+      <w:numFmt w:val="bullet"/>
+      <w:lvlText w:val=""/>
+      <w:lvlJc w:val="left"/>
+      <w:pPr>
+        <w:tabs>
+          <w:tab w:val="num" w:pos="720"/>
+        </w:tabs>
+        <w:ind w:left="720" w:hanging="360"/>
+      </w:pPr>
+      <w:rPr>
+        <w:rFonts w:ascii="Symbol" w:hAnsi="Symbol" w:hint="default"/>
+        <w:sz w:val="20"/>
+      </w:rPr>
+    </w:lvl>
+    <w:lvl w:ilvl="1" w:tentative="1">
+      <w:start w:val="1"/>
+      <w:numFmt w:val="bullet"/>
+      <w:lvlText w:val=""/>
+      <w:lvlJc w:val="left"/>
+      <w:pPr>
+        <w:tabs>
+          <w:tab w:val="num" w:pos="1440"/>
+        </w:tabs>
+        <w:ind w:left="1440" w:hanging="360"/>
+      </w:pPr>
+      <w:rPr>
+        <w:rFonts w:ascii="Symbol" w:hAnsi="Symbol" w:hint="default"/>
+        <w:sz w:val="20"/>
+      </w:rPr>
+    </w:lvl>
+    <w:lvl w:ilvl="2" w:tentative="1">
+      <w:start w:val="1"/>
+      <w:numFmt w:val="bullet"/>
+      <w:lvlText w:val=""/>
+      <w:lvlJc w:val="left"/>
+      <w:pPr>
+        <w:tabs>
+          <w:tab w:val="num" w:pos="2160"/>
+        </w:tabs>
+        <w:ind w:left="2160" w:hanging="360"/>
+      </w:pPr>
+      <w:rPr>
+        <w:rFonts w:ascii="Symbol" w:hAnsi="Symbol" w:hint="default"/>
+        <w:sz w:val="20"/>
+      </w:rPr>
+    </w:lvl>
+    <w:lvl w:ilvl="3" w:tentative="1">
+      <w:start w:val="1"/>
+      <w:numFmt w:val="bullet"/>
+      <w:lvlText w:val=""/>
+      <w:lvlJc w:val="left"/>
+      <w:pPr>
+        <w:tabs>
+          <w:tab w:val="num" w:pos="2880"/>
+        </w:tabs>
+        <w:ind w:left="2880" w:hanging="360"/>
+      </w:pPr>
+      <w:rPr>
+        <w:rFonts w:ascii="Symbol" w:hAnsi="Symbol" w:hint="default"/>
+        <w:sz w:val="20"/>
+      </w:rPr>
+    </w:lvl>
+    <w:lvl w:ilvl="4" w:tentative="1">
+      <w:start w:val="1"/>
+      <w:numFmt w:val="bullet"/>
+      <w:lvlText w:val=""/>
+      <w:lvlJc w:val="left"/>
+      <w:pPr>
+        <w:tabs>
+          <w:tab w:val="num" w:pos="3600"/>
+        </w:tabs>
+        <w:ind w:left="3600" w:hanging="360"/>
+      </w:pPr>
+      <w:rPr>
+        <w:rFonts w:ascii="Symbol" w:hAnsi="Symbol" w:hint="default"/>
+        <w:sz w:val="20"/>
+      </w:rPr>
+    </w:lvl>
+    <w:lvl w:ilvl="5" w:tentative="1">
+      <w:start w:val="1"/>
+      <w:numFmt w:val="bullet"/>
+      <w:lvlText w:val=""/>
+      <w:lvlJc w:val="left"/>
+      <w:pPr>
+        <w:tabs>
+          <w:tab w:val="num" w:pos="4320"/>
+        </w:tabs>
+        <w:ind w:left="4320" w:hanging="360"/>
+      </w:pPr>
+      <w:rPr>
+        <w:rFonts w:ascii="Symbol" w:hAnsi="Symbol" w:hint="default"/>
+        <w:sz w:val="20"/>
+      </w:rPr>
+    </w:lvl>
+    <w:lvl w:ilvl="6" w:tentative="1">
+      <w:start w:val="1"/>
+      <w:numFmt w:val="bullet"/>
+      <w:lvlText w:val=""/>
+      <w:lvlJc w:val="left"/>
+      <w:pPr>
+        <w:tabs>
+          <w:tab w:val="num" w:pos="5040"/>
+        </w:tabs>
+        <w:ind w:left="5040" w:hanging="360"/>
+      </w:pPr>
+      <w:rPr>
+        <w:rFonts w:ascii="Symbol" w:hAnsi="Symbol" w:hint="default"/>
+        <w:sz w:val="20"/>
+      </w:rPr>
+    </w:lvl>
+    <w:lvl w:ilvl="7" w:tentative="1">
+      <w:start w:val="1"/>
+      <w:numFmt w:val="bullet"/>
+      <w:lvlText w:val=""/>
+      <w:lvlJc w:val="left"/>
+      <w:pPr>
+        <w:tabs>
+          <w:tab w:val="num" w:pos="5760"/>
+        </w:tabs>
+        <w:ind w:left="5760" w:hanging="360"/>
+      </w:pPr>
+      <w:rPr>
+        <w:rFonts w:ascii="Symbol" w:hAnsi="Symbol" w:hint="default"/>
+        <w:sz w:val="20"/>
+      </w:rPr>
+    </w:lvl>
+    <w:lvl w:ilvl="8" w:tentative="1">
+      <w:start w:val="1"/>
+      <w:numFmt w:val="bullet"/>
+      <w:lvlText w:val=""/>
+      <w:lvlJc w:val="left"/>
+      <w:pPr>
+        <w:tabs>
+          <w:tab w:val="num" w:pos="6480"/>
+        </w:tabs>
+        <w:ind w:left="6480" w:hanging="360"/>
+      </w:pPr>
+      <w:rPr>
+        <w:rFonts w:ascii="Symbol" w:hAnsi="Symbol" w:hint="default"/>
+        <w:sz w:val="20"/>
+      </w:rPr>
+    </w:lvl>
+  </w:abstractNum>
+  <w:abstractNum w:abstractNumId="23" w15:restartNumberingAfterBreak="0">
     <w:nsid w:val="66354109"/>
     <w:multiLevelType w:val="multilevel"/>
     <w:tmpl w:val="8C46EEE2"/>
@@ -4937,7 +6940,124 @@
       </w:rPr>
     </w:lvl>
   </w:abstractNum>
-  <w:abstractNum w:abstractNumId="10" w15:restartNumberingAfterBreak="0">
+  <w:abstractNum w:abstractNumId="24" w15:restartNumberingAfterBreak="0">
+    <w:nsid w:val="6BCE036B"/>
+    <w:multiLevelType w:val="multilevel"/>
+    <w:tmpl w:val="7E32A38E"/>
+    <w:lvl w:ilvl="0">
+      <w:start w:val="1"/>
+      <w:numFmt w:val="decimal"/>
+      <w:lvlText w:val="%1."/>
+      <w:lvlJc w:val="left"/>
+      <w:pPr>
+        <w:tabs>
+          <w:tab w:val="num" w:pos="720"/>
+        </w:tabs>
+        <w:ind w:left="720" w:hanging="360"/>
+      </w:pPr>
+    </w:lvl>
+    <w:lvl w:ilvl="1">
+      <w:start w:val="1"/>
+      <w:numFmt w:val="bullet"/>
+      <w:lvlText w:val=""/>
+      <w:lvlJc w:val="left"/>
+      <w:pPr>
+        <w:tabs>
+          <w:tab w:val="num" w:pos="1440"/>
+        </w:tabs>
+        <w:ind w:left="1440" w:hanging="360"/>
+      </w:pPr>
+      <w:rPr>
+        <w:rFonts w:ascii="Symbol" w:hAnsi="Symbol" w:hint="default"/>
+        <w:sz w:val="20"/>
+      </w:rPr>
+    </w:lvl>
+    <w:lvl w:ilvl="2" w:tentative="1">
+      <w:start w:val="1"/>
+      <w:numFmt w:val="decimal"/>
+      <w:lvlText w:val="%3."/>
+      <w:lvlJc w:val="left"/>
+      <w:pPr>
+        <w:tabs>
+          <w:tab w:val="num" w:pos="2160"/>
+        </w:tabs>
+        <w:ind w:left="2160" w:hanging="360"/>
+      </w:pPr>
+    </w:lvl>
+    <w:lvl w:ilvl="3" w:tentative="1">
+      <w:start w:val="1"/>
+      <w:numFmt w:val="decimal"/>
+      <w:lvlText w:val="%4."/>
+      <w:lvlJc w:val="left"/>
+      <w:pPr>
+        <w:tabs>
+          <w:tab w:val="num" w:pos="2880"/>
+        </w:tabs>
+        <w:ind w:left="2880" w:hanging="360"/>
+      </w:pPr>
+    </w:lvl>
+    <w:lvl w:ilvl="4" w:tentative="1">
+      <w:start w:val="1"/>
+      <w:numFmt w:val="decimal"/>
+      <w:lvlText w:val="%5."/>
+      <w:lvlJc w:val="left"/>
+      <w:pPr>
+        <w:tabs>
+          <w:tab w:val="num" w:pos="3600"/>
+        </w:tabs>
+        <w:ind w:left="3600" w:hanging="360"/>
+      </w:pPr>
+    </w:lvl>
+    <w:lvl w:ilvl="5" w:tentative="1">
+      <w:start w:val="1"/>
+      <w:numFmt w:val="decimal"/>
+      <w:lvlText w:val="%6."/>
+      <w:lvlJc w:val="left"/>
+      <w:pPr>
+        <w:tabs>
+          <w:tab w:val="num" w:pos="4320"/>
+        </w:tabs>
+        <w:ind w:left="4320" w:hanging="360"/>
+      </w:pPr>
+    </w:lvl>
+    <w:lvl w:ilvl="6" w:tentative="1">
+      <w:start w:val="1"/>
+      <w:numFmt w:val="decimal"/>
+      <w:lvlText w:val="%7."/>
+      <w:lvlJc w:val="left"/>
+      <w:pPr>
+        <w:tabs>
+          <w:tab w:val="num" w:pos="5040"/>
+        </w:tabs>
+        <w:ind w:left="5040" w:hanging="360"/>
+      </w:pPr>
+    </w:lvl>
+    <w:lvl w:ilvl="7" w:tentative="1">
+      <w:start w:val="1"/>
+      <w:numFmt w:val="decimal"/>
+      <w:lvlText w:val="%8."/>
+      <w:lvlJc w:val="left"/>
+      <w:pPr>
+        <w:tabs>
+          <w:tab w:val="num" w:pos="5760"/>
+        </w:tabs>
+        <w:ind w:left="5760" w:hanging="360"/>
+      </w:pPr>
+    </w:lvl>
+    <w:lvl w:ilvl="8" w:tentative="1">
+      <w:start w:val="1"/>
+      <w:numFmt w:val="decimal"/>
+      <w:lvlText w:val="%9."/>
+      <w:lvlJc w:val="left"/>
+      <w:pPr>
+        <w:tabs>
+          <w:tab w:val="num" w:pos="6480"/>
+        </w:tabs>
+        <w:ind w:left="6480" w:hanging="360"/>
+      </w:pPr>
+    </w:lvl>
+  </w:abstractNum>
+  <w:abstractNum w:abstractNumId="25" w15:restartNumberingAfterBreak="0">
     <w:nsid w:val="6C025F45"/>
     <w:multiLevelType w:val="multilevel"/>
     <w:tmpl w:val="6C1000E0"/>
@@ -5054,7 +7174,305 @@
       </w:pPr>
     </w:lvl>
   </w:abstractNum>
-  <w:abstractNum w:abstractNumId="11" w15:restartNumberingAfterBreak="0">
+  <w:abstractNum w:abstractNumId="26" w15:restartNumberingAfterBreak="0">
+    <w:nsid w:val="6F991F71"/>
+    <w:multiLevelType w:val="multilevel"/>
+    <w:tmpl w:val="DB4CB654"/>
+    <w:lvl w:ilvl="0">
+      <w:start w:val="1"/>
+      <w:numFmt w:val="bullet"/>
+      <w:lvlText w:val=""/>
+      <w:lvlJc w:val="left"/>
+      <w:pPr>
+        <w:tabs>
+          <w:tab w:val="num" w:pos="720"/>
+        </w:tabs>
+        <w:ind w:left="720" w:hanging="360"/>
+      </w:pPr>
+      <w:rPr>
+        <w:rFonts w:ascii="Symbol" w:hAnsi="Symbol" w:hint="default"/>
+        <w:sz w:val="20"/>
+      </w:rPr>
+    </w:lvl>
+    <w:lvl w:ilvl="1" w:tentative="1">
+      <w:start w:val="1"/>
+      <w:numFmt w:val="bullet"/>
+      <w:lvlText w:val=""/>
+      <w:lvlJc w:val="left"/>
+      <w:pPr>
+        <w:tabs>
+          <w:tab w:val="num" w:pos="1440"/>
+        </w:tabs>
+        <w:ind w:left="1440" w:hanging="360"/>
+      </w:pPr>
+      <w:rPr>
+        <w:rFonts w:ascii="Symbol" w:hAnsi="Symbol" w:hint="default"/>
+        <w:sz w:val="20"/>
+      </w:rPr>
+    </w:lvl>
+    <w:lvl w:ilvl="2" w:tentative="1">
+      <w:start w:val="1"/>
+      <w:numFmt w:val="bullet"/>
+      <w:lvlText w:val=""/>
+      <w:lvlJc w:val="left"/>
+      <w:pPr>
+        <w:tabs>
+          <w:tab w:val="num" w:pos="2160"/>
+        </w:tabs>
+        <w:ind w:left="2160" w:hanging="360"/>
+      </w:pPr>
+      <w:rPr>
+        <w:rFonts w:ascii="Symbol" w:hAnsi="Symbol" w:hint="default"/>
+        <w:sz w:val="20"/>
+      </w:rPr>
+    </w:lvl>
+    <w:lvl w:ilvl="3" w:tentative="1">
+      <w:start w:val="1"/>
+      <w:numFmt w:val="bullet"/>
+      <w:lvlText w:val=""/>
+      <w:lvlJc w:val="left"/>
+      <w:pPr>
+        <w:tabs>
+          <w:tab w:val="num" w:pos="2880"/>
+        </w:tabs>
+        <w:ind w:left="2880" w:hanging="360"/>
+      </w:pPr>
+      <w:rPr>
+        <w:rFonts w:ascii="Symbol" w:hAnsi="Symbol" w:hint="default"/>
+        <w:sz w:val="20"/>
+      </w:rPr>
+    </w:lvl>
+    <w:lvl w:ilvl="4" w:tentative="1">
+      <w:start w:val="1"/>
+      <w:numFmt w:val="bullet"/>
+      <w:lvlText w:val=""/>
+      <w:lvlJc w:val="left"/>
+      <w:pPr>
+        <w:tabs>
+          <w:tab w:val="num" w:pos="3600"/>
+        </w:tabs>
+        <w:ind w:left="3600" w:hanging="360"/>
+      </w:pPr>
+      <w:rPr>
+        <w:rFonts w:ascii="Symbol" w:hAnsi="Symbol" w:hint="default"/>
+        <w:sz w:val="20"/>
+      </w:rPr>
+    </w:lvl>
+    <w:lvl w:ilvl="5" w:tentative="1">
+      <w:start w:val="1"/>
+      <w:numFmt w:val="bullet"/>
+      <w:lvlText w:val=""/>
+      <w:lvlJc w:val="left"/>
+      <w:pPr>
+        <w:tabs>
+          <w:tab w:val="num" w:pos="4320"/>
+        </w:tabs>
+        <w:ind w:left="4320" w:hanging="360"/>
+      </w:pPr>
+      <w:rPr>
+        <w:rFonts w:ascii="Symbol" w:hAnsi="Symbol" w:hint="default"/>
+        <w:sz w:val="20"/>
+      </w:rPr>
+    </w:lvl>
+    <w:lvl w:ilvl="6" w:tentative="1">
+      <w:start w:val="1"/>
+      <w:numFmt w:val="bullet"/>
+      <w:lvlText w:val=""/>
+      <w:lvlJc w:val="left"/>
+      <w:pPr>
+        <w:tabs>
+          <w:tab w:val="num" w:pos="5040"/>
+        </w:tabs>
+        <w:ind w:left="5040" w:hanging="360"/>
+      </w:pPr>
+      <w:rPr>
+        <w:rFonts w:ascii="Symbol" w:hAnsi="Symbol" w:hint="default"/>
+        <w:sz w:val="20"/>
+      </w:rPr>
+    </w:lvl>
+    <w:lvl w:ilvl="7" w:tentative="1">
+      <w:start w:val="1"/>
+      <w:numFmt w:val="bullet"/>
+      <w:lvlText w:val=""/>
+      <w:lvlJc w:val="left"/>
+      <w:pPr>
+        <w:tabs>
+          <w:tab w:val="num" w:pos="5760"/>
+        </w:tabs>
+        <w:ind w:left="5760" w:hanging="360"/>
+      </w:pPr>
+      <w:rPr>
+        <w:rFonts w:ascii="Symbol" w:hAnsi="Symbol" w:hint="default"/>
+        <w:sz w:val="20"/>
+      </w:rPr>
+    </w:lvl>
+    <w:lvl w:ilvl="8" w:tentative="1">
+      <w:start w:val="1"/>
+      <w:numFmt w:val="bullet"/>
+      <w:lvlText w:val=""/>
+      <w:lvlJc w:val="left"/>
+      <w:pPr>
+        <w:tabs>
+          <w:tab w:val="num" w:pos="6480"/>
+        </w:tabs>
+        <w:ind w:left="6480" w:hanging="360"/>
+      </w:pPr>
+      <w:rPr>
+        <w:rFonts w:ascii="Symbol" w:hAnsi="Symbol" w:hint="default"/>
+        <w:sz w:val="20"/>
+      </w:rPr>
+    </w:lvl>
+  </w:abstractNum>
+  <w:abstractNum w:abstractNumId="27" w15:restartNumberingAfterBreak="0">
+    <w:nsid w:val="76B9783C"/>
+    <w:multiLevelType w:val="multilevel"/>
+    <w:tmpl w:val="DF508744"/>
+    <w:lvl w:ilvl="0">
+      <w:start w:val="1"/>
+      <w:numFmt w:val="bullet"/>
+      <w:lvlText w:val=""/>
+      <w:lvlJc w:val="left"/>
+      <w:pPr>
+        <w:tabs>
+          <w:tab w:val="num" w:pos="720"/>
+        </w:tabs>
+        <w:ind w:left="720" w:hanging="360"/>
+      </w:pPr>
+      <w:rPr>
+        <w:rFonts w:ascii="Symbol" w:hAnsi="Symbol" w:hint="default"/>
+        <w:sz w:val="20"/>
+      </w:rPr>
+    </w:lvl>
+    <w:lvl w:ilvl="1" w:tentative="1">
+      <w:start w:val="1"/>
+      <w:numFmt w:val="bullet"/>
+      <w:lvlText w:val=""/>
+      <w:lvlJc w:val="left"/>
+      <w:pPr>
+        <w:tabs>
+          <w:tab w:val="num" w:pos="1440"/>
+        </w:tabs>
+        <w:ind w:left="1440" w:hanging="360"/>
+      </w:pPr>
+      <w:rPr>
+        <w:rFonts w:ascii="Symbol" w:hAnsi="Symbol" w:hint="default"/>
+        <w:sz w:val="20"/>
+      </w:rPr>
+    </w:lvl>
+    <w:lvl w:ilvl="2" w:tentative="1">
+      <w:start w:val="1"/>
+      <w:numFmt w:val="bullet"/>
+      <w:lvlText w:val=""/>
+      <w:lvlJc w:val="left"/>
+      <w:pPr>
+        <w:tabs>
+          <w:tab w:val="num" w:pos="2160"/>
+        </w:tabs>
+        <w:ind w:left="2160" w:hanging="360"/>
+      </w:pPr>
+      <w:rPr>
+        <w:rFonts w:ascii="Symbol" w:hAnsi="Symbol" w:hint="default"/>
+        <w:sz w:val="20"/>
+      </w:rPr>
+    </w:lvl>
+    <w:lvl w:ilvl="3" w:tentative="1">
+      <w:start w:val="1"/>
+      <w:numFmt w:val="bullet"/>
+      <w:lvlText w:val=""/>
+      <w:lvlJc w:val="left"/>
+      <w:pPr>
+        <w:tabs>
+          <w:tab w:val="num" w:pos="2880"/>
+        </w:tabs>
+        <w:ind w:left="2880" w:hanging="360"/>
+      </w:pPr>
+      <w:rPr>
+        <w:rFonts w:ascii="Symbol" w:hAnsi="Symbol" w:hint="default"/>
+        <w:sz w:val="20"/>
+      </w:rPr>
+    </w:lvl>
+    <w:lvl w:ilvl="4" w:tentative="1">
+      <w:start w:val="1"/>
+      <w:numFmt w:val="bullet"/>
+      <w:lvlText w:val=""/>
+      <w:lvlJc w:val="left"/>
+      <w:pPr>
+        <w:tabs>
+          <w:tab w:val="num" w:pos="3600"/>
+        </w:tabs>
+        <w:ind w:left="3600" w:hanging="360"/>
+      </w:pPr>
+      <w:rPr>
+        <w:rFonts w:ascii="Symbol" w:hAnsi="Symbol" w:hint="default"/>
+        <w:sz w:val="20"/>
+      </w:rPr>
+    </w:lvl>
+    <w:lvl w:ilvl="5" w:tentative="1">
+      <w:start w:val="1"/>
+      <w:numFmt w:val="bullet"/>
+      <w:lvlText w:val=""/>
+      <w:lvlJc w:val="left"/>
+      <w:pPr>
+        <w:tabs>
+          <w:tab w:val="num" w:pos="4320"/>
+        </w:tabs>
+        <w:ind w:left="4320" w:hanging="360"/>
+      </w:pPr>
+      <w:rPr>
+        <w:rFonts w:ascii="Symbol" w:hAnsi="Symbol" w:hint="default"/>
+        <w:sz w:val="20"/>
+      </w:rPr>
+    </w:lvl>
+    <w:lvl w:ilvl="6" w:tentative="1">
+      <w:start w:val="1"/>
+      <w:numFmt w:val="bullet"/>
+      <w:lvlText w:val=""/>
+      <w:lvlJc w:val="left"/>
+      <w:pPr>
+        <w:tabs>
+          <w:tab w:val="num" w:pos="5040"/>
+        </w:tabs>
+        <w:ind w:left="5040" w:hanging="360"/>
+      </w:pPr>
+      <w:rPr>
+        <w:rFonts w:ascii="Symbol" w:hAnsi="Symbol" w:hint="default"/>
+        <w:sz w:val="20"/>
+      </w:rPr>
+    </w:lvl>
+    <w:lvl w:ilvl="7" w:tentative="1">
+      <w:start w:val="1"/>
+      <w:numFmt w:val="bullet"/>
+      <w:lvlText w:val=""/>
+      <w:lvlJc w:val="left"/>
+      <w:pPr>
+        <w:tabs>
+          <w:tab w:val="num" w:pos="5760"/>
+        </w:tabs>
+        <w:ind w:left="5760" w:hanging="360"/>
+      </w:pPr>
+      <w:rPr>
+        <w:rFonts w:ascii="Symbol" w:hAnsi="Symbol" w:hint="default"/>
+        <w:sz w:val="20"/>
+      </w:rPr>
+    </w:lvl>
+    <w:lvl w:ilvl="8" w:tentative="1">
+      <w:start w:val="1"/>
+      <w:numFmt w:val="bullet"/>
+      <w:lvlText w:val=""/>
+      <w:lvlJc w:val="left"/>
+      <w:pPr>
+        <w:tabs>
+          <w:tab w:val="num" w:pos="6480"/>
+        </w:tabs>
+        <w:ind w:left="6480" w:hanging="360"/>
+      </w:pPr>
+      <w:rPr>
+        <w:rFonts w:ascii="Symbol" w:hAnsi="Symbol" w:hint="default"/>
+        <w:sz w:val="20"/>
+      </w:rPr>
+    </w:lvl>
+  </w:abstractNum>
+  <w:abstractNum w:abstractNumId="28" w15:restartNumberingAfterBreak="0">
     <w:nsid w:val="7E6967DA"/>
     <w:multiLevelType w:val="multilevel"/>
     <w:tmpl w:val="BB74E836"/>
@@ -5204,40 +7622,91 @@
     </w:lvl>
   </w:abstractNum>
   <w:num w:numId="1" w16cid:durableId="658074030">
+    <w:abstractNumId w:val="13"/>
+  </w:num>
+  <w:num w:numId="2" w16cid:durableId="88430705">
+    <w:abstractNumId w:val="28"/>
+  </w:num>
+  <w:num w:numId="3" w16cid:durableId="1667705346">
+    <w:abstractNumId w:val="15"/>
+  </w:num>
+  <w:num w:numId="4" w16cid:durableId="1093014251">
+    <w:abstractNumId w:val="20"/>
+  </w:num>
+  <w:num w:numId="5" w16cid:durableId="1905876002">
+    <w:abstractNumId w:val="23"/>
+  </w:num>
+  <w:num w:numId="6" w16cid:durableId="1977292745">
+    <w:abstractNumId w:val="18"/>
+  </w:num>
+  <w:num w:numId="7" w16cid:durableId="1314408358">
+    <w:abstractNumId w:val="8"/>
+  </w:num>
+  <w:num w:numId="8" w16cid:durableId="1899319909">
+    <w:abstractNumId w:val="25"/>
+  </w:num>
+  <w:num w:numId="9" w16cid:durableId="883056146">
+    <w:abstractNumId w:val="10"/>
+  </w:num>
+  <w:num w:numId="10" w16cid:durableId="949749617">
+    <w:abstractNumId w:val="4"/>
+  </w:num>
+  <w:num w:numId="11" w16cid:durableId="1233538885">
+    <w:abstractNumId w:val="14"/>
+  </w:num>
+  <w:num w:numId="12" w16cid:durableId="1525633103">
+    <w:abstractNumId w:val="17"/>
+  </w:num>
+  <w:num w:numId="13" w16cid:durableId="438181161">
+    <w:abstractNumId w:val="19"/>
+  </w:num>
+  <w:num w:numId="14" w16cid:durableId="1703896144">
+    <w:abstractNumId w:val="9"/>
+  </w:num>
+  <w:num w:numId="15" w16cid:durableId="582644826">
+    <w:abstractNumId w:val="26"/>
+  </w:num>
+  <w:num w:numId="16" w16cid:durableId="1443693847">
+    <w:abstractNumId w:val="27"/>
+  </w:num>
+  <w:num w:numId="17" w16cid:durableId="2040006703">
+    <w:abstractNumId w:val="1"/>
+  </w:num>
+  <w:num w:numId="18" w16cid:durableId="847674553">
+    <w:abstractNumId w:val="6"/>
+  </w:num>
+  <w:num w:numId="19" w16cid:durableId="383648581">
+    <w:abstractNumId w:val="2"/>
+  </w:num>
+  <w:num w:numId="20" w16cid:durableId="524055732">
+    <w:abstractNumId w:val="12"/>
+  </w:num>
+  <w:num w:numId="21" w16cid:durableId="482083816">
+    <w:abstractNumId w:val="22"/>
+  </w:num>
+  <w:num w:numId="22" w16cid:durableId="450246365">
+    <w:abstractNumId w:val="0"/>
+  </w:num>
+  <w:num w:numId="23" w16cid:durableId="2059470096">
+    <w:abstractNumId w:val="24"/>
+  </w:num>
+  <w:num w:numId="24" w16cid:durableId="1791439675">
+    <w:abstractNumId w:val="21"/>
+  </w:num>
+  <w:num w:numId="25" w16cid:durableId="1013531983">
+    <w:abstractNumId w:val="11"/>
+  </w:num>
+  <w:num w:numId="26" w16cid:durableId="1630668876">
+    <w:abstractNumId w:val="5"/>
+  </w:num>
+  <w:num w:numId="27" w16cid:durableId="1633360489">
     <w:abstractNumId w:val="3"/>
   </w:num>
-  <w:num w:numId="2" w16cid:durableId="88430705">
-    <w:abstractNumId w:val="11"/>
-  </w:num>
-  <w:num w:numId="3" w16cid:durableId="1667705346">
-    <w:abstractNumId w:val="5"/>
-  </w:num>
-  <w:num w:numId="4" w16cid:durableId="1093014251">
-    <w:abstractNumId w:val="8"/>
-  </w:num>
-  <w:num w:numId="5" w16cid:durableId="1905876002">
-    <w:abstractNumId w:val="9"/>
-  </w:num>
-  <w:num w:numId="6" w16cid:durableId="1977292745">
+  <w:num w:numId="28" w16cid:durableId="847057368">
     <w:abstractNumId w:val="7"/>
   </w:num>
-  <w:num w:numId="7" w16cid:durableId="1314408358">
-    <w:abstractNumId w:val="1"/>
-  </w:num>
-  <w:num w:numId="8" w16cid:durableId="1899319909">
-    <w:abstractNumId w:val="10"/>
-  </w:num>
-  <w:num w:numId="9" w16cid:durableId="883056146">
-    <w:abstractNumId w:val="2"/>
-  </w:num>
-  <w:num w:numId="10" w16cid:durableId="949749617">
-    <w:abstractNumId w:val="0"/>
-  </w:num>
-  <w:num w:numId="11" w16cid:durableId="1233538885">
-    <w:abstractNumId w:val="4"/>
-  </w:num>
-  <w:num w:numId="12" w16cid:durableId="1525633103">
-    <w:abstractNumId w:val="6"/>
+  <w:num w:numId="29" w16cid:durableId="177352854">
+    <w:abstractNumId w:val="16"/>
   </w:num>
 </w:numbering>
 </file>
